--- a/planet_it_tabletop_report_template.docx
+++ b/planet_it_tabletop_report_template.docx
@@ -1425,6 +1425,394 @@
         <w:t>}</w:t>
       </w:r>
     </w:p>
+    <w:p>
+      <w:pPr>
+        <w:pStyle w:val="Heading2"/>
+        <w:rPr>
+          <w:rFonts w:cstheme="minorBidi"/>
+          <w:szCs w:val="20"/>
+          <w:lang w:eastAsia="en-GB"/>
+        </w:rPr>
+      </w:pPr>
+      <w:r>
+        <w:rPr>
+          <w:rFonts w:cstheme="minorBidi"/>
+        </w:rPr>
+        <w:t>Executive risk snapshot</w:t>
+      </w:r>
+    </w:p>
+    <w:tbl>
+      <w:tblPr>
+        <w:tblStyle w:val="GridTable4-Accent1"/>
+        <w:tblW w:w="5000" w:type="pct"/>
+        <w:tblLook w:val="04A0" w:firstRow="1" w:lastRow="0" w:firstColumn="1" w:lastColumn="0" w:noHBand="0" w:noVBand="1"/>
+      </w:tblPr>
+      <w:tblGrid>
+        <w:gridCol w:w="3686"/>
+        <w:gridCol w:w="5324"/>
+      </w:tblGrid>
+      <w:tr>
+        <w:trPr>
+          <w:cnfStyle w:val="100000000000" w:firstRow="1" w:lastRow="0" w:firstColumn="0" w:lastColumn="0" w:oddVBand="0" w:evenVBand="0" w:oddHBand="0" w:evenHBand="0" w:firstRowFirstColumn="0" w:firstRowLastColumn="0" w:lastRowFirstColumn="0" w:lastRowLastColumn="0"/>
+        </w:trPr>
+        <w:tc>
+          <w:tcPr>
+            <w:cnfStyle w:val="001000000000" w:firstRow="0" w:lastRow="0" w:firstColumn="1" w:lastColumn="0" w:oddVBand="0" w:evenVBand="0" w:oddHBand="0" w:evenHBand="0" w:firstRowFirstColumn="0" w:firstRowLastColumn="0" w:lastRowFirstColumn="0" w:lastRowLastColumn="0"/>
+            <w:tcW w:w="0" w:type="auto"/>
+            <w:hideMark/>
+          </w:tcPr>
+          <w:p>
+            <w:pPr>
+              <w:rPr>
+                <w:szCs w:val="20"/>
+                <w:lang w:eastAsia="en-GB"/>
+              </w:rPr>
+            </w:pPr>
+            <w:r>
+              <w:t>Overall maturity</w:t>
+            </w:r>
+          </w:p>
+        </w:tc>
+        <w:tc>
+          <w:tcPr>
+            <w:tcW w:w="0" w:type="auto"/>
+            <w:hideMark/>
+          </w:tcPr>
+          <w:p>
+            <w:pPr>
+              <w:cnfStyle w:val="100000000000" w:firstRow="1" w:lastRow="0" w:firstColumn="0" w:lastColumn="0" w:oddVBand="0" w:evenVBand="0" w:oddHBand="0" w:evenHBand="0" w:firstRowFirstColumn="0" w:firstRowLastColumn="0" w:lastRowFirstColumn="0" w:lastRowLastColumn="0"/>
+            </w:pPr>
+            <w:proofErr w:type="gramStart"/>
+            <w:r>
+              <w:t xml:space="preserve">{{ </w:t>
+            </w:r>
+            <w:proofErr w:type="spellStart"/>
+            <w:r>
+              <w:t>overall</w:t>
+            </w:r>
+            <w:proofErr w:type="gramEnd"/>
+            <w:r>
+              <w:t>_maturity_observed</w:t>
+            </w:r>
+            <w:proofErr w:type="spellEnd"/>
+            <w:r>
+              <w:t xml:space="preserve"> }}</w:t>
+            </w:r>
+          </w:p>
+        </w:tc>
+      </w:tr>
+      <w:tr>
+        <w:trPr>
+          <w:cnfStyle w:val="000000100000" w:firstRow="0" w:lastRow="0" w:firstColumn="0" w:lastColumn="0" w:oddVBand="0" w:evenVBand="0" w:oddHBand="1" w:evenHBand="0" w:firstRowFirstColumn="0" w:firstRowLastColumn="0" w:lastRowFirstColumn="0" w:lastRowLastColumn="0"/>
+        </w:trPr>
+        <w:tc>
+          <w:tcPr>
+            <w:cnfStyle w:val="001000000000" w:firstRow="0" w:lastRow="0" w:firstColumn="1" w:lastColumn="0" w:oddVBand="0" w:evenVBand="0" w:oddHBand="0" w:evenHBand="0" w:firstRowFirstColumn="0" w:firstRowLastColumn="0" w:lastRowFirstColumn="0" w:lastRowLastColumn="0"/>
+            <w:tcW w:w="0" w:type="auto"/>
+            <w:hideMark/>
+          </w:tcPr>
+          <w:p>
+            <w:r>
+              <w:t>Most notable strength</w:t>
+            </w:r>
+          </w:p>
+        </w:tc>
+        <w:tc>
+          <w:tcPr>
+            <w:tcW w:w="0" w:type="auto"/>
+            <w:hideMark/>
+          </w:tcPr>
+          <w:p>
+            <w:pPr>
+              <w:cnfStyle w:val="000000100000" w:firstRow="0" w:lastRow="0" w:firstColumn="0" w:lastColumn="0" w:oddVBand="0" w:evenVBand="0" w:oddHBand="1" w:evenHBand="0" w:firstRowFirstColumn="0" w:firstRowLastColumn="0" w:lastRowFirstColumn="0" w:lastRowLastColumn="0"/>
+            </w:pPr>
+            <w:proofErr w:type="gramStart"/>
+            <w:r>
+              <w:t xml:space="preserve">{{ </w:t>
+            </w:r>
+            <w:proofErr w:type="spellStart"/>
+            <w:r>
+              <w:t>executive</w:t>
+            </w:r>
+            <w:proofErr w:type="gramEnd"/>
+            <w:r>
+              <w:t>_top_strength</w:t>
+            </w:r>
+            <w:proofErr w:type="spellEnd"/>
+            <w:r>
+              <w:t xml:space="preserve"> }}</w:t>
+            </w:r>
+          </w:p>
+        </w:tc>
+      </w:tr>
+      <w:tr>
+        <w:tc>
+          <w:tcPr>
+            <w:cnfStyle w:val="001000000000" w:firstRow="0" w:lastRow="0" w:firstColumn="1" w:lastColumn="0" w:oddVBand="0" w:evenVBand="0" w:oddHBand="0" w:evenHBand="0" w:firstRowFirstColumn="0" w:firstRowLastColumn="0" w:lastRowFirstColumn="0" w:lastRowLastColumn="0"/>
+            <w:tcW w:w="0" w:type="auto"/>
+            <w:hideMark/>
+          </w:tcPr>
+          <w:p>
+            <w:r>
+              <w:t>Most material risk</w:t>
+            </w:r>
+          </w:p>
+        </w:tc>
+        <w:tc>
+          <w:tcPr>
+            <w:tcW w:w="0" w:type="auto"/>
+            <w:hideMark/>
+          </w:tcPr>
+          <w:p>
+            <w:pPr>
+              <w:cnfStyle w:val="000000000000" w:firstRow="0" w:lastRow="0" w:firstColumn="0" w:lastColumn="0" w:oddVBand="0" w:evenVBand="0" w:oddHBand="0" w:evenHBand="0" w:firstRowFirstColumn="0" w:firstRowLastColumn="0" w:lastRowFirstColumn="0" w:lastRowLastColumn="0"/>
+            </w:pPr>
+            <w:proofErr w:type="gramStart"/>
+            <w:r>
+              <w:t xml:space="preserve">{{ </w:t>
+            </w:r>
+            <w:proofErr w:type="spellStart"/>
+            <w:r>
+              <w:t>executive</w:t>
+            </w:r>
+            <w:proofErr w:type="gramEnd"/>
+            <w:r>
+              <w:t>_top_risk</w:t>
+            </w:r>
+            <w:proofErr w:type="spellEnd"/>
+            <w:r>
+              <w:t xml:space="preserve"> }}</w:t>
+            </w:r>
+          </w:p>
+        </w:tc>
+      </w:tr>
+      <w:tr>
+        <w:trPr>
+          <w:cnfStyle w:val="000000100000" w:firstRow="0" w:lastRow="0" w:firstColumn="0" w:lastColumn="0" w:oddVBand="0" w:evenVBand="0" w:oddHBand="1" w:evenHBand="0" w:firstRowFirstColumn="0" w:firstRowLastColumn="0" w:lastRowFirstColumn="0" w:lastRowLastColumn="0"/>
+        </w:trPr>
+        <w:tc>
+          <w:tcPr>
+            <w:cnfStyle w:val="001000000000" w:firstRow="0" w:lastRow="0" w:firstColumn="1" w:lastColumn="0" w:oddVBand="0" w:evenVBand="0" w:oddHBand="0" w:evenHBand="0" w:firstRowFirstColumn="0" w:firstRowLastColumn="0" w:lastRowFirstColumn="0" w:lastRowLastColumn="0"/>
+            <w:tcW w:w="0" w:type="auto"/>
+            <w:hideMark/>
+          </w:tcPr>
+          <w:p>
+            <w:r>
+              <w:t>Priority action</w:t>
+            </w:r>
+          </w:p>
+        </w:tc>
+        <w:tc>
+          <w:tcPr>
+            <w:tcW w:w="0" w:type="auto"/>
+            <w:hideMark/>
+          </w:tcPr>
+          <w:p>
+            <w:pPr>
+              <w:cnfStyle w:val="000000100000" w:firstRow="0" w:lastRow="0" w:firstColumn="0" w:lastColumn="0" w:oddVBand="0" w:evenVBand="0" w:oddHBand="1" w:evenHBand="0" w:firstRowFirstColumn="0" w:firstRowLastColumn="0" w:lastRowFirstColumn="0" w:lastRowLastColumn="0"/>
+            </w:pPr>
+            <w:proofErr w:type="gramStart"/>
+            <w:r>
+              <w:t xml:space="preserve">{{ </w:t>
+            </w:r>
+            <w:proofErr w:type="spellStart"/>
+            <w:r>
+              <w:t>executive</w:t>
+            </w:r>
+            <w:proofErr w:type="gramEnd"/>
+            <w:r>
+              <w:t>_priority_action</w:t>
+            </w:r>
+            <w:proofErr w:type="spellEnd"/>
+            <w:r>
+              <w:t xml:space="preserve"> }}</w:t>
+            </w:r>
+          </w:p>
+        </w:tc>
+      </w:tr>
+      <w:tr>
+        <w:tc>
+          <w:tcPr>
+            <w:cnfStyle w:val="001000000000" w:firstRow="0" w:lastRow="0" w:firstColumn="1" w:lastColumn="0" w:oddVBand="0" w:evenVBand="0" w:oddHBand="0" w:evenHBand="0" w:firstRowFirstColumn="0" w:firstRowLastColumn="0" w:lastRowFirstColumn="0" w:lastRowLastColumn="0"/>
+            <w:tcW w:w="0" w:type="auto"/>
+            <w:hideMark/>
+          </w:tcPr>
+          <w:p>
+            <w:r>
+              <w:t>Follow-up position</w:t>
+            </w:r>
+          </w:p>
+        </w:tc>
+        <w:tc>
+          <w:tcPr>
+            <w:tcW w:w="0" w:type="auto"/>
+            <w:hideMark/>
+          </w:tcPr>
+          <w:p>
+            <w:pPr>
+              <w:cnfStyle w:val="000000000000" w:firstRow="0" w:lastRow="0" w:firstColumn="0" w:lastColumn="0" w:oddVBand="0" w:evenVBand="0" w:oddHBand="0" w:evenHBand="0" w:firstRowFirstColumn="0" w:firstRowLastColumn="0" w:lastRowFirstColumn="0" w:lastRowLastColumn="0"/>
+            </w:pPr>
+            <w:proofErr w:type="gramStart"/>
+            <w:r>
+              <w:t xml:space="preserve">{{ </w:t>
+            </w:r>
+            <w:proofErr w:type="spellStart"/>
+            <w:r>
+              <w:t>executive</w:t>
+            </w:r>
+            <w:proofErr w:type="gramEnd"/>
+            <w:r>
+              <w:t>_follow_up_position</w:t>
+            </w:r>
+            <w:proofErr w:type="spellEnd"/>
+            <w:r>
+              <w:t xml:space="preserve"> }}</w:t>
+            </w:r>
+          </w:p>
+        </w:tc>
+      </w:tr>
+    </w:tbl>
+    <w:p>
+      <w:pPr>
+        <w:rPr>
+          <w:szCs w:val="20"/>
+          <w:lang w:eastAsia="en-GB"/>
+        </w:rPr>
+      </w:pPr>
+      <w:r>
+        <w:rPr>
+          <w:b/>
+          <w:bCs/>
+        </w:rPr>
+        <w:t>Business impact:</w:t>
+      </w:r>
+      <w:r>
+        <w:t xml:space="preserve"> </w:t>
+      </w:r>
+      <w:proofErr w:type="gramStart"/>
+      <w:r>
+        <w:t xml:space="preserve">{{ </w:t>
+      </w:r>
+      <w:proofErr w:type="spellStart"/>
+      <w:r>
+        <w:t>business</w:t>
+      </w:r>
+      <w:proofErr w:type="gramEnd"/>
+      <w:r>
+        <w:t>_impact_</w:t>
+      </w:r>
+      <w:proofErr w:type="gramStart"/>
+      <w:r>
+        <w:t>summary</w:t>
+      </w:r>
+      <w:proofErr w:type="spellEnd"/>
+      <w:r>
+        <w:t xml:space="preserve"> }</w:t>
+      </w:r>
+      <w:proofErr w:type="gramEnd"/>
+      <w:r>
+        <w:t>}</w:t>
+      </w:r>
+    </w:p>
+    <w:p>
+      <w:pPr>
+        <w:rPr>
+          <w:szCs w:val="20"/>
+          <w:lang w:eastAsia="en-GB"/>
+        </w:rPr>
+      </w:pPr>
+      <w:r>
+        <w:rPr>
+          <w:b/>
+          <w:bCs/>
+        </w:rPr>
+        <w:t>Risk of inaction:</w:t>
+      </w:r>
+      <w:r>
+        <w:t xml:space="preserve"> </w:t>
+      </w:r>
+      <w:proofErr w:type="gramStart"/>
+      <w:r>
+        <w:t xml:space="preserve">{{ </w:t>
+      </w:r>
+      <w:proofErr w:type="spellStart"/>
+      <w:r>
+        <w:t>cost</w:t>
+      </w:r>
+      <w:proofErr w:type="gramEnd"/>
+      <w:r>
+        <w:t>_of_inaction_</w:t>
+      </w:r>
+      <w:proofErr w:type="gramStart"/>
+      <w:r>
+        <w:t>summary</w:t>
+      </w:r>
+      <w:proofErr w:type="spellEnd"/>
+      <w:r>
+        <w:t xml:space="preserve"> }</w:t>
+      </w:r>
+      <w:proofErr w:type="gramEnd"/>
+      <w:r>
+        <w:t>}</w:t>
+      </w:r>
+    </w:p>
+    <w:p>
+      <w:pPr>
+        <w:pStyle w:val="Heading2"/>
+        <w:rPr>
+          <w:rFonts w:cstheme="minorBidi"/>
+          <w:szCs w:val="20"/>
+          <w:lang w:eastAsia="en-GB"/>
+        </w:rPr>
+      </w:pPr>
+      <w:r>
+        <w:rPr>
+          <w:rFonts w:cstheme="minorBidi"/>
+        </w:rPr>
+        <w:t>Top priority actions</w:t>
+      </w:r>
+    </w:p>
+    <w:p>
+      <w:pPr>
+        <w:rPr>
+          <w:szCs w:val="20"/>
+          <w:lang w:eastAsia="en-GB"/>
+        </w:rPr>
+      </w:pPr>
+      <w:proofErr w:type="gramStart"/>
+      <w:r>
+        <w:t xml:space="preserve">{{ </w:t>
+      </w:r>
+      <w:proofErr w:type="spellStart"/>
+      <w:r>
+        <w:t>priority</w:t>
+      </w:r>
+      <w:proofErr w:type="gramEnd"/>
+      <w:r>
+        <w:t>_actions_</w:t>
+      </w:r>
+      <w:proofErr w:type="gramStart"/>
+      <w:r>
+        <w:t>summary</w:t>
+      </w:r>
+      <w:proofErr w:type="spellEnd"/>
+      <w:r>
+        <w:t xml:space="preserve"> }</w:t>
+      </w:r>
+      <w:proofErr w:type="gramEnd"/>
+      <w:r>
+        <w:t>}</w:t>
+      </w:r>
+    </w:p>
+    <w:p>
+      <w:pPr>
+        <w:rPr>
+          <w:szCs w:val="20"/>
+          <w:lang w:eastAsia="en-GB"/>
+        </w:rPr>
+      </w:pPr>
+    </w:p>
+    <w:p/>
     <w:tbl>
       <w:tblPr>
         <w:tblStyle w:val="GridTable4-Accent1"/>
@@ -2056,6 +2444,7 @@
           </w:tcPr>
           <w:p>
             <w:r>
+              <w:lastRenderedPageBreak/>
               <w:t>Report control</w:t>
             </w:r>
           </w:p>
@@ -2206,6 +2595,38 @@
     </w:p>
     <w:p>
       <w:pPr>
+        <w:rPr>
+          <w:szCs w:val="20"/>
+          <w:lang w:eastAsia="en-GB"/>
+        </w:rPr>
+      </w:pPr>
+      <w:proofErr w:type="gramStart"/>
+      <w:r>
+        <w:t xml:space="preserve">{{ </w:t>
+      </w:r>
+      <w:proofErr w:type="spellStart"/>
+      <w:r>
+        <w:t>audience</w:t>
+      </w:r>
+      <w:proofErr w:type="gramEnd"/>
+      <w:r>
+        <w:t>_tailoring_</w:t>
+      </w:r>
+      <w:proofErr w:type="gramStart"/>
+      <w:r>
+        <w:t>summary</w:t>
+      </w:r>
+      <w:proofErr w:type="spellEnd"/>
+      <w:r>
+        <w:t xml:space="preserve"> }</w:t>
+      </w:r>
+      <w:proofErr w:type="gramEnd"/>
+      <w:r>
+        <w:t>}</w:t>
+      </w:r>
+    </w:p>
+    <w:p>
+      <w:pPr>
         <w:pStyle w:val="Heading2"/>
         <w:rPr>
           <w:rFonts w:cstheme="minorBidi"/>
@@ -2217,7 +2638,6 @@
         <w:rPr>
           <w:rFonts w:cstheme="minorBidi"/>
         </w:rPr>
-        <w:lastRenderedPageBreak/>
         <w:t>Objectives</w:t>
       </w:r>
     </w:p>
@@ -3496,6 +3916,7 @@
         <w:rPr>
           <w:rFonts w:cstheme="minorBidi"/>
         </w:rPr>
+        <w:lastRenderedPageBreak/>
         <w:t>Scenario-Level Outcomes</w:t>
       </w:r>
     </w:p>
@@ -3517,8 +3938,11 @@
         <w:tblLook w:val="04A0" w:firstRow="1" w:lastRow="0" w:firstColumn="1" w:lastColumn="0" w:noHBand="0" w:noVBand="1"/>
       </w:tblPr>
       <w:tblGrid>
-        <w:gridCol w:w="2948"/>
-        <w:gridCol w:w="6062"/>
+        <w:gridCol w:w="1247"/>
+        <w:gridCol w:w="2427"/>
+        <w:gridCol w:w="1666"/>
+        <w:gridCol w:w="1353"/>
+        <w:gridCol w:w="2317"/>
       </w:tblGrid>
       <w:tr>
         <w:trPr>
@@ -3552,7 +3976,49 @@
               <w:cnfStyle w:val="100000000000" w:firstRow="1" w:lastRow="0" w:firstColumn="0" w:lastColumn="0" w:oddVBand="0" w:evenVBand="0" w:oddHBand="0" w:evenHBand="0" w:firstRowFirstColumn="0" w:firstRowLastColumn="0" w:lastRowFirstColumn="0" w:lastRowLastColumn="0"/>
             </w:pPr>
             <w:r>
-              <w:t>Outcome and evidence-led observations</w:t>
+              <w:t>What happened</w:t>
+            </w:r>
+          </w:p>
+        </w:tc>
+        <w:tc>
+          <w:tcPr>
+            <w:tcW w:w="0" w:type="auto"/>
+            <w:hideMark/>
+          </w:tcPr>
+          <w:p>
+            <w:pPr>
+              <w:cnfStyle w:val="100000000000" w:firstRow="1" w:lastRow="0" w:firstColumn="0" w:lastColumn="0" w:oddVBand="0" w:evenVBand="0" w:oddHBand="0" w:evenHBand="0" w:firstRowFirstColumn="0" w:firstRowLastColumn="0" w:lastRowFirstColumn="0" w:lastRowLastColumn="0"/>
+            </w:pPr>
+            <w:r>
+              <w:t>What went well</w:t>
+            </w:r>
+          </w:p>
+        </w:tc>
+        <w:tc>
+          <w:tcPr>
+            <w:tcW w:w="0" w:type="auto"/>
+            <w:hideMark/>
+          </w:tcPr>
+          <w:p>
+            <w:pPr>
+              <w:cnfStyle w:val="100000000000" w:firstRow="1" w:lastRow="0" w:firstColumn="0" w:lastColumn="0" w:oddVBand="0" w:evenVBand="0" w:oddHBand="0" w:evenHBand="0" w:firstRowFirstColumn="0" w:firstRowLastColumn="0" w:lastRowFirstColumn="0" w:lastRowLastColumn="0"/>
+            </w:pPr>
+            <w:r>
+              <w:t>What could be improved</w:t>
+            </w:r>
+          </w:p>
+        </w:tc>
+        <w:tc>
+          <w:tcPr>
+            <w:tcW w:w="0" w:type="auto"/>
+            <w:hideMark/>
+          </w:tcPr>
+          <w:p>
+            <w:pPr>
+              <w:cnfStyle w:val="100000000000" w:firstRow="1" w:lastRow="0" w:firstColumn="0" w:lastColumn="0" w:oddVBand="0" w:evenVBand="0" w:oddHBand="0" w:evenHBand="0" w:firstRowFirstColumn="0" w:firstRowLastColumn="0" w:lastRowFirstColumn="0" w:lastRowLastColumn="0"/>
+            </w:pPr>
+            <w:r>
+              <w:t>Follow-up actions</w:t>
             </w:r>
           </w:p>
         </w:tc>
@@ -3577,7 +4043,10 @@
             </w:r>
             <w:proofErr w:type="gramEnd"/>
             <w:r>
-              <w:t xml:space="preserve"> }} — </w:t>
+              <w:t xml:space="preserve"> }}</w:t>
+            </w:r>
+            <w:r>
+              <w:br/>
             </w:r>
             <w:proofErr w:type="gramStart"/>
             <w:r>
@@ -3648,197 +4117,465 @@
               <w:cnfStyle w:val="000000100000" w:firstRow="0" w:lastRow="0" w:firstColumn="0" w:lastColumn="0" w:oddVBand="0" w:evenVBand="0" w:oddHBand="1" w:evenHBand="0" w:firstRowFirstColumn="0" w:firstRowLastColumn="0" w:lastRowFirstColumn="0" w:lastRowLastColumn="0"/>
             </w:pPr>
             <w:r>
-              <w:t>{% for scenario in scenarios %}</w:t>
+              <w:t xml:space="preserve">{% for scenario in scenarios </w:t>
+            </w:r>
+            <w:proofErr w:type="gramStart"/>
+            <w:r>
+              <w:t xml:space="preserve">%}{{ </w:t>
+            </w:r>
+            <w:proofErr w:type="spellStart"/>
+            <w:r>
+              <w:t>scenario</w:t>
+            </w:r>
+            <w:proofErr w:type="gramEnd"/>
+            <w:r>
+              <w:t>.outcome_</w:t>
+            </w:r>
+            <w:proofErr w:type="gramStart"/>
+            <w:r>
+              <w:t>summary</w:t>
+            </w:r>
+            <w:proofErr w:type="spellEnd"/>
+            <w:r>
+              <w:t xml:space="preserve"> }}{</w:t>
+            </w:r>
+            <w:proofErr w:type="gramEnd"/>
+            <w:r>
+              <w:t xml:space="preserve">% if not </w:t>
+            </w:r>
+            <w:proofErr w:type="spellStart"/>
+            <w:proofErr w:type="gramStart"/>
+            <w:r>
+              <w:t>loop.last</w:t>
+            </w:r>
+            <w:proofErr w:type="spellEnd"/>
+            <w:proofErr w:type="gramEnd"/>
+            <w:r>
+              <w:t xml:space="preserve"> %}</w:t>
+            </w:r>
+            <w:r>
+              <w:br/>
+            </w:r>
+            <w:r>
+              <w:br/>
+              <w:t xml:space="preserve">{% endif </w:t>
+            </w:r>
+            <w:proofErr w:type="gramStart"/>
+            <w:r>
+              <w:t>%}{</w:t>
+            </w:r>
+            <w:proofErr w:type="gramEnd"/>
+            <w:r>
+              <w:t xml:space="preserve">% </w:t>
+            </w:r>
+            <w:proofErr w:type="spellStart"/>
+            <w:r>
+              <w:t>endfor</w:t>
+            </w:r>
+            <w:proofErr w:type="spellEnd"/>
+            <w:r>
+              <w:t xml:space="preserve"> %}</w:t>
+            </w:r>
+          </w:p>
+        </w:tc>
+        <w:tc>
+          <w:tcPr>
+            <w:tcW w:w="0" w:type="auto"/>
+            <w:hideMark/>
+          </w:tcPr>
+          <w:p>
+            <w:pPr>
+              <w:cnfStyle w:val="000000100000" w:firstRow="0" w:lastRow="0" w:firstColumn="0" w:lastColumn="0" w:oddVBand="0" w:evenVBand="0" w:oddHBand="1" w:evenHBand="0" w:firstRowFirstColumn="0" w:firstRowLastColumn="0" w:lastRowFirstColumn="0" w:lastRowLastColumn="0"/>
+            </w:pPr>
+            <w:r>
+              <w:t xml:space="preserve">{% for scenario in scenarios </w:t>
+            </w:r>
+            <w:proofErr w:type="gramStart"/>
+            <w:r>
+              <w:t>%}{</w:t>
+            </w:r>
+            <w:proofErr w:type="gramEnd"/>
+            <w:r>
+              <w:t xml:space="preserve">% for item in </w:t>
+            </w:r>
+            <w:proofErr w:type="spellStart"/>
+            <w:proofErr w:type="gramStart"/>
+            <w:r>
+              <w:t>scenario.strengths</w:t>
+            </w:r>
+            <w:proofErr w:type="spellEnd"/>
+            <w:proofErr w:type="gramEnd"/>
+            <w:r>
+              <w:t xml:space="preserve"> </w:t>
+            </w:r>
+            <w:proofErr w:type="gramStart"/>
+            <w:r>
+              <w:t>%}</w:t>
             </w:r>
             <w:r>
               <w:rPr>
                 <w:b/>
                 <w:bCs/>
               </w:rPr>
-              <w:t>Outcome:</w:t>
-            </w:r>
-            <w:r>
-              <w:t xml:space="preserve"> {{ </w:t>
-            </w:r>
-            <w:proofErr w:type="spellStart"/>
-            <w:r>
-              <w:t>scenario.outcome_summary</w:t>
-            </w:r>
-            <w:proofErr w:type="spellEnd"/>
-            <w:r>
-              <w:t xml:space="preserve"> }}</w:t>
-            </w:r>
-            <w:r>
-              <w:br/>
-            </w:r>
+              <w:t xml:space="preserve">{{ </w:t>
+            </w:r>
+            <w:proofErr w:type="spellStart"/>
             <w:r>
               <w:rPr>
                 <w:b/>
                 <w:bCs/>
               </w:rPr>
-              <w:t>Strengths:</w:t>
-            </w:r>
-            <w:r>
-              <w:t xml:space="preserve"> {% for item in </w:t>
-            </w:r>
-            <w:proofErr w:type="spellStart"/>
-            <w:r>
-              <w:t>scenario.strengths</w:t>
-            </w:r>
-            <w:proofErr w:type="spellEnd"/>
-            <w:r>
-              <w:t xml:space="preserve"> %}{{ item.id }} — {{ </w:t>
-            </w:r>
-            <w:proofErr w:type="spellStart"/>
-            <w:r>
-              <w:t>item.summary</w:t>
-            </w:r>
-            <w:proofErr w:type="spellEnd"/>
-            <w:r>
-              <w:t xml:space="preserve"> }} [{{ </w:t>
-            </w:r>
-            <w:proofErr w:type="spellStart"/>
-            <w:r>
-              <w:t>item.evidence_status</w:t>
-            </w:r>
-            <w:proofErr w:type="spellEnd"/>
-            <w:r>
-              <w:t xml:space="preserve"> }}; confidence {{ </w:t>
-            </w:r>
-            <w:proofErr w:type="spellStart"/>
-            <w:r>
-              <w:t>item.confidence</w:t>
-            </w:r>
-            <w:proofErr w:type="spellEnd"/>
-            <w:r>
-              <w:t xml:space="preserve"> }}]{% if not </w:t>
-            </w:r>
-            <w:proofErr w:type="spellStart"/>
-            <w:r>
-              <w:t>loop.last</w:t>
-            </w:r>
-            <w:proofErr w:type="spellEnd"/>
-            <w:r>
-              <w:t xml:space="preserve"> %}; {% endif %}{% </w:t>
-            </w:r>
-            <w:proofErr w:type="spellStart"/>
-            <w:r>
-              <w:t>endfor</w:t>
-            </w:r>
-            <w:proofErr w:type="spellEnd"/>
-            <w:r>
-              <w:t xml:space="preserve"> %}</w:t>
-            </w:r>
-            <w:r>
-              <w:br/>
-            </w:r>
+              <w:t>item</w:t>
+            </w:r>
+            <w:proofErr w:type="gramEnd"/>
             <w:r>
               <w:rPr>
                 <w:b/>
                 <w:bCs/>
               </w:rPr>
-              <w:t>Improvement opportunities:</w:t>
-            </w:r>
-            <w:r>
-              <w:t xml:space="preserve"> {% for item in </w:t>
-            </w:r>
-            <w:proofErr w:type="spellStart"/>
-            <w:r>
-              <w:t>scenario.gaps</w:t>
-            </w:r>
-            <w:proofErr w:type="spellEnd"/>
-            <w:r>
-              <w:t xml:space="preserve"> %}{{ item.id }} — {{ </w:t>
-            </w:r>
-            <w:proofErr w:type="spellStart"/>
-            <w:r>
-              <w:t>item.summary</w:t>
-            </w:r>
-            <w:proofErr w:type="spellEnd"/>
-            <w:r>
-              <w:t xml:space="preserve"> }} — {{ </w:t>
-            </w:r>
-            <w:proofErr w:type="spellStart"/>
-            <w:r>
-              <w:t>item.rationale</w:t>
-            </w:r>
-            <w:proofErr w:type="spellEnd"/>
-            <w:r>
-              <w:t xml:space="preserve"> }}{% if not </w:t>
-            </w:r>
-            <w:proofErr w:type="spellStart"/>
-            <w:r>
-              <w:t>loop.last</w:t>
-            </w:r>
-            <w:proofErr w:type="spellEnd"/>
-            <w:r>
-              <w:t xml:space="preserve"> %}; {% endif %}{% </w:t>
-            </w:r>
-            <w:proofErr w:type="spellStart"/>
-            <w:r>
-              <w:t>endfor</w:t>
-            </w:r>
-            <w:proofErr w:type="spellEnd"/>
-            <w:r>
-              <w:t xml:space="preserve"> %}</w:t>
-            </w:r>
-            <w:r>
-              <w:br/>
-            </w:r>
+              <w:t>.summary</w:t>
+            </w:r>
+            <w:proofErr w:type="spellEnd"/>
             <w:r>
               <w:rPr>
                 <w:b/>
                 <w:bCs/>
               </w:rPr>
-              <w:t>Scenario deviations:</w:t>
-            </w:r>
-            <w:r>
-              <w:t xml:space="preserve"> {{ </w:t>
-            </w:r>
-            <w:proofErr w:type="spellStart"/>
-            <w:r>
-              <w:t>scenario.scenario_deviations</w:t>
-            </w:r>
-            <w:proofErr w:type="spellEnd"/>
-            <w:r>
-              <w:t xml:space="preserve"> | join('; ') }}</w:t>
+              <w:t xml:space="preserve"> }}</w:t>
             </w:r>
             <w:r>
               <w:br/>
+            </w:r>
+            <w:proofErr w:type="gramStart"/>
+            <w:r>
+              <w:t xml:space="preserve">{{ </w:t>
+            </w:r>
+            <w:proofErr w:type="spellStart"/>
+            <w:r>
+              <w:t>item</w:t>
+            </w:r>
+            <w:proofErr w:type="gramEnd"/>
+            <w:r>
+              <w:t>.</w:t>
+            </w:r>
+            <w:proofErr w:type="gramStart"/>
+            <w:r>
+              <w:t>rationale</w:t>
+            </w:r>
+            <w:proofErr w:type="spellEnd"/>
+            <w:r>
+              <w:t xml:space="preserve"> }}{</w:t>
+            </w:r>
+            <w:proofErr w:type="gramEnd"/>
+            <w:r>
+              <w:t xml:space="preserve">% if not </w:t>
+            </w:r>
+            <w:proofErr w:type="spellStart"/>
+            <w:proofErr w:type="gramStart"/>
+            <w:r>
+              <w:t>loop.last</w:t>
+            </w:r>
+            <w:proofErr w:type="spellEnd"/>
+            <w:proofErr w:type="gramEnd"/>
+            <w:r>
+              <w:t xml:space="preserve"> %}</w:t>
+            </w:r>
+            <w:r>
+              <w:br/>
+              <w:t xml:space="preserve">{% endif </w:t>
+            </w:r>
+            <w:proofErr w:type="gramStart"/>
+            <w:r>
+              <w:t>%}{</w:t>
+            </w:r>
+            <w:proofErr w:type="gramEnd"/>
+            <w:r>
+              <w:t xml:space="preserve">% </w:t>
+            </w:r>
+            <w:proofErr w:type="spellStart"/>
+            <w:r>
+              <w:t>endfor</w:t>
+            </w:r>
+            <w:proofErr w:type="spellEnd"/>
+            <w:r>
+              <w:t xml:space="preserve"> </w:t>
+            </w:r>
+            <w:proofErr w:type="gramStart"/>
+            <w:r>
+              <w:t>%}{</w:t>
+            </w:r>
+            <w:proofErr w:type="gramEnd"/>
+            <w:r>
+              <w:t xml:space="preserve">% if not </w:t>
+            </w:r>
+            <w:proofErr w:type="spellStart"/>
+            <w:proofErr w:type="gramStart"/>
+            <w:r>
+              <w:t>loop.last</w:t>
+            </w:r>
+            <w:proofErr w:type="spellEnd"/>
+            <w:proofErr w:type="gramEnd"/>
+            <w:r>
+              <w:t xml:space="preserve"> %}</w:t>
+            </w:r>
+            <w:r>
+              <w:br/>
+            </w:r>
+            <w:r>
+              <w:br/>
+              <w:t xml:space="preserve">{% endif </w:t>
+            </w:r>
+            <w:proofErr w:type="gramStart"/>
+            <w:r>
+              <w:t>%}{</w:t>
+            </w:r>
+            <w:proofErr w:type="gramEnd"/>
+            <w:r>
+              <w:t xml:space="preserve">% </w:t>
+            </w:r>
+            <w:proofErr w:type="spellStart"/>
+            <w:r>
+              <w:t>endfor</w:t>
+            </w:r>
+            <w:proofErr w:type="spellEnd"/>
+            <w:r>
+              <w:t xml:space="preserve"> %}</w:t>
+            </w:r>
+          </w:p>
+        </w:tc>
+        <w:tc>
+          <w:tcPr>
+            <w:tcW w:w="0" w:type="auto"/>
+            <w:hideMark/>
+          </w:tcPr>
+          <w:p>
+            <w:pPr>
+              <w:cnfStyle w:val="000000100000" w:firstRow="0" w:lastRow="0" w:firstColumn="0" w:lastColumn="0" w:oddVBand="0" w:evenVBand="0" w:oddHBand="1" w:evenHBand="0" w:firstRowFirstColumn="0" w:firstRowLastColumn="0" w:lastRowFirstColumn="0" w:lastRowLastColumn="0"/>
+            </w:pPr>
+            <w:r>
+              <w:t xml:space="preserve">{% for scenario in scenarios </w:t>
+            </w:r>
+            <w:proofErr w:type="gramStart"/>
+            <w:r>
+              <w:t>%}{</w:t>
+            </w:r>
+            <w:proofErr w:type="gramEnd"/>
+            <w:r>
+              <w:t xml:space="preserve">% for item in </w:t>
+            </w:r>
+            <w:proofErr w:type="spellStart"/>
+            <w:proofErr w:type="gramStart"/>
+            <w:r>
+              <w:t>scenario.gaps</w:t>
+            </w:r>
+            <w:proofErr w:type="spellEnd"/>
+            <w:proofErr w:type="gramEnd"/>
+            <w:r>
+              <w:t xml:space="preserve"> </w:t>
+            </w:r>
+            <w:proofErr w:type="gramStart"/>
+            <w:r>
+              <w:t>%}</w:t>
             </w:r>
             <w:r>
               <w:rPr>
                 <w:b/>
                 <w:bCs/>
               </w:rPr>
-              <w:lastRenderedPageBreak/>
-              <w:t>Related actions:</w:t>
-            </w:r>
-            <w:r>
-              <w:t xml:space="preserve"> {{ </w:t>
-            </w:r>
-            <w:proofErr w:type="spellStart"/>
-            <w:r>
-              <w:t>scenario.action_references</w:t>
-            </w:r>
-            <w:proofErr w:type="spellEnd"/>
-            <w:r>
-              <w:t xml:space="preserve"> | join(', ') }}{% if not </w:t>
-            </w:r>
-            <w:proofErr w:type="spellStart"/>
+              <w:t xml:space="preserve">{{ </w:t>
+            </w:r>
+            <w:proofErr w:type="spellStart"/>
+            <w:r>
+              <w:rPr>
+                <w:b/>
+                <w:bCs/>
+              </w:rPr>
+              <w:t>item</w:t>
+            </w:r>
+            <w:proofErr w:type="gramEnd"/>
+            <w:r>
+              <w:rPr>
+                <w:b/>
+                <w:bCs/>
+              </w:rPr>
+              <w:t>.summary</w:t>
+            </w:r>
+            <w:proofErr w:type="spellEnd"/>
+            <w:r>
+              <w:rPr>
+                <w:b/>
+                <w:bCs/>
+              </w:rPr>
+              <w:t xml:space="preserve"> }}</w:t>
+            </w:r>
+            <w:r>
+              <w:br/>
+            </w:r>
+            <w:proofErr w:type="gramStart"/>
+            <w:r>
+              <w:t xml:space="preserve">{{ </w:t>
+            </w:r>
+            <w:proofErr w:type="spellStart"/>
+            <w:r>
+              <w:t>item</w:t>
+            </w:r>
+            <w:proofErr w:type="gramEnd"/>
+            <w:r>
+              <w:t>.</w:t>
+            </w:r>
+            <w:proofErr w:type="gramStart"/>
+            <w:r>
+              <w:t>rationale</w:t>
+            </w:r>
+            <w:proofErr w:type="spellEnd"/>
+            <w:r>
+              <w:t xml:space="preserve"> }}{</w:t>
+            </w:r>
+            <w:proofErr w:type="gramEnd"/>
+            <w:r>
+              <w:t xml:space="preserve">% if not </w:t>
+            </w:r>
+            <w:proofErr w:type="spellStart"/>
+            <w:proofErr w:type="gramStart"/>
             <w:r>
               <w:t>loop.last</w:t>
             </w:r>
             <w:proofErr w:type="spellEnd"/>
+            <w:proofErr w:type="gramEnd"/>
             <w:r>
               <w:t xml:space="preserve"> %}</w:t>
             </w:r>
             <w:r>
               <w:br/>
+              <w:t xml:space="preserve">{% endif </w:t>
+            </w:r>
+            <w:proofErr w:type="gramStart"/>
+            <w:r>
+              <w:t>%}{</w:t>
+            </w:r>
+            <w:proofErr w:type="gramEnd"/>
+            <w:r>
+              <w:t xml:space="preserve">% </w:t>
+            </w:r>
+            <w:proofErr w:type="spellStart"/>
+            <w:r>
+              <w:t>endfor</w:t>
+            </w:r>
+            <w:proofErr w:type="spellEnd"/>
+            <w:r>
+              <w:t xml:space="preserve"> </w:t>
+            </w:r>
+            <w:proofErr w:type="gramStart"/>
+            <w:r>
+              <w:t>%}{</w:t>
+            </w:r>
+            <w:proofErr w:type="gramEnd"/>
+            <w:r>
+              <w:t xml:space="preserve">% if not </w:t>
+            </w:r>
+            <w:proofErr w:type="spellStart"/>
+            <w:proofErr w:type="gramStart"/>
+            <w:r>
+              <w:t>loop.last</w:t>
+            </w:r>
+            <w:proofErr w:type="spellEnd"/>
+            <w:proofErr w:type="gramEnd"/>
+            <w:r>
+              <w:t xml:space="preserve"> %}</w:t>
             </w:r>
             <w:r>
               <w:br/>
-              <w:t xml:space="preserve">{% endif %}{% </w:t>
+            </w:r>
+            <w:r>
+              <w:br/>
+              <w:t xml:space="preserve">{% endif </w:t>
+            </w:r>
+            <w:proofErr w:type="gramStart"/>
+            <w:r>
+              <w:t>%}{</w:t>
+            </w:r>
+            <w:proofErr w:type="gramEnd"/>
+            <w:r>
+              <w:t xml:space="preserve">% </w:t>
+            </w:r>
+            <w:proofErr w:type="spellStart"/>
+            <w:r>
+              <w:t>endfor</w:t>
+            </w:r>
+            <w:proofErr w:type="spellEnd"/>
+            <w:r>
+              <w:t xml:space="preserve"> %}</w:t>
+            </w:r>
+          </w:p>
+        </w:tc>
+        <w:tc>
+          <w:tcPr>
+            <w:tcW w:w="0" w:type="auto"/>
+            <w:hideMark/>
+          </w:tcPr>
+          <w:p>
+            <w:pPr>
+              <w:cnfStyle w:val="000000100000" w:firstRow="0" w:lastRow="0" w:firstColumn="0" w:lastColumn="0" w:oddVBand="0" w:evenVBand="0" w:oddHBand="1" w:evenHBand="0" w:firstRowFirstColumn="0" w:firstRowLastColumn="0" w:lastRowFirstColumn="0" w:lastRowLastColumn="0"/>
+            </w:pPr>
+            <w:r>
+              <w:t xml:space="preserve">{% for scenario in scenarios </w:t>
+            </w:r>
+            <w:proofErr w:type="gramStart"/>
+            <w:r>
+              <w:t xml:space="preserve">%}{{ </w:t>
+            </w:r>
+            <w:proofErr w:type="spellStart"/>
+            <w:r>
+              <w:t>scenario</w:t>
+            </w:r>
+            <w:proofErr w:type="gramEnd"/>
+            <w:r>
+              <w:t>.action_references</w:t>
+            </w:r>
+            <w:proofErr w:type="spellEnd"/>
+            <w:r>
+              <w:t xml:space="preserve"> | </w:t>
+            </w:r>
+            <w:proofErr w:type="gramStart"/>
+            <w:r>
+              <w:t>join(</w:t>
+            </w:r>
+            <w:proofErr w:type="gramEnd"/>
+            <w:r>
+              <w:t>', '</w:t>
+            </w:r>
+            <w:proofErr w:type="gramStart"/>
+            <w:r>
+              <w:t>) }}{</w:t>
+            </w:r>
+            <w:proofErr w:type="gramEnd"/>
+            <w:r>
+              <w:t xml:space="preserve">% if not </w:t>
+            </w:r>
+            <w:proofErr w:type="spellStart"/>
+            <w:proofErr w:type="gramStart"/>
+            <w:r>
+              <w:t>loop.last</w:t>
+            </w:r>
+            <w:proofErr w:type="spellEnd"/>
+            <w:proofErr w:type="gramEnd"/>
+            <w:r>
+              <w:t xml:space="preserve"> %}</w:t>
+            </w:r>
+            <w:r>
+              <w:br/>
+            </w:r>
+            <w:r>
+              <w:br/>
+              <w:t xml:space="preserve">{% endif </w:t>
+            </w:r>
+            <w:proofErr w:type="gramStart"/>
+            <w:r>
+              <w:t>%}{</w:t>
+            </w:r>
+            <w:proofErr w:type="gramEnd"/>
+            <w:r>
+              <w:t xml:space="preserve">% </w:t>
             </w:r>
             <w:proofErr w:type="spellStart"/>
             <w:r>
@@ -3865,7 +4602,6 @@
         <w:rPr>
           <w:rFonts w:cstheme="minorBidi"/>
         </w:rPr>
-        <w:lastRenderedPageBreak/>
         <w:t>Inject response record</w:t>
       </w:r>
     </w:p>
@@ -4722,6 +5458,7 @@
           </w:tcPr>
           <w:p>
             <w:r>
+              <w:lastRenderedPageBreak/>
               <w:t xml:space="preserve">{% for item in </w:t>
             </w:r>
             <w:proofErr w:type="spellStart"/>
@@ -5205,447 +5942,533 @@
         <w:t xml:space="preserve"> should state the observed evidence supporting the conclusion.</w:t>
       </w:r>
     </w:p>
+    <w:tbl>
+      <w:tblPr>
+        <w:tblStyle w:val="GridTable4-Accent1"/>
+        <w:tblW w:w="5000" w:type="pct"/>
+        <w:tblLook w:val="04A0" w:firstRow="1" w:lastRow="0" w:firstColumn="1" w:lastColumn="0" w:noHBand="0" w:noVBand="1"/>
+      </w:tblPr>
+      <w:tblGrid>
+        <w:gridCol w:w="3130"/>
+        <w:gridCol w:w="2325"/>
+        <w:gridCol w:w="3555"/>
+      </w:tblGrid>
+      <w:tr>
+        <w:trPr>
+          <w:cnfStyle w:val="100000000000" w:firstRow="1" w:lastRow="0" w:firstColumn="0" w:lastColumn="0" w:oddVBand="0" w:evenVBand="0" w:oddHBand="0" w:evenHBand="0" w:firstRowFirstColumn="0" w:firstRowLastColumn="0" w:lastRowFirstColumn="0" w:lastRowLastColumn="0"/>
+        </w:trPr>
+        <w:tc>
+          <w:tcPr>
+            <w:cnfStyle w:val="001000000000" w:firstRow="0" w:lastRow="0" w:firstColumn="1" w:lastColumn="0" w:oddVBand="0" w:evenVBand="0" w:oddHBand="0" w:evenHBand="0" w:firstRowFirstColumn="0" w:firstRowLastColumn="0" w:lastRowFirstColumn="0" w:lastRowLastColumn="0"/>
+            <w:tcW w:w="0" w:type="auto"/>
+            <w:hideMark/>
+          </w:tcPr>
+          <w:p>
+            <w:pPr>
+              <w:rPr>
+                <w:szCs w:val="20"/>
+                <w:lang w:eastAsia="en-GB"/>
+              </w:rPr>
+            </w:pPr>
+            <w:r>
+              <w:t>Strength</w:t>
+            </w:r>
+          </w:p>
+        </w:tc>
+        <w:tc>
+          <w:tcPr>
+            <w:tcW w:w="0" w:type="auto"/>
+            <w:hideMark/>
+          </w:tcPr>
+          <w:p>
+            <w:pPr>
+              <w:cnfStyle w:val="100000000000" w:firstRow="1" w:lastRow="0" w:firstColumn="0" w:lastColumn="0" w:oddVBand="0" w:evenVBand="0" w:oddHBand="0" w:evenHBand="0" w:firstRowFirstColumn="0" w:firstRowLastColumn="0" w:lastRowFirstColumn="0" w:lastRowLastColumn="0"/>
+            </w:pPr>
+            <w:r>
+              <w:t>Why it matters</w:t>
+            </w:r>
+          </w:p>
+        </w:tc>
+        <w:tc>
+          <w:tcPr>
+            <w:tcW w:w="0" w:type="auto"/>
+            <w:hideMark/>
+          </w:tcPr>
+          <w:p>
+            <w:pPr>
+              <w:cnfStyle w:val="100000000000" w:firstRow="1" w:lastRow="0" w:firstColumn="0" w:lastColumn="0" w:oddVBand="0" w:evenVBand="0" w:oddHBand="0" w:evenHBand="0" w:firstRowFirstColumn="0" w:firstRowLastColumn="0" w:lastRowFirstColumn="0" w:lastRowLastColumn="0"/>
+            </w:pPr>
+            <w:r>
+              <w:t>Evidence and confidence</w:t>
+            </w:r>
+          </w:p>
+        </w:tc>
+      </w:tr>
+      <w:tr>
+        <w:trPr>
+          <w:cnfStyle w:val="000000100000" w:firstRow="0" w:lastRow="0" w:firstColumn="0" w:lastColumn="0" w:oddVBand="0" w:evenVBand="0" w:oddHBand="1" w:evenHBand="0" w:firstRowFirstColumn="0" w:firstRowLastColumn="0" w:lastRowFirstColumn="0" w:lastRowLastColumn="0"/>
+        </w:trPr>
+        <w:tc>
+          <w:tcPr>
+            <w:cnfStyle w:val="001000000000" w:firstRow="0" w:lastRow="0" w:firstColumn="1" w:lastColumn="0" w:oddVBand="0" w:evenVBand="0" w:oddHBand="0" w:evenHBand="0" w:firstRowFirstColumn="0" w:firstRowLastColumn="0" w:lastRowFirstColumn="0" w:lastRowLastColumn="0"/>
+            <w:tcW w:w="0" w:type="auto"/>
+            <w:hideMark/>
+          </w:tcPr>
+          <w:p>
+            <w:r>
+              <w:t xml:space="preserve">{% for item in </w:t>
+            </w:r>
+            <w:proofErr w:type="spellStart"/>
+            <w:r>
+              <w:t>key_strengths</w:t>
+            </w:r>
+            <w:proofErr w:type="spellEnd"/>
+            <w:r>
+              <w:t xml:space="preserve"> </w:t>
+            </w:r>
+            <w:proofErr w:type="gramStart"/>
+            <w:r>
+              <w:t>%}{{ item.id</w:t>
+            </w:r>
+            <w:proofErr w:type="gramEnd"/>
+            <w:r>
+              <w:t xml:space="preserve"> }} — </w:t>
+            </w:r>
+            <w:proofErr w:type="gramStart"/>
+            <w:r>
+              <w:t xml:space="preserve">{{ </w:t>
+            </w:r>
+            <w:proofErr w:type="spellStart"/>
+            <w:r>
+              <w:t>item</w:t>
+            </w:r>
+            <w:proofErr w:type="gramEnd"/>
+            <w:r>
+              <w:t>.</w:t>
+            </w:r>
+            <w:proofErr w:type="gramStart"/>
+            <w:r>
+              <w:t>summary</w:t>
+            </w:r>
+            <w:proofErr w:type="spellEnd"/>
+            <w:r>
+              <w:t xml:space="preserve"> }}{</w:t>
+            </w:r>
+            <w:proofErr w:type="gramEnd"/>
+            <w:r>
+              <w:t xml:space="preserve">% if </w:t>
+            </w:r>
+            <w:proofErr w:type="spellStart"/>
+            <w:proofErr w:type="gramStart"/>
+            <w:r>
+              <w:t>item.systemic</w:t>
+            </w:r>
+            <w:proofErr w:type="spellEnd"/>
+            <w:proofErr w:type="gramEnd"/>
+            <w:r>
+              <w:t xml:space="preserve"> %}</w:t>
+            </w:r>
+            <w:r>
+              <w:br/>
+            </w:r>
+            <w:r>
+              <w:rPr>
+                <w:i/>
+                <w:iCs/>
+              </w:rPr>
+              <w:t xml:space="preserve">Session-wide </w:t>
+            </w:r>
+            <w:proofErr w:type="gramStart"/>
+            <w:r>
+              <w:rPr>
+                <w:i/>
+                <w:iCs/>
+              </w:rPr>
+              <w:t>theme</w:t>
+            </w:r>
+            <w:r>
+              <w:t>{</w:t>
+            </w:r>
+            <w:proofErr w:type="gramEnd"/>
+            <w:r>
+              <w:t xml:space="preserve">% endif </w:t>
+            </w:r>
+            <w:proofErr w:type="gramStart"/>
+            <w:r>
+              <w:t>%}{</w:t>
+            </w:r>
+            <w:proofErr w:type="gramEnd"/>
+            <w:r>
+              <w:t xml:space="preserve">% if not </w:t>
+            </w:r>
+            <w:proofErr w:type="spellStart"/>
+            <w:proofErr w:type="gramStart"/>
+            <w:r>
+              <w:t>loop.last</w:t>
+            </w:r>
+            <w:proofErr w:type="spellEnd"/>
+            <w:proofErr w:type="gramEnd"/>
+            <w:r>
+              <w:t xml:space="preserve"> %}</w:t>
+            </w:r>
+            <w:r>
+              <w:br/>
+            </w:r>
+            <w:r>
+              <w:br/>
+              <w:t xml:space="preserve">{% endif </w:t>
+            </w:r>
+            <w:proofErr w:type="gramStart"/>
+            <w:r>
+              <w:t>%}{</w:t>
+            </w:r>
+            <w:proofErr w:type="gramEnd"/>
+            <w:r>
+              <w:t xml:space="preserve">% </w:t>
+            </w:r>
+            <w:proofErr w:type="spellStart"/>
+            <w:r>
+              <w:t>endfor</w:t>
+            </w:r>
+            <w:proofErr w:type="spellEnd"/>
+            <w:r>
+              <w:t xml:space="preserve"> %}</w:t>
+            </w:r>
+          </w:p>
+        </w:tc>
+        <w:tc>
+          <w:tcPr>
+            <w:tcW w:w="0" w:type="auto"/>
+            <w:hideMark/>
+          </w:tcPr>
+          <w:p>
+            <w:pPr>
+              <w:cnfStyle w:val="000000100000" w:firstRow="0" w:lastRow="0" w:firstColumn="0" w:lastColumn="0" w:oddVBand="0" w:evenVBand="0" w:oddHBand="1" w:evenHBand="0" w:firstRowFirstColumn="0" w:firstRowLastColumn="0" w:lastRowFirstColumn="0" w:lastRowLastColumn="0"/>
+            </w:pPr>
+            <w:r>
+              <w:t xml:space="preserve">{% for item in </w:t>
+            </w:r>
+            <w:proofErr w:type="spellStart"/>
+            <w:r>
+              <w:t>key_strengths</w:t>
+            </w:r>
+            <w:proofErr w:type="spellEnd"/>
+            <w:r>
+              <w:t xml:space="preserve"> </w:t>
+            </w:r>
+            <w:proofErr w:type="gramStart"/>
+            <w:r>
+              <w:t xml:space="preserve">%}{{ </w:t>
+            </w:r>
+            <w:proofErr w:type="spellStart"/>
+            <w:r>
+              <w:t>item</w:t>
+            </w:r>
+            <w:proofErr w:type="gramEnd"/>
+            <w:r>
+              <w:t>.rationale</w:t>
+            </w:r>
+            <w:proofErr w:type="spellEnd"/>
+            <w:r>
+              <w:t xml:space="preserve"> }}</w:t>
+            </w:r>
+            <w:r>
+              <w:br/>
+            </w:r>
+            <w:r>
+              <w:rPr>
+                <w:b/>
+                <w:bCs/>
+              </w:rPr>
+              <w:t>Capability:</w:t>
+            </w:r>
+            <w:r>
+              <w:t xml:space="preserve"> </w:t>
+            </w:r>
+            <w:proofErr w:type="gramStart"/>
+            <w:r>
+              <w:t xml:space="preserve">{{ </w:t>
+            </w:r>
+            <w:proofErr w:type="spellStart"/>
+            <w:r>
+              <w:t>item</w:t>
+            </w:r>
+            <w:proofErr w:type="gramEnd"/>
+            <w:r>
+              <w:t>.</w:t>
+            </w:r>
+            <w:proofErr w:type="gramStart"/>
+            <w:r>
+              <w:t>capability</w:t>
+            </w:r>
+            <w:proofErr w:type="spellEnd"/>
+            <w:r>
+              <w:t xml:space="preserve"> }}{</w:t>
+            </w:r>
+            <w:proofErr w:type="gramEnd"/>
+            <w:r>
+              <w:t xml:space="preserve">% if not </w:t>
+            </w:r>
+            <w:proofErr w:type="spellStart"/>
+            <w:proofErr w:type="gramStart"/>
+            <w:r>
+              <w:t>loop.last</w:t>
+            </w:r>
+            <w:proofErr w:type="spellEnd"/>
+            <w:proofErr w:type="gramEnd"/>
+            <w:r>
+              <w:t xml:space="preserve"> %}</w:t>
+            </w:r>
+            <w:r>
+              <w:br/>
+            </w:r>
+            <w:r>
+              <w:br/>
+              <w:t xml:space="preserve">{% endif </w:t>
+            </w:r>
+            <w:proofErr w:type="gramStart"/>
+            <w:r>
+              <w:t>%}{</w:t>
+            </w:r>
+            <w:proofErr w:type="gramEnd"/>
+            <w:r>
+              <w:t xml:space="preserve">% </w:t>
+            </w:r>
+            <w:proofErr w:type="spellStart"/>
+            <w:r>
+              <w:t>endfor</w:t>
+            </w:r>
+            <w:proofErr w:type="spellEnd"/>
+            <w:r>
+              <w:t xml:space="preserve"> %}</w:t>
+            </w:r>
+          </w:p>
+        </w:tc>
+        <w:tc>
+          <w:tcPr>
+            <w:tcW w:w="0" w:type="auto"/>
+            <w:hideMark/>
+          </w:tcPr>
+          <w:p>
+            <w:pPr>
+              <w:cnfStyle w:val="000000100000" w:firstRow="0" w:lastRow="0" w:firstColumn="0" w:lastColumn="0" w:oddVBand="0" w:evenVBand="0" w:oddHBand="1" w:evenHBand="0" w:firstRowFirstColumn="0" w:firstRowLastColumn="0" w:lastRowFirstColumn="0" w:lastRowLastColumn="0"/>
+            </w:pPr>
+            <w:r>
+              <w:t xml:space="preserve">{% for item in </w:t>
+            </w:r>
+            <w:proofErr w:type="spellStart"/>
+            <w:r>
+              <w:t>key_strengths</w:t>
+            </w:r>
+            <w:proofErr w:type="spellEnd"/>
+            <w:r>
+              <w:t xml:space="preserve"> </w:t>
+            </w:r>
+            <w:proofErr w:type="gramStart"/>
+            <w:r>
+              <w:t xml:space="preserve">%}{{ </w:t>
+            </w:r>
+            <w:proofErr w:type="spellStart"/>
+            <w:r>
+              <w:t>item</w:t>
+            </w:r>
+            <w:proofErr w:type="gramEnd"/>
+            <w:r>
+              <w:t>.evidence_source</w:t>
+            </w:r>
+            <w:proofErr w:type="spellEnd"/>
+            <w:r>
+              <w:t xml:space="preserve"> }}</w:t>
+            </w:r>
+            <w:r>
+              <w:br/>
+            </w:r>
+            <w:r>
+              <w:rPr>
+                <w:b/>
+                <w:bCs/>
+              </w:rPr>
+              <w:t>Status:</w:t>
+            </w:r>
+            <w:r>
+              <w:t xml:space="preserve"> </w:t>
+            </w:r>
+            <w:proofErr w:type="gramStart"/>
+            <w:r>
+              <w:t xml:space="preserve">{{ </w:t>
+            </w:r>
+            <w:proofErr w:type="spellStart"/>
+            <w:r>
+              <w:t>item</w:t>
+            </w:r>
+            <w:proofErr w:type="gramEnd"/>
+            <w:r>
+              <w:t>.evidence_</w:t>
+            </w:r>
+            <w:proofErr w:type="gramStart"/>
+            <w:r>
+              <w:t>status</w:t>
+            </w:r>
+            <w:proofErr w:type="spellEnd"/>
+            <w:r>
+              <w:t xml:space="preserve"> }</w:t>
+            </w:r>
+            <w:proofErr w:type="gramEnd"/>
+            <w:r>
+              <w:t xml:space="preserve">} | </w:t>
+            </w:r>
+            <w:r>
+              <w:rPr>
+                <w:b/>
+                <w:bCs/>
+              </w:rPr>
+              <w:t>Confidence:</w:t>
+            </w:r>
+            <w:r>
+              <w:t xml:space="preserve"> </w:t>
+            </w:r>
+            <w:proofErr w:type="gramStart"/>
+            <w:r>
+              <w:t xml:space="preserve">{{ </w:t>
+            </w:r>
+            <w:proofErr w:type="spellStart"/>
+            <w:r>
+              <w:t>item</w:t>
+            </w:r>
+            <w:proofErr w:type="gramEnd"/>
+            <w:r>
+              <w:t>.confidence</w:t>
+            </w:r>
+            <w:proofErr w:type="spellEnd"/>
+            <w:r>
+              <w:t xml:space="preserve"> }}</w:t>
+            </w:r>
+            <w:r>
+              <w:br/>
+            </w:r>
+            <w:r>
+              <w:rPr>
+                <w:b/>
+                <w:bCs/>
+              </w:rPr>
+              <w:t>Scenario references:</w:t>
+            </w:r>
+            <w:r>
+              <w:t xml:space="preserve"> </w:t>
+            </w:r>
+            <w:proofErr w:type="gramStart"/>
+            <w:r>
+              <w:t xml:space="preserve">{{ </w:t>
+            </w:r>
+            <w:proofErr w:type="spellStart"/>
+            <w:r>
+              <w:t>item</w:t>
+            </w:r>
+            <w:proofErr w:type="gramEnd"/>
+            <w:r>
+              <w:t>.scenario_references</w:t>
+            </w:r>
+            <w:proofErr w:type="spellEnd"/>
+            <w:r>
+              <w:t xml:space="preserve"> | </w:t>
+            </w:r>
+            <w:proofErr w:type="gramStart"/>
+            <w:r>
+              <w:t>join(</w:t>
+            </w:r>
+            <w:proofErr w:type="gramEnd"/>
+            <w:r>
+              <w:t>', ') }}</w:t>
+            </w:r>
+            <w:r>
+              <w:br/>
+            </w:r>
+            <w:r>
+              <w:rPr>
+                <w:b/>
+                <w:bCs/>
+              </w:rPr>
+              <w:t>Inject references:</w:t>
+            </w:r>
+            <w:r>
+              <w:t xml:space="preserve"> </w:t>
+            </w:r>
+            <w:proofErr w:type="gramStart"/>
+            <w:r>
+              <w:t xml:space="preserve">{{ </w:t>
+            </w:r>
+            <w:proofErr w:type="spellStart"/>
+            <w:r>
+              <w:t>item</w:t>
+            </w:r>
+            <w:proofErr w:type="gramEnd"/>
+            <w:r>
+              <w:t>.inject_references</w:t>
+            </w:r>
+            <w:proofErr w:type="spellEnd"/>
+            <w:r>
+              <w:t xml:space="preserve"> | </w:t>
+            </w:r>
+            <w:proofErr w:type="gramStart"/>
+            <w:r>
+              <w:t>join(</w:t>
+            </w:r>
+            <w:proofErr w:type="gramEnd"/>
+            <w:r>
+              <w:t>', '</w:t>
+            </w:r>
+            <w:proofErr w:type="gramStart"/>
+            <w:r>
+              <w:t>) }}{</w:t>
+            </w:r>
+            <w:proofErr w:type="gramEnd"/>
+            <w:r>
+              <w:t xml:space="preserve">% if not </w:t>
+            </w:r>
+            <w:proofErr w:type="spellStart"/>
+            <w:proofErr w:type="gramStart"/>
+            <w:r>
+              <w:t>loop.last</w:t>
+            </w:r>
+            <w:proofErr w:type="spellEnd"/>
+            <w:proofErr w:type="gramEnd"/>
+            <w:r>
+              <w:t xml:space="preserve"> %}</w:t>
+            </w:r>
+            <w:r>
+              <w:br/>
+            </w:r>
+            <w:r>
+              <w:br/>
+              <w:t xml:space="preserve">{% endif </w:t>
+            </w:r>
+            <w:proofErr w:type="gramStart"/>
+            <w:r>
+              <w:t>%}{</w:t>
+            </w:r>
+            <w:proofErr w:type="gramEnd"/>
+            <w:r>
+              <w:t xml:space="preserve">% </w:t>
+            </w:r>
+            <w:proofErr w:type="spellStart"/>
+            <w:r>
+              <w:t>endfor</w:t>
+            </w:r>
+            <w:proofErr w:type="spellEnd"/>
+            <w:r>
+              <w:t xml:space="preserve"> %}</w:t>
+            </w:r>
+          </w:p>
+        </w:tc>
+      </w:tr>
+    </w:tbl>
     <w:p>
       <w:pPr>
-        <w:pStyle w:val="ListParagraph"/>
-        <w:numPr>
-          <w:ilvl w:val="0"/>
-          <w:numId w:val="7"/>
-        </w:numPr>
         <w:rPr>
           <w:szCs w:val="20"/>
+          <w:lang w:eastAsia="en-GB"/>
         </w:rPr>
       </w:pPr>
-      <w:r>
-        <w:t xml:space="preserve">{% for item in </w:t>
-      </w:r>
-      <w:proofErr w:type="spellStart"/>
-      <w:r>
-        <w:t>key_strengths</w:t>
-      </w:r>
-      <w:proofErr w:type="spellEnd"/>
-      <w:r>
-        <w:t xml:space="preserve"> </w:t>
-      </w:r>
-      <w:proofErr w:type="gramStart"/>
-      <w:r>
-        <w:t>%}</w:t>
-      </w:r>
-      <w:r>
-        <w:rPr>
-          <w:b/>
-          <w:bCs/>
-        </w:rPr>
-        <w:t>{{ item.id</w:t>
-      </w:r>
-      <w:proofErr w:type="gramEnd"/>
-      <w:r>
-        <w:rPr>
-          <w:b/>
-          <w:bCs/>
-        </w:rPr>
-        <w:t xml:space="preserve"> }} — </w:t>
-      </w:r>
-      <w:proofErr w:type="gramStart"/>
-      <w:r>
-        <w:rPr>
-          <w:b/>
-          <w:bCs/>
-        </w:rPr>
-        <w:t xml:space="preserve">{{ </w:t>
-      </w:r>
-      <w:proofErr w:type="spellStart"/>
-      <w:r>
-        <w:rPr>
-          <w:b/>
-          <w:bCs/>
-        </w:rPr>
-        <w:t>item</w:t>
-      </w:r>
-      <w:proofErr w:type="gramEnd"/>
-      <w:r>
-        <w:rPr>
-          <w:b/>
-          <w:bCs/>
-        </w:rPr>
-        <w:t>.summary</w:t>
-      </w:r>
-      <w:proofErr w:type="spellEnd"/>
-      <w:r>
-        <w:rPr>
-          <w:b/>
-          <w:bCs/>
-        </w:rPr>
-        <w:t xml:space="preserve"> }}</w:t>
-      </w:r>
-      <w:r>
-        <w:br/>
-      </w:r>
-      <w:proofErr w:type="gramStart"/>
-      <w:r>
-        <w:t xml:space="preserve">{{ </w:t>
-      </w:r>
-      <w:proofErr w:type="spellStart"/>
-      <w:r>
-        <w:t>item</w:t>
-      </w:r>
-      <w:proofErr w:type="gramEnd"/>
-      <w:r>
-        <w:t>.rationale</w:t>
-      </w:r>
-      <w:proofErr w:type="spellEnd"/>
-      <w:r>
-        <w:t xml:space="preserve"> }}</w:t>
-      </w:r>
-      <w:r>
-        <w:br/>
-      </w:r>
-      <w:r>
-        <w:rPr>
-          <w:i/>
-          <w:iCs/>
-        </w:rPr>
-        <w:t xml:space="preserve">Capability: </w:t>
-      </w:r>
-      <w:proofErr w:type="gramStart"/>
-      <w:r>
-        <w:rPr>
-          <w:i/>
-          <w:iCs/>
-        </w:rPr>
-        <w:t xml:space="preserve">{{ </w:t>
-      </w:r>
-      <w:proofErr w:type="spellStart"/>
-      <w:r>
-        <w:rPr>
-          <w:i/>
-          <w:iCs/>
-        </w:rPr>
-        <w:t>item</w:t>
-      </w:r>
-      <w:proofErr w:type="gramEnd"/>
-      <w:r>
-        <w:rPr>
-          <w:i/>
-          <w:iCs/>
-        </w:rPr>
-        <w:t>.</w:t>
-      </w:r>
-      <w:proofErr w:type="gramStart"/>
-      <w:r>
-        <w:rPr>
-          <w:i/>
-          <w:iCs/>
-        </w:rPr>
-        <w:t>capability</w:t>
-      </w:r>
-      <w:proofErr w:type="spellEnd"/>
-      <w:r>
-        <w:rPr>
-          <w:i/>
-          <w:iCs/>
-        </w:rPr>
-        <w:t xml:space="preserve"> }</w:t>
-      </w:r>
-      <w:proofErr w:type="gramEnd"/>
-      <w:r>
-        <w:rPr>
-          <w:i/>
-          <w:iCs/>
-        </w:rPr>
-        <w:t xml:space="preserve">} | Evidence: </w:t>
-      </w:r>
-      <w:proofErr w:type="gramStart"/>
-      <w:r>
-        <w:rPr>
-          <w:i/>
-          <w:iCs/>
-        </w:rPr>
-        <w:t xml:space="preserve">{{ </w:t>
-      </w:r>
-      <w:proofErr w:type="spellStart"/>
-      <w:r>
-        <w:rPr>
-          <w:i/>
-          <w:iCs/>
-        </w:rPr>
-        <w:t>item</w:t>
-      </w:r>
-      <w:proofErr w:type="gramEnd"/>
-      <w:r>
-        <w:rPr>
-          <w:i/>
-          <w:iCs/>
-        </w:rPr>
-        <w:t>.evidence_</w:t>
-      </w:r>
-      <w:proofErr w:type="gramStart"/>
-      <w:r>
-        <w:rPr>
-          <w:i/>
-          <w:iCs/>
-        </w:rPr>
-        <w:t>source</w:t>
-      </w:r>
-      <w:proofErr w:type="spellEnd"/>
-      <w:r>
-        <w:rPr>
-          <w:i/>
-          <w:iCs/>
-        </w:rPr>
-        <w:t xml:space="preserve"> }</w:t>
-      </w:r>
-      <w:proofErr w:type="gramEnd"/>
-      <w:r>
-        <w:rPr>
-          <w:i/>
-          <w:iCs/>
-        </w:rPr>
-        <w:t>} (</w:t>
-      </w:r>
-      <w:proofErr w:type="gramStart"/>
-      <w:r>
-        <w:rPr>
-          <w:i/>
-          <w:iCs/>
-        </w:rPr>
-        <w:t xml:space="preserve">{{ </w:t>
-      </w:r>
-      <w:proofErr w:type="spellStart"/>
-      <w:r>
-        <w:rPr>
-          <w:i/>
-          <w:iCs/>
-        </w:rPr>
-        <w:t>item</w:t>
-      </w:r>
-      <w:proofErr w:type="gramEnd"/>
-      <w:r>
-        <w:rPr>
-          <w:i/>
-          <w:iCs/>
-        </w:rPr>
-        <w:t>.evidence_</w:t>
-      </w:r>
-      <w:proofErr w:type="gramStart"/>
-      <w:r>
-        <w:rPr>
-          <w:i/>
-          <w:iCs/>
-        </w:rPr>
-        <w:t>status</w:t>
-      </w:r>
-      <w:proofErr w:type="spellEnd"/>
-      <w:r>
-        <w:rPr>
-          <w:i/>
-          <w:iCs/>
-        </w:rPr>
-        <w:t xml:space="preserve"> }</w:t>
-      </w:r>
-      <w:proofErr w:type="gramEnd"/>
-      <w:r>
-        <w:rPr>
-          <w:i/>
-          <w:iCs/>
-        </w:rPr>
-        <w:t xml:space="preserve">}) | Confidence: </w:t>
-      </w:r>
-      <w:proofErr w:type="gramStart"/>
-      <w:r>
-        <w:rPr>
-          <w:i/>
-          <w:iCs/>
-        </w:rPr>
-        <w:t xml:space="preserve">{{ </w:t>
-      </w:r>
-      <w:proofErr w:type="spellStart"/>
-      <w:r>
-        <w:rPr>
-          <w:i/>
-          <w:iCs/>
-        </w:rPr>
-        <w:t>item</w:t>
-      </w:r>
-      <w:proofErr w:type="gramEnd"/>
-      <w:r>
-        <w:rPr>
-          <w:i/>
-          <w:iCs/>
-        </w:rPr>
-        <w:t>.</w:t>
-      </w:r>
-      <w:proofErr w:type="gramStart"/>
-      <w:r>
-        <w:rPr>
-          <w:i/>
-          <w:iCs/>
-        </w:rPr>
-        <w:t>confidence</w:t>
-      </w:r>
-      <w:proofErr w:type="spellEnd"/>
-      <w:r>
-        <w:rPr>
-          <w:i/>
-          <w:iCs/>
-        </w:rPr>
-        <w:t xml:space="preserve"> }</w:t>
-      </w:r>
-      <w:proofErr w:type="gramEnd"/>
-      <w:r>
-        <w:rPr>
-          <w:i/>
-          <w:iCs/>
-        </w:rPr>
-        <w:t xml:space="preserve">} | Scenarios: </w:t>
-      </w:r>
-      <w:proofErr w:type="gramStart"/>
-      <w:r>
-        <w:rPr>
-          <w:i/>
-          <w:iCs/>
-        </w:rPr>
-        <w:t xml:space="preserve">{{ </w:t>
-      </w:r>
-      <w:proofErr w:type="spellStart"/>
-      <w:r>
-        <w:rPr>
-          <w:i/>
-          <w:iCs/>
-        </w:rPr>
-        <w:t>item</w:t>
-      </w:r>
-      <w:proofErr w:type="gramEnd"/>
-      <w:r>
-        <w:rPr>
-          <w:i/>
-          <w:iCs/>
-        </w:rPr>
-        <w:t>.scenario_references</w:t>
-      </w:r>
-      <w:proofErr w:type="spellEnd"/>
-      <w:r>
-        <w:rPr>
-          <w:i/>
-          <w:iCs/>
-        </w:rPr>
-        <w:t xml:space="preserve"> | </w:t>
-      </w:r>
-      <w:proofErr w:type="gramStart"/>
-      <w:r>
-        <w:rPr>
-          <w:i/>
-          <w:iCs/>
-        </w:rPr>
-        <w:t>join(</w:t>
-      </w:r>
-      <w:proofErr w:type="gramEnd"/>
-      <w:r>
-        <w:rPr>
-          <w:i/>
-          <w:iCs/>
-        </w:rPr>
-        <w:t>', '</w:t>
-      </w:r>
-      <w:proofErr w:type="gramStart"/>
-      <w:r>
-        <w:rPr>
-          <w:i/>
-          <w:iCs/>
-        </w:rPr>
-        <w:t>) }}{</w:t>
-      </w:r>
-      <w:proofErr w:type="gramEnd"/>
-      <w:r>
-        <w:rPr>
-          <w:i/>
-          <w:iCs/>
-        </w:rPr>
-        <w:t xml:space="preserve">% if </w:t>
-      </w:r>
-      <w:proofErr w:type="spellStart"/>
-      <w:proofErr w:type="gramStart"/>
-      <w:r>
-        <w:rPr>
-          <w:i/>
-          <w:iCs/>
-        </w:rPr>
-        <w:t>item.systemic</w:t>
-      </w:r>
-      <w:proofErr w:type="spellEnd"/>
-      <w:proofErr w:type="gramEnd"/>
-      <w:r>
-        <w:rPr>
-          <w:i/>
-          <w:iCs/>
-        </w:rPr>
-        <w:t xml:space="preserve"> %} | Session-wide </w:t>
-      </w:r>
-      <w:proofErr w:type="gramStart"/>
-      <w:r>
-        <w:rPr>
-          <w:i/>
-          <w:iCs/>
-        </w:rPr>
-        <w:t>theme{</w:t>
-      </w:r>
-      <w:proofErr w:type="gramEnd"/>
-      <w:r>
-        <w:rPr>
-          <w:i/>
-          <w:iCs/>
-        </w:rPr>
-        <w:t xml:space="preserve">% endif </w:t>
-      </w:r>
-      <w:proofErr w:type="gramStart"/>
-      <w:r>
-        <w:rPr>
-          <w:i/>
-          <w:iCs/>
-        </w:rPr>
-        <w:t>%}</w:t>
-      </w:r>
-      <w:r>
-        <w:t>{</w:t>
-      </w:r>
-      <w:proofErr w:type="gramEnd"/>
-      <w:r>
-        <w:t xml:space="preserve">% if not </w:t>
-      </w:r>
-      <w:proofErr w:type="spellStart"/>
-      <w:proofErr w:type="gramStart"/>
-      <w:r>
-        <w:t>loop.last</w:t>
-      </w:r>
-      <w:proofErr w:type="spellEnd"/>
-      <w:proofErr w:type="gramEnd"/>
-      <w:r>
-        <w:t xml:space="preserve"> %}</w:t>
-      </w:r>
-      <w:r>
-        <w:br/>
-      </w:r>
-      <w:r>
-        <w:lastRenderedPageBreak/>
-        <w:br/>
-        <w:t xml:space="preserve">{% endif </w:t>
-      </w:r>
-      <w:proofErr w:type="gramStart"/>
-      <w:r>
-        <w:t>%}{</w:t>
-      </w:r>
-      <w:proofErr w:type="gramEnd"/>
-      <w:r>
-        <w:t xml:space="preserve">% </w:t>
-      </w:r>
-      <w:proofErr w:type="spellStart"/>
-      <w:r>
-        <w:t>endfor</w:t>
-      </w:r>
-      <w:proofErr w:type="spellEnd"/>
-      <w:r>
-        <w:t xml:space="preserve"> %}</w:t>
-      </w:r>
     </w:p>
     <w:p>
       <w:pPr>
@@ -5674,446 +6497,533 @@
         <w:t>The following improvement opportunities consolidate recurring or material issues from across the session. Each item should reference the scenario or scenarios in which it was observed, include a concise rationale and distinguish a scenario-specific issue from a systemic theme.</w:t>
       </w:r>
     </w:p>
+    <w:tbl>
+      <w:tblPr>
+        <w:tblStyle w:val="GridTable4-Accent1"/>
+        <w:tblW w:w="5000" w:type="pct"/>
+        <w:tblLook w:val="04A0" w:firstRow="1" w:lastRow="0" w:firstColumn="1" w:lastColumn="0" w:noHBand="0" w:noVBand="1"/>
+      </w:tblPr>
+      <w:tblGrid>
+        <w:gridCol w:w="3219"/>
+        <w:gridCol w:w="2705"/>
+        <w:gridCol w:w="3086"/>
+      </w:tblGrid>
+      <w:tr>
+        <w:trPr>
+          <w:cnfStyle w:val="100000000000" w:firstRow="1" w:lastRow="0" w:firstColumn="0" w:lastColumn="0" w:oddVBand="0" w:evenVBand="0" w:oddHBand="0" w:evenHBand="0" w:firstRowFirstColumn="0" w:firstRowLastColumn="0" w:lastRowFirstColumn="0" w:lastRowLastColumn="0"/>
+        </w:trPr>
+        <w:tc>
+          <w:tcPr>
+            <w:cnfStyle w:val="001000000000" w:firstRow="0" w:lastRow="0" w:firstColumn="1" w:lastColumn="0" w:oddVBand="0" w:evenVBand="0" w:oddHBand="0" w:evenHBand="0" w:firstRowFirstColumn="0" w:firstRowLastColumn="0" w:lastRowFirstColumn="0" w:lastRowLastColumn="0"/>
+            <w:tcW w:w="0" w:type="auto"/>
+            <w:hideMark/>
+          </w:tcPr>
+          <w:p>
+            <w:pPr>
+              <w:rPr>
+                <w:szCs w:val="20"/>
+                <w:lang w:eastAsia="en-GB"/>
+              </w:rPr>
+            </w:pPr>
+            <w:r>
+              <w:t>Finding</w:t>
+            </w:r>
+          </w:p>
+        </w:tc>
+        <w:tc>
+          <w:tcPr>
+            <w:tcW w:w="0" w:type="auto"/>
+            <w:hideMark/>
+          </w:tcPr>
+          <w:p>
+            <w:pPr>
+              <w:cnfStyle w:val="100000000000" w:firstRow="1" w:lastRow="0" w:firstColumn="0" w:lastColumn="0" w:oddVBand="0" w:evenVBand="0" w:oddHBand="0" w:evenHBand="0" w:firstRowFirstColumn="0" w:firstRowLastColumn="0" w:lastRowFirstColumn="0" w:lastRowLastColumn="0"/>
+            </w:pPr>
+            <w:r>
+              <w:t>Risk and rationale</w:t>
+            </w:r>
+          </w:p>
+        </w:tc>
+        <w:tc>
+          <w:tcPr>
+            <w:tcW w:w="0" w:type="auto"/>
+            <w:hideMark/>
+          </w:tcPr>
+          <w:p>
+            <w:pPr>
+              <w:cnfStyle w:val="100000000000" w:firstRow="1" w:lastRow="0" w:firstColumn="0" w:lastColumn="0" w:oddVBand="0" w:evenVBand="0" w:oddHBand="0" w:evenHBand="0" w:firstRowFirstColumn="0" w:firstRowLastColumn="0" w:lastRowFirstColumn="0" w:lastRowLastColumn="0"/>
+            </w:pPr>
+            <w:r>
+              <w:t>Evidence and traceability</w:t>
+            </w:r>
+          </w:p>
+        </w:tc>
+      </w:tr>
+      <w:tr>
+        <w:trPr>
+          <w:cnfStyle w:val="000000100000" w:firstRow="0" w:lastRow="0" w:firstColumn="0" w:lastColumn="0" w:oddVBand="0" w:evenVBand="0" w:oddHBand="1" w:evenHBand="0" w:firstRowFirstColumn="0" w:firstRowLastColumn="0" w:lastRowFirstColumn="0" w:lastRowLastColumn="0"/>
+        </w:trPr>
+        <w:tc>
+          <w:tcPr>
+            <w:cnfStyle w:val="001000000000" w:firstRow="0" w:lastRow="0" w:firstColumn="1" w:lastColumn="0" w:oddVBand="0" w:evenVBand="0" w:oddHBand="0" w:evenHBand="0" w:firstRowFirstColumn="0" w:firstRowLastColumn="0" w:lastRowFirstColumn="0" w:lastRowLastColumn="0"/>
+            <w:tcW w:w="0" w:type="auto"/>
+            <w:hideMark/>
+          </w:tcPr>
+          <w:p>
+            <w:r>
+              <w:t xml:space="preserve">{% for item in </w:t>
+            </w:r>
+            <w:proofErr w:type="spellStart"/>
+            <w:r>
+              <w:t>critical_gaps_identified</w:t>
+            </w:r>
+            <w:proofErr w:type="spellEnd"/>
+            <w:r>
+              <w:t xml:space="preserve"> </w:t>
+            </w:r>
+            <w:proofErr w:type="gramStart"/>
+            <w:r>
+              <w:t>%}{{ item.id</w:t>
+            </w:r>
+            <w:proofErr w:type="gramEnd"/>
+            <w:r>
+              <w:t xml:space="preserve"> }} — </w:t>
+            </w:r>
+            <w:proofErr w:type="gramStart"/>
+            <w:r>
+              <w:t xml:space="preserve">{{ </w:t>
+            </w:r>
+            <w:proofErr w:type="spellStart"/>
+            <w:r>
+              <w:t>item</w:t>
+            </w:r>
+            <w:proofErr w:type="gramEnd"/>
+            <w:r>
+              <w:t>.</w:t>
+            </w:r>
+            <w:proofErr w:type="gramStart"/>
+            <w:r>
+              <w:t>summary</w:t>
+            </w:r>
+            <w:proofErr w:type="spellEnd"/>
+            <w:r>
+              <w:t xml:space="preserve"> }}{</w:t>
+            </w:r>
+            <w:proofErr w:type="gramEnd"/>
+            <w:r>
+              <w:t xml:space="preserve">% if </w:t>
+            </w:r>
+            <w:proofErr w:type="spellStart"/>
+            <w:proofErr w:type="gramStart"/>
+            <w:r>
+              <w:t>item.systemic</w:t>
+            </w:r>
+            <w:proofErr w:type="spellEnd"/>
+            <w:proofErr w:type="gramEnd"/>
+            <w:r>
+              <w:t xml:space="preserve"> %}</w:t>
+            </w:r>
+            <w:r>
+              <w:br/>
+            </w:r>
+            <w:r>
+              <w:rPr>
+                <w:i/>
+                <w:iCs/>
+              </w:rPr>
+              <w:t xml:space="preserve">Session-wide </w:t>
+            </w:r>
+            <w:proofErr w:type="gramStart"/>
+            <w:r>
+              <w:rPr>
+                <w:i/>
+                <w:iCs/>
+              </w:rPr>
+              <w:t>theme</w:t>
+            </w:r>
+            <w:r>
+              <w:t>{</w:t>
+            </w:r>
+            <w:proofErr w:type="gramEnd"/>
+            <w:r>
+              <w:t xml:space="preserve">% endif </w:t>
+            </w:r>
+            <w:proofErr w:type="gramStart"/>
+            <w:r>
+              <w:t>%}{</w:t>
+            </w:r>
+            <w:proofErr w:type="gramEnd"/>
+            <w:r>
+              <w:t xml:space="preserve">% if not </w:t>
+            </w:r>
+            <w:proofErr w:type="spellStart"/>
+            <w:proofErr w:type="gramStart"/>
+            <w:r>
+              <w:t>loop.last</w:t>
+            </w:r>
+            <w:proofErr w:type="spellEnd"/>
+            <w:proofErr w:type="gramEnd"/>
+            <w:r>
+              <w:t xml:space="preserve"> %}</w:t>
+            </w:r>
+            <w:r>
+              <w:br/>
+            </w:r>
+            <w:r>
+              <w:br/>
+              <w:t xml:space="preserve">{% endif </w:t>
+            </w:r>
+            <w:proofErr w:type="gramStart"/>
+            <w:r>
+              <w:t>%}{</w:t>
+            </w:r>
+            <w:proofErr w:type="gramEnd"/>
+            <w:r>
+              <w:t xml:space="preserve">% </w:t>
+            </w:r>
+            <w:proofErr w:type="spellStart"/>
+            <w:r>
+              <w:t>endfor</w:t>
+            </w:r>
+            <w:proofErr w:type="spellEnd"/>
+            <w:r>
+              <w:t xml:space="preserve"> %}</w:t>
+            </w:r>
+          </w:p>
+        </w:tc>
+        <w:tc>
+          <w:tcPr>
+            <w:tcW w:w="0" w:type="auto"/>
+            <w:hideMark/>
+          </w:tcPr>
+          <w:p>
+            <w:pPr>
+              <w:cnfStyle w:val="000000100000" w:firstRow="0" w:lastRow="0" w:firstColumn="0" w:lastColumn="0" w:oddVBand="0" w:evenVBand="0" w:oddHBand="1" w:evenHBand="0" w:firstRowFirstColumn="0" w:firstRowLastColumn="0" w:lastRowFirstColumn="0" w:lastRowLastColumn="0"/>
+            </w:pPr>
+            <w:r>
+              <w:t xml:space="preserve">{% for item in </w:t>
+            </w:r>
+            <w:proofErr w:type="spellStart"/>
+            <w:r>
+              <w:t>critical_gaps_identified</w:t>
+            </w:r>
+            <w:proofErr w:type="spellEnd"/>
+            <w:r>
+              <w:t xml:space="preserve"> </w:t>
+            </w:r>
+            <w:proofErr w:type="gramStart"/>
+            <w:r>
+              <w:t xml:space="preserve">%}{{ </w:t>
+            </w:r>
+            <w:proofErr w:type="spellStart"/>
+            <w:r>
+              <w:t>item</w:t>
+            </w:r>
+            <w:proofErr w:type="gramEnd"/>
+            <w:r>
+              <w:t>.rationale</w:t>
+            </w:r>
+            <w:proofErr w:type="spellEnd"/>
+            <w:r>
+              <w:t xml:space="preserve"> }}</w:t>
+            </w:r>
+            <w:r>
+              <w:br/>
+            </w:r>
+            <w:r>
+              <w:rPr>
+                <w:b/>
+                <w:bCs/>
+              </w:rPr>
+              <w:t>Capability:</w:t>
+            </w:r>
+            <w:r>
+              <w:t xml:space="preserve"> </w:t>
+            </w:r>
+            <w:proofErr w:type="gramStart"/>
+            <w:r>
+              <w:t xml:space="preserve">{{ </w:t>
+            </w:r>
+            <w:proofErr w:type="spellStart"/>
+            <w:r>
+              <w:t>item</w:t>
+            </w:r>
+            <w:proofErr w:type="gramEnd"/>
+            <w:r>
+              <w:t>.</w:t>
+            </w:r>
+            <w:proofErr w:type="gramStart"/>
+            <w:r>
+              <w:t>capability</w:t>
+            </w:r>
+            <w:proofErr w:type="spellEnd"/>
+            <w:r>
+              <w:t xml:space="preserve"> }}{</w:t>
+            </w:r>
+            <w:proofErr w:type="gramEnd"/>
+            <w:r>
+              <w:t xml:space="preserve">% if not </w:t>
+            </w:r>
+            <w:proofErr w:type="spellStart"/>
+            <w:proofErr w:type="gramStart"/>
+            <w:r>
+              <w:t>loop.last</w:t>
+            </w:r>
+            <w:proofErr w:type="spellEnd"/>
+            <w:proofErr w:type="gramEnd"/>
+            <w:r>
+              <w:t xml:space="preserve"> %}</w:t>
+            </w:r>
+            <w:r>
+              <w:br/>
+            </w:r>
+            <w:r>
+              <w:br/>
+              <w:t xml:space="preserve">{% endif </w:t>
+            </w:r>
+            <w:proofErr w:type="gramStart"/>
+            <w:r>
+              <w:t>%}{</w:t>
+            </w:r>
+            <w:proofErr w:type="gramEnd"/>
+            <w:r>
+              <w:t xml:space="preserve">% </w:t>
+            </w:r>
+            <w:proofErr w:type="spellStart"/>
+            <w:r>
+              <w:t>endfor</w:t>
+            </w:r>
+            <w:proofErr w:type="spellEnd"/>
+            <w:r>
+              <w:t xml:space="preserve"> %}</w:t>
+            </w:r>
+          </w:p>
+        </w:tc>
+        <w:tc>
+          <w:tcPr>
+            <w:tcW w:w="0" w:type="auto"/>
+            <w:hideMark/>
+          </w:tcPr>
+          <w:p>
+            <w:pPr>
+              <w:cnfStyle w:val="000000100000" w:firstRow="0" w:lastRow="0" w:firstColumn="0" w:lastColumn="0" w:oddVBand="0" w:evenVBand="0" w:oddHBand="1" w:evenHBand="0" w:firstRowFirstColumn="0" w:firstRowLastColumn="0" w:lastRowFirstColumn="0" w:lastRowLastColumn="0"/>
+            </w:pPr>
+            <w:r>
+              <w:t xml:space="preserve">{% for item in </w:t>
+            </w:r>
+            <w:proofErr w:type="spellStart"/>
+            <w:r>
+              <w:t>critical_gaps_identified</w:t>
+            </w:r>
+            <w:proofErr w:type="spellEnd"/>
+            <w:r>
+              <w:t xml:space="preserve"> </w:t>
+            </w:r>
+            <w:proofErr w:type="gramStart"/>
+            <w:r>
+              <w:t xml:space="preserve">%}{{ </w:t>
+            </w:r>
+            <w:proofErr w:type="spellStart"/>
+            <w:r>
+              <w:t>item</w:t>
+            </w:r>
+            <w:proofErr w:type="gramEnd"/>
+            <w:r>
+              <w:t>.evidence_source</w:t>
+            </w:r>
+            <w:proofErr w:type="spellEnd"/>
+            <w:r>
+              <w:t xml:space="preserve"> }}</w:t>
+            </w:r>
+            <w:r>
+              <w:br/>
+            </w:r>
+            <w:r>
+              <w:rPr>
+                <w:b/>
+                <w:bCs/>
+              </w:rPr>
+              <w:t>Status:</w:t>
+            </w:r>
+            <w:r>
+              <w:t xml:space="preserve"> </w:t>
+            </w:r>
+            <w:proofErr w:type="gramStart"/>
+            <w:r>
+              <w:t xml:space="preserve">{{ </w:t>
+            </w:r>
+            <w:proofErr w:type="spellStart"/>
+            <w:r>
+              <w:t>item</w:t>
+            </w:r>
+            <w:proofErr w:type="gramEnd"/>
+            <w:r>
+              <w:t>.evidence_</w:t>
+            </w:r>
+            <w:proofErr w:type="gramStart"/>
+            <w:r>
+              <w:t>status</w:t>
+            </w:r>
+            <w:proofErr w:type="spellEnd"/>
+            <w:r>
+              <w:t xml:space="preserve"> }</w:t>
+            </w:r>
+            <w:proofErr w:type="gramEnd"/>
+            <w:r>
+              <w:t xml:space="preserve">} | </w:t>
+            </w:r>
+            <w:r>
+              <w:rPr>
+                <w:b/>
+                <w:bCs/>
+              </w:rPr>
+              <w:t>Confidence:</w:t>
+            </w:r>
+            <w:r>
+              <w:t xml:space="preserve"> </w:t>
+            </w:r>
+            <w:proofErr w:type="gramStart"/>
+            <w:r>
+              <w:t xml:space="preserve">{{ </w:t>
+            </w:r>
+            <w:proofErr w:type="spellStart"/>
+            <w:r>
+              <w:t>item</w:t>
+            </w:r>
+            <w:proofErr w:type="gramEnd"/>
+            <w:r>
+              <w:t>.confidence</w:t>
+            </w:r>
+            <w:proofErr w:type="spellEnd"/>
+            <w:r>
+              <w:t xml:space="preserve"> }}</w:t>
+            </w:r>
+            <w:r>
+              <w:br/>
+            </w:r>
+            <w:r>
+              <w:rPr>
+                <w:b/>
+                <w:bCs/>
+              </w:rPr>
+              <w:t>Scenario references:</w:t>
+            </w:r>
+            <w:r>
+              <w:t xml:space="preserve"> </w:t>
+            </w:r>
+            <w:proofErr w:type="gramStart"/>
+            <w:r>
+              <w:t xml:space="preserve">{{ </w:t>
+            </w:r>
+            <w:proofErr w:type="spellStart"/>
+            <w:r>
+              <w:t>item</w:t>
+            </w:r>
+            <w:proofErr w:type="gramEnd"/>
+            <w:r>
+              <w:t>.scenario_references</w:t>
+            </w:r>
+            <w:proofErr w:type="spellEnd"/>
+            <w:r>
+              <w:t xml:space="preserve"> | </w:t>
+            </w:r>
+            <w:proofErr w:type="gramStart"/>
+            <w:r>
+              <w:t>join(</w:t>
+            </w:r>
+            <w:proofErr w:type="gramEnd"/>
+            <w:r>
+              <w:t>', ') }}</w:t>
+            </w:r>
+            <w:r>
+              <w:br/>
+            </w:r>
+            <w:r>
+              <w:rPr>
+                <w:b/>
+                <w:bCs/>
+              </w:rPr>
+              <w:t>Inject references:</w:t>
+            </w:r>
+            <w:r>
+              <w:t xml:space="preserve"> </w:t>
+            </w:r>
+            <w:proofErr w:type="gramStart"/>
+            <w:r>
+              <w:t xml:space="preserve">{{ </w:t>
+            </w:r>
+            <w:proofErr w:type="spellStart"/>
+            <w:r>
+              <w:t>item</w:t>
+            </w:r>
+            <w:proofErr w:type="gramEnd"/>
+            <w:r>
+              <w:t>.inject_references</w:t>
+            </w:r>
+            <w:proofErr w:type="spellEnd"/>
+            <w:r>
+              <w:t xml:space="preserve"> | </w:t>
+            </w:r>
+            <w:proofErr w:type="gramStart"/>
+            <w:r>
+              <w:t>join(</w:t>
+            </w:r>
+            <w:proofErr w:type="gramEnd"/>
+            <w:r>
+              <w:t>', '</w:t>
+            </w:r>
+            <w:proofErr w:type="gramStart"/>
+            <w:r>
+              <w:t>) }}{</w:t>
+            </w:r>
+            <w:proofErr w:type="gramEnd"/>
+            <w:r>
+              <w:t xml:space="preserve">% if not </w:t>
+            </w:r>
+            <w:proofErr w:type="spellStart"/>
+            <w:proofErr w:type="gramStart"/>
+            <w:r>
+              <w:t>loop.last</w:t>
+            </w:r>
+            <w:proofErr w:type="spellEnd"/>
+            <w:proofErr w:type="gramEnd"/>
+            <w:r>
+              <w:t xml:space="preserve"> %}</w:t>
+            </w:r>
+            <w:r>
+              <w:br/>
+            </w:r>
+            <w:r>
+              <w:br/>
+              <w:t xml:space="preserve">{% endif </w:t>
+            </w:r>
+            <w:proofErr w:type="gramStart"/>
+            <w:r>
+              <w:t>%}{</w:t>
+            </w:r>
+            <w:proofErr w:type="gramEnd"/>
+            <w:r>
+              <w:t xml:space="preserve">% </w:t>
+            </w:r>
+            <w:proofErr w:type="spellStart"/>
+            <w:r>
+              <w:t>endfor</w:t>
+            </w:r>
+            <w:proofErr w:type="spellEnd"/>
+            <w:r>
+              <w:t xml:space="preserve"> %}</w:t>
+            </w:r>
+          </w:p>
+        </w:tc>
+      </w:tr>
+    </w:tbl>
     <w:p>
       <w:pPr>
-        <w:pStyle w:val="ListParagraph"/>
-        <w:numPr>
-          <w:ilvl w:val="0"/>
-          <w:numId w:val="8"/>
-        </w:numPr>
         <w:rPr>
           <w:szCs w:val="20"/>
+          <w:lang w:eastAsia="en-GB"/>
         </w:rPr>
       </w:pPr>
-      <w:r>
-        <w:t xml:space="preserve">{% for item in </w:t>
-      </w:r>
-      <w:proofErr w:type="spellStart"/>
-      <w:r>
-        <w:t>critical_gaps_identified</w:t>
-      </w:r>
-      <w:proofErr w:type="spellEnd"/>
-      <w:r>
-        <w:t xml:space="preserve"> </w:t>
-      </w:r>
-      <w:proofErr w:type="gramStart"/>
-      <w:r>
-        <w:t>%}</w:t>
-      </w:r>
-      <w:r>
-        <w:rPr>
-          <w:b/>
-          <w:bCs/>
-        </w:rPr>
-        <w:t>{{ item.id</w:t>
-      </w:r>
-      <w:proofErr w:type="gramEnd"/>
-      <w:r>
-        <w:rPr>
-          <w:b/>
-          <w:bCs/>
-        </w:rPr>
-        <w:t xml:space="preserve"> }} — </w:t>
-      </w:r>
-      <w:proofErr w:type="gramStart"/>
-      <w:r>
-        <w:rPr>
-          <w:b/>
-          <w:bCs/>
-        </w:rPr>
-        <w:t xml:space="preserve">{{ </w:t>
-      </w:r>
-      <w:proofErr w:type="spellStart"/>
-      <w:r>
-        <w:rPr>
-          <w:b/>
-          <w:bCs/>
-        </w:rPr>
-        <w:t>item</w:t>
-      </w:r>
-      <w:proofErr w:type="gramEnd"/>
-      <w:r>
-        <w:rPr>
-          <w:b/>
-          <w:bCs/>
-        </w:rPr>
-        <w:t>.summary</w:t>
-      </w:r>
-      <w:proofErr w:type="spellEnd"/>
-      <w:r>
-        <w:rPr>
-          <w:b/>
-          <w:bCs/>
-        </w:rPr>
-        <w:t xml:space="preserve"> }}</w:t>
-      </w:r>
-      <w:r>
-        <w:br/>
-      </w:r>
-      <w:proofErr w:type="gramStart"/>
-      <w:r>
-        <w:t xml:space="preserve">{{ </w:t>
-      </w:r>
-      <w:proofErr w:type="spellStart"/>
-      <w:r>
-        <w:t>item</w:t>
-      </w:r>
-      <w:proofErr w:type="gramEnd"/>
-      <w:r>
-        <w:t>.rationale</w:t>
-      </w:r>
-      <w:proofErr w:type="spellEnd"/>
-      <w:r>
-        <w:t xml:space="preserve"> }}</w:t>
-      </w:r>
-      <w:r>
-        <w:br/>
-      </w:r>
-      <w:r>
-        <w:rPr>
-          <w:i/>
-          <w:iCs/>
-        </w:rPr>
-        <w:t xml:space="preserve">Capability: </w:t>
-      </w:r>
-      <w:proofErr w:type="gramStart"/>
-      <w:r>
-        <w:rPr>
-          <w:i/>
-          <w:iCs/>
-        </w:rPr>
-        <w:t xml:space="preserve">{{ </w:t>
-      </w:r>
-      <w:proofErr w:type="spellStart"/>
-      <w:r>
-        <w:rPr>
-          <w:i/>
-          <w:iCs/>
-        </w:rPr>
-        <w:t>item</w:t>
-      </w:r>
-      <w:proofErr w:type="gramEnd"/>
-      <w:r>
-        <w:rPr>
-          <w:i/>
-          <w:iCs/>
-        </w:rPr>
-        <w:t>.</w:t>
-      </w:r>
-      <w:proofErr w:type="gramStart"/>
-      <w:r>
-        <w:rPr>
-          <w:i/>
-          <w:iCs/>
-        </w:rPr>
-        <w:t>capability</w:t>
-      </w:r>
-      <w:proofErr w:type="spellEnd"/>
-      <w:r>
-        <w:rPr>
-          <w:i/>
-          <w:iCs/>
-        </w:rPr>
-        <w:t xml:space="preserve"> }</w:t>
-      </w:r>
-      <w:proofErr w:type="gramEnd"/>
-      <w:r>
-        <w:rPr>
-          <w:i/>
-          <w:iCs/>
-        </w:rPr>
-        <w:t xml:space="preserve">} | Evidence: </w:t>
-      </w:r>
-      <w:proofErr w:type="gramStart"/>
-      <w:r>
-        <w:rPr>
-          <w:i/>
-          <w:iCs/>
-        </w:rPr>
-        <w:t xml:space="preserve">{{ </w:t>
-      </w:r>
-      <w:proofErr w:type="spellStart"/>
-      <w:r>
-        <w:rPr>
-          <w:i/>
-          <w:iCs/>
-        </w:rPr>
-        <w:t>item</w:t>
-      </w:r>
-      <w:proofErr w:type="gramEnd"/>
-      <w:r>
-        <w:rPr>
-          <w:i/>
-          <w:iCs/>
-        </w:rPr>
-        <w:t>.evidence_</w:t>
-      </w:r>
-      <w:proofErr w:type="gramStart"/>
-      <w:r>
-        <w:rPr>
-          <w:i/>
-          <w:iCs/>
-        </w:rPr>
-        <w:t>source</w:t>
-      </w:r>
-      <w:proofErr w:type="spellEnd"/>
-      <w:r>
-        <w:rPr>
-          <w:i/>
-          <w:iCs/>
-        </w:rPr>
-        <w:t xml:space="preserve"> }</w:t>
-      </w:r>
-      <w:proofErr w:type="gramEnd"/>
-      <w:r>
-        <w:rPr>
-          <w:i/>
-          <w:iCs/>
-        </w:rPr>
-        <w:t>} (</w:t>
-      </w:r>
-      <w:proofErr w:type="gramStart"/>
-      <w:r>
-        <w:rPr>
-          <w:i/>
-          <w:iCs/>
-        </w:rPr>
-        <w:t xml:space="preserve">{{ </w:t>
-      </w:r>
-      <w:proofErr w:type="spellStart"/>
-      <w:r>
-        <w:rPr>
-          <w:i/>
-          <w:iCs/>
-        </w:rPr>
-        <w:t>item</w:t>
-      </w:r>
-      <w:proofErr w:type="gramEnd"/>
-      <w:r>
-        <w:rPr>
-          <w:i/>
-          <w:iCs/>
-        </w:rPr>
-        <w:t>.evidence_</w:t>
-      </w:r>
-      <w:proofErr w:type="gramStart"/>
-      <w:r>
-        <w:rPr>
-          <w:i/>
-          <w:iCs/>
-        </w:rPr>
-        <w:t>status</w:t>
-      </w:r>
-      <w:proofErr w:type="spellEnd"/>
-      <w:r>
-        <w:rPr>
-          <w:i/>
-          <w:iCs/>
-        </w:rPr>
-        <w:t xml:space="preserve"> }</w:t>
-      </w:r>
-      <w:proofErr w:type="gramEnd"/>
-      <w:r>
-        <w:rPr>
-          <w:i/>
-          <w:iCs/>
-        </w:rPr>
-        <w:t xml:space="preserve">}) | Confidence: </w:t>
-      </w:r>
-      <w:proofErr w:type="gramStart"/>
-      <w:r>
-        <w:rPr>
-          <w:i/>
-          <w:iCs/>
-        </w:rPr>
-        <w:t xml:space="preserve">{{ </w:t>
-      </w:r>
-      <w:proofErr w:type="spellStart"/>
-      <w:r>
-        <w:rPr>
-          <w:i/>
-          <w:iCs/>
-        </w:rPr>
-        <w:t>item</w:t>
-      </w:r>
-      <w:proofErr w:type="gramEnd"/>
-      <w:r>
-        <w:rPr>
-          <w:i/>
-          <w:iCs/>
-        </w:rPr>
-        <w:t>.</w:t>
-      </w:r>
-      <w:proofErr w:type="gramStart"/>
-      <w:r>
-        <w:rPr>
-          <w:i/>
-          <w:iCs/>
-        </w:rPr>
-        <w:t>confidence</w:t>
-      </w:r>
-      <w:proofErr w:type="spellEnd"/>
-      <w:r>
-        <w:rPr>
-          <w:i/>
-          <w:iCs/>
-        </w:rPr>
-        <w:t xml:space="preserve"> }</w:t>
-      </w:r>
-      <w:proofErr w:type="gramEnd"/>
-      <w:r>
-        <w:rPr>
-          <w:i/>
-          <w:iCs/>
-        </w:rPr>
-        <w:t xml:space="preserve">} | Scenarios: </w:t>
-      </w:r>
-      <w:proofErr w:type="gramStart"/>
-      <w:r>
-        <w:rPr>
-          <w:i/>
-          <w:iCs/>
-        </w:rPr>
-        <w:t xml:space="preserve">{{ </w:t>
-      </w:r>
-      <w:proofErr w:type="spellStart"/>
-      <w:r>
-        <w:rPr>
-          <w:i/>
-          <w:iCs/>
-        </w:rPr>
-        <w:t>item</w:t>
-      </w:r>
-      <w:proofErr w:type="gramEnd"/>
-      <w:r>
-        <w:rPr>
-          <w:i/>
-          <w:iCs/>
-        </w:rPr>
-        <w:t>.scenario_references</w:t>
-      </w:r>
-      <w:proofErr w:type="spellEnd"/>
-      <w:r>
-        <w:rPr>
-          <w:i/>
-          <w:iCs/>
-        </w:rPr>
-        <w:t xml:space="preserve"> | </w:t>
-      </w:r>
-      <w:proofErr w:type="gramStart"/>
-      <w:r>
-        <w:rPr>
-          <w:i/>
-          <w:iCs/>
-        </w:rPr>
-        <w:t>join(</w:t>
-      </w:r>
-      <w:proofErr w:type="gramEnd"/>
-      <w:r>
-        <w:rPr>
-          <w:i/>
-          <w:iCs/>
-        </w:rPr>
-        <w:t>', '</w:t>
-      </w:r>
-      <w:proofErr w:type="gramStart"/>
-      <w:r>
-        <w:rPr>
-          <w:i/>
-          <w:iCs/>
-        </w:rPr>
-        <w:t>) }}{</w:t>
-      </w:r>
-      <w:proofErr w:type="gramEnd"/>
-      <w:r>
-        <w:rPr>
-          <w:i/>
-          <w:iCs/>
-        </w:rPr>
-        <w:t xml:space="preserve">% if </w:t>
-      </w:r>
-      <w:proofErr w:type="spellStart"/>
-      <w:proofErr w:type="gramStart"/>
-      <w:r>
-        <w:rPr>
-          <w:i/>
-          <w:iCs/>
-        </w:rPr>
-        <w:t>item.systemic</w:t>
-      </w:r>
-      <w:proofErr w:type="spellEnd"/>
-      <w:proofErr w:type="gramEnd"/>
-      <w:r>
-        <w:rPr>
-          <w:i/>
-          <w:iCs/>
-        </w:rPr>
-        <w:t xml:space="preserve"> %} | Session-wide </w:t>
-      </w:r>
-      <w:proofErr w:type="gramStart"/>
-      <w:r>
-        <w:rPr>
-          <w:i/>
-          <w:iCs/>
-        </w:rPr>
-        <w:t>theme{</w:t>
-      </w:r>
-      <w:proofErr w:type="gramEnd"/>
-      <w:r>
-        <w:rPr>
-          <w:i/>
-          <w:iCs/>
-        </w:rPr>
-        <w:t xml:space="preserve">% endif </w:t>
-      </w:r>
-      <w:proofErr w:type="gramStart"/>
-      <w:r>
-        <w:rPr>
-          <w:i/>
-          <w:iCs/>
-        </w:rPr>
-        <w:t>%}</w:t>
-      </w:r>
-      <w:r>
-        <w:t>{</w:t>
-      </w:r>
-      <w:proofErr w:type="gramEnd"/>
-      <w:r>
-        <w:t xml:space="preserve">% if not </w:t>
-      </w:r>
-      <w:proofErr w:type="spellStart"/>
-      <w:proofErr w:type="gramStart"/>
-      <w:r>
-        <w:t>loop.last</w:t>
-      </w:r>
-      <w:proofErr w:type="spellEnd"/>
-      <w:proofErr w:type="gramEnd"/>
-      <w:r>
-        <w:t xml:space="preserve"> %}</w:t>
-      </w:r>
-      <w:r>
-        <w:br/>
-      </w:r>
-      <w:r>
-        <w:br/>
-        <w:t xml:space="preserve">{% endif </w:t>
-      </w:r>
-      <w:proofErr w:type="gramStart"/>
-      <w:r>
-        <w:t>%}{</w:t>
-      </w:r>
-      <w:proofErr w:type="gramEnd"/>
-      <w:r>
-        <w:t xml:space="preserve">% </w:t>
-      </w:r>
-      <w:proofErr w:type="spellStart"/>
-      <w:r>
-        <w:t>endfor</w:t>
-      </w:r>
-      <w:proofErr w:type="spellEnd"/>
-      <w:r>
-        <w:t xml:space="preserve"> %}</w:t>
-      </w:r>
     </w:p>
     <w:p>
       <w:pPr>
@@ -6232,6 +7142,7 @@
         <w:rPr>
           <w:rFonts w:cstheme="minorBidi"/>
         </w:rPr>
+        <w:lastRenderedPageBreak/>
         <w:t>Capability-level maturity</w:t>
       </w:r>
     </w:p>
@@ -6596,11 +7507,54 @@
     </w:tbl>
     <w:p>
       <w:pPr>
+        <w:pStyle w:val="Heading2"/>
+        <w:rPr>
+          <w:rFonts w:cstheme="minorBidi"/>
+          <w:szCs w:val="20"/>
+          <w:lang w:eastAsia="en-GB"/>
+        </w:rPr>
+      </w:pPr>
+      <w:r>
+        <w:rPr>
+          <w:rFonts w:cstheme="minorBidi"/>
+        </w:rPr>
+        <w:t>Capability maturity summary</w:t>
+      </w:r>
+    </w:p>
+    <w:p>
+      <w:pPr>
         <w:rPr>
           <w:szCs w:val="20"/>
           <w:lang w:eastAsia="en-GB"/>
         </w:rPr>
       </w:pPr>
+      <w:r>
+        <w:t xml:space="preserve">The capability assessment highlights where response arrangements were demonstrated as repeatable and </w:t>
+      </w:r>
+      <w:proofErr w:type="gramStart"/>
+      <w:r>
+        <w:t>where</w:t>
+      </w:r>
+      <w:proofErr w:type="gramEnd"/>
+      <w:r>
+        <w:t xml:space="preserve"> further rehearsal, documentation or assurance would reduce operational uncertainty. Ratings should be interpreted alongside the supporting evidence and confidence level rather than as a standalone score.</w:t>
+      </w:r>
+    </w:p>
+    <w:p>
+      <w:pPr>
+        <w:pStyle w:val="Heading2"/>
+        <w:rPr>
+          <w:rFonts w:cstheme="minorBidi"/>
+          <w:szCs w:val="20"/>
+          <w:lang w:eastAsia="en-GB"/>
+        </w:rPr>
+      </w:pPr>
+      <w:r>
+        <w:rPr>
+          <w:rFonts w:cstheme="minorBidi"/>
+        </w:rPr>
+        <w:t>Observation-to-action traceability</w:t>
+      </w:r>
     </w:p>
     <w:p>
       <w:pPr>
@@ -6610,112 +7564,7 @@
         </w:rPr>
       </w:pPr>
       <w:r>
-        <w:t xml:space="preserve">The maturity rating reflects the response capability demonstrated within the exercise scope. </w:t>
-      </w:r>
-      <w:r>
-        <w:rPr>
-          <w:b/>
-          <w:bCs/>
-        </w:rPr>
-        <w:t>Pillar 1: Reactive</w:t>
-      </w:r>
-      <w:r>
-        <w:t xml:space="preserve"> indicates reliance on individual knowledge or improvised action; </w:t>
-      </w:r>
-      <w:r>
-        <w:rPr>
-          <w:b/>
-          <w:bCs/>
-        </w:rPr>
-        <w:t>Pillar 2: Proactive</w:t>
-      </w:r>
-      <w:r>
-        <w:t xml:space="preserve"> indicates defined controls and roles that are not yet consistently integrated or exercised; and </w:t>
-      </w:r>
-      <w:r>
-        <w:rPr>
-          <w:b/>
-          <w:bCs/>
-        </w:rPr>
-        <w:t>Pillar 3: Adaptive</w:t>
-      </w:r>
-      <w:r>
-        <w:t xml:space="preserve"> indicates rehearsed, evidence-led arrangements that support coordinated decisions and continuous improvement.</w:t>
-      </w:r>
-    </w:p>
-    <w:p>
-      <w:pPr>
-        <w:pStyle w:val="Heading1"/>
-        <w:rPr>
-          <w:rFonts w:cstheme="minorBidi"/>
-          <w:szCs w:val="28"/>
-          <w:lang w:eastAsia="en-GB"/>
-        </w:rPr>
-      </w:pPr>
-      <w:r>
-        <w:rPr>
-          <w:rFonts w:cstheme="minorBidi"/>
-        </w:rPr>
-        <w:t>Recommended Improvement Plan</w:t>
-      </w:r>
-    </w:p>
-    <w:p>
-      <w:pPr>
-        <w:rPr>
-          <w:szCs w:val="20"/>
-          <w:lang w:eastAsia="en-GB"/>
-        </w:rPr>
-      </w:pPr>
-      <w:r>
-        <w:t xml:space="preserve">Planet IT has prioritised the proposed actions according to the operational uncertainty or cyber risk observed during the exercise, together with the circumstances and dependencies identified by </w:t>
-      </w:r>
-      <w:proofErr w:type="gramStart"/>
-      <w:r>
-        <w:t xml:space="preserve">{{ </w:t>
-      </w:r>
-      <w:proofErr w:type="spellStart"/>
-      <w:r>
-        <w:t>customer</w:t>
-      </w:r>
-      <w:proofErr w:type="gramEnd"/>
-      <w:r>
-        <w:t>_</w:t>
-      </w:r>
-      <w:proofErr w:type="gramStart"/>
-      <w:r>
-        <w:t>name</w:t>
-      </w:r>
-      <w:proofErr w:type="spellEnd"/>
-      <w:r>
-        <w:t xml:space="preserve"> }</w:t>
-      </w:r>
-      <w:proofErr w:type="gramEnd"/>
-      <w:r>
-        <w:t xml:space="preserve">}. The plan is intended as a proportionate improvement path rather than a generic control checklist. Final ownership, target dates and investment decisions remain with </w:t>
-      </w:r>
-      <w:proofErr w:type="gramStart"/>
-      <w:r>
-        <w:t xml:space="preserve">{{ </w:t>
-      </w:r>
-      <w:proofErr w:type="spellStart"/>
-      <w:r>
-        <w:t>customer</w:t>
-      </w:r>
-      <w:proofErr w:type="gramEnd"/>
-      <w:r>
-        <w:t>_</w:t>
-      </w:r>
-      <w:proofErr w:type="gramStart"/>
-      <w:r>
-        <w:t>name</w:t>
-      </w:r>
-      <w:proofErr w:type="spellEnd"/>
-      <w:r>
-        <w:t xml:space="preserve"> }</w:t>
-      </w:r>
-      <w:proofErr w:type="gramEnd"/>
-      <w:r>
-        <w:t>} and should be agreed through the organisation’s existing governance process.</w:t>
+        <w:t>The following traceability view links material improvement findings to the proposed actions intended to address them. This supports customer validation, ownership assignment and follow-up assurance.</w:t>
       </w:r>
     </w:p>
     <w:tbl>
@@ -6725,11 +7574,10 @@
         <w:tblLook w:val="04A0" w:firstRow="1" w:lastRow="0" w:firstColumn="1" w:lastColumn="0" w:noHBand="0" w:noVBand="1"/>
       </w:tblPr>
       <w:tblGrid>
-        <w:gridCol w:w="1950"/>
-        <w:gridCol w:w="1578"/>
-        <w:gridCol w:w="1735"/>
-        <w:gridCol w:w="1871"/>
-        <w:gridCol w:w="1876"/>
+        <w:gridCol w:w="2392"/>
+        <w:gridCol w:w="2224"/>
+        <w:gridCol w:w="2059"/>
+        <w:gridCol w:w="2335"/>
       </w:tblGrid>
       <w:tr>
         <w:trPr>
@@ -6749,7 +7597,7 @@
               </w:rPr>
             </w:pPr>
             <w:r>
-              <w:t>ID / scope</w:t>
+              <w:t>Finding</w:t>
             </w:r>
           </w:p>
         </w:tc>
@@ -6763,7 +7611,7 @@
               <w:cnfStyle w:val="100000000000" w:firstRow="1" w:lastRow="0" w:firstColumn="0" w:lastColumn="0" w:oddVBand="0" w:evenVBand="0" w:oddHBand="0" w:evenHBand="0" w:firstRowFirstColumn="0" w:firstRowLastColumn="0" w:lastRowFirstColumn="0" w:lastRowLastColumn="0"/>
             </w:pPr>
             <w:r>
-              <w:t>Priority, effort and status</w:t>
+              <w:t>Related action</w:t>
             </w:r>
           </w:p>
         </w:tc>
@@ -6777,7 +7625,7 @@
               <w:cnfStyle w:val="100000000000" w:firstRow="1" w:lastRow="0" w:firstColumn="0" w:lastColumn="0" w:oddVBand="0" w:evenVBand="0" w:oddHBand="0" w:evenHBand="0" w:firstRowFirstColumn="0" w:firstRowLastColumn="0" w:lastRowFirstColumn="0" w:lastRowLastColumn="0"/>
             </w:pPr>
             <w:r>
-              <w:t>Action and risk addressed</w:t>
+              <w:t>Risk reduced</w:t>
             </w:r>
           </w:p>
         </w:tc>
@@ -6791,21 +7639,7 @@
               <w:cnfStyle w:val="100000000000" w:firstRow="1" w:lastRow="0" w:firstColumn="0" w:lastColumn="0" w:oddVBand="0" w:evenVBand="0" w:oddHBand="0" w:evenHBand="0" w:firstRowFirstColumn="0" w:firstRowLastColumn="0" w:lastRowFirstColumn="0" w:lastRowLastColumn="0"/>
             </w:pPr>
             <w:r>
-              <w:t>Ownership, target and dependencies</w:t>
-            </w:r>
-          </w:p>
-        </w:tc>
-        <w:tc>
-          <w:tcPr>
-            <w:tcW w:w="0" w:type="auto"/>
-            <w:hideMark/>
-          </w:tcPr>
-          <w:p>
-            <w:pPr>
-              <w:cnfStyle w:val="100000000000" w:firstRow="1" w:lastRow="0" w:firstColumn="0" w:lastColumn="0" w:oddVBand="0" w:evenVBand="0" w:oddHBand="0" w:evenHBand="0" w:firstRowFirstColumn="0" w:firstRowLastColumn="0" w:lastRowFirstColumn="0" w:lastRowLastColumn="0"/>
-            </w:pPr>
-            <w:r>
-              <w:t>Completion and assurance</w:t>
+              <w:t>Validation method</w:t>
             </w:r>
           </w:p>
         </w:tc>
@@ -6834,110 +7668,50 @@
             </w:r>
             <w:proofErr w:type="gramStart"/>
             <w:r>
-              <w:t>%}{{ action.id</w:t>
-            </w:r>
-            <w:proofErr w:type="gramEnd"/>
-            <w:r>
-              <w:t xml:space="preserve"> }}</w:t>
+              <w:t xml:space="preserve">%}{{ </w:t>
+            </w:r>
+            <w:proofErr w:type="spellStart"/>
+            <w:r>
+              <w:t>action</w:t>
+            </w:r>
+            <w:proofErr w:type="gramEnd"/>
+            <w:r>
+              <w:t>.finding_references</w:t>
+            </w:r>
+            <w:proofErr w:type="spellEnd"/>
+            <w:r>
+              <w:t xml:space="preserve"> | </w:t>
+            </w:r>
+            <w:proofErr w:type="gramStart"/>
+            <w:r>
+              <w:t>join(</w:t>
+            </w:r>
+            <w:proofErr w:type="gramEnd"/>
+            <w:r>
+              <w:t>', '</w:t>
+            </w:r>
+            <w:proofErr w:type="gramStart"/>
+            <w:r>
+              <w:t>) }}{</w:t>
+            </w:r>
+            <w:proofErr w:type="gramEnd"/>
+            <w:r>
+              <w:t xml:space="preserve">% if not </w:t>
+            </w:r>
+            <w:proofErr w:type="spellStart"/>
+            <w:proofErr w:type="gramStart"/>
+            <w:r>
+              <w:t>loop.last</w:t>
+            </w:r>
+            <w:proofErr w:type="spellEnd"/>
+            <w:proofErr w:type="gramEnd"/>
+            <w:r>
+              <w:t xml:space="preserve"> %}</w:t>
             </w:r>
             <w:r>
               <w:br/>
             </w:r>
-            <w:proofErr w:type="gramStart"/>
-            <w:r>
-              <w:t xml:space="preserve">{{ </w:t>
-            </w:r>
-            <w:proofErr w:type="spellStart"/>
-            <w:r>
-              <w:t>action</w:t>
-            </w:r>
-            <w:proofErr w:type="gramEnd"/>
-            <w:r>
-              <w:t>.category</w:t>
-            </w:r>
-            <w:proofErr w:type="spellEnd"/>
-            <w:r>
-              <w:t xml:space="preserve"> }}</w:t>
-            </w:r>
-            <w:r>
-              <w:br/>
-              <w:t xml:space="preserve">Scenarios: </w:t>
-            </w:r>
-            <w:proofErr w:type="gramStart"/>
-            <w:r>
-              <w:t xml:space="preserve">{{ </w:t>
-            </w:r>
-            <w:proofErr w:type="spellStart"/>
-            <w:r>
-              <w:t>action</w:t>
-            </w:r>
-            <w:proofErr w:type="gramEnd"/>
-            <w:r>
-              <w:t>.scenario_references</w:t>
-            </w:r>
-            <w:proofErr w:type="spellEnd"/>
-            <w:r>
-              <w:t xml:space="preserve"> | </w:t>
-            </w:r>
-            <w:proofErr w:type="gramStart"/>
-            <w:r>
-              <w:t>join(</w:t>
-            </w:r>
-            <w:proofErr w:type="gramEnd"/>
-            <w:r>
-              <w:t>', ') }}</w:t>
-            </w:r>
-            <w:r>
-              <w:br/>
-              <w:t xml:space="preserve">Findings: </w:t>
-            </w:r>
-            <w:proofErr w:type="gramStart"/>
-            <w:r>
-              <w:t xml:space="preserve">{{ </w:t>
-            </w:r>
-            <w:proofErr w:type="spellStart"/>
-            <w:r>
-              <w:t>action</w:t>
-            </w:r>
-            <w:proofErr w:type="gramEnd"/>
-            <w:r>
-              <w:t>.finding_references</w:t>
-            </w:r>
-            <w:proofErr w:type="spellEnd"/>
-            <w:r>
-              <w:t xml:space="preserve"> | </w:t>
-            </w:r>
-            <w:proofErr w:type="gramStart"/>
-            <w:r>
-              <w:t>join(</w:t>
-            </w:r>
-            <w:proofErr w:type="gramEnd"/>
-            <w:r>
-              <w:t>', '</w:t>
-            </w:r>
-            <w:proofErr w:type="gramStart"/>
-            <w:r>
-              <w:t>) }}{</w:t>
-            </w:r>
-            <w:proofErr w:type="gramEnd"/>
-            <w:r>
-              <w:t xml:space="preserve">% if not </w:t>
-            </w:r>
-            <w:proofErr w:type="spellStart"/>
-            <w:proofErr w:type="gramStart"/>
-            <w:r>
-              <w:t>loop.last</w:t>
-            </w:r>
-            <w:proofErr w:type="spellEnd"/>
-            <w:proofErr w:type="gramEnd"/>
-            <w:r>
-              <w:t xml:space="preserve"> %}</w:t>
-            </w:r>
-            <w:r>
-              <w:br/>
-            </w:r>
-            <w:r>
-              <w:lastRenderedPageBreak/>
+            <w:r>
               <w:br/>
               <w:t xml:space="preserve">{% endif </w:t>
             </w:r>
@@ -6969,7 +7743,6 @@
               <w:cnfStyle w:val="000000100000" w:firstRow="0" w:lastRow="0" w:firstColumn="0" w:lastColumn="0" w:oddVBand="0" w:evenVBand="0" w:oddHBand="1" w:evenHBand="0" w:firstRowFirstColumn="0" w:firstRowLastColumn="0" w:lastRowFirstColumn="0" w:lastRowLastColumn="0"/>
             </w:pPr>
             <w:r>
-              <w:lastRenderedPageBreak/>
               <w:t xml:space="preserve">{% for action in </w:t>
             </w:r>
             <w:proofErr w:type="spellStart"/>
@@ -6982,7 +7755,15 @@
             </w:r>
             <w:proofErr w:type="gramStart"/>
             <w:r>
-              <w:t xml:space="preserve">%}{{ </w:t>
+              <w:t>%}{{ action.id</w:t>
+            </w:r>
+            <w:proofErr w:type="gramEnd"/>
+            <w:r>
+              <w:t xml:space="preserve"> }} — </w:t>
+            </w:r>
+            <w:proofErr w:type="gramStart"/>
+            <w:r>
+              <w:t xml:space="preserve">{{ </w:t>
             </w:r>
             <w:proofErr w:type="spellStart"/>
             <w:r>
@@ -6994,102 +7775,31 @@
             </w:r>
             <w:proofErr w:type="gramStart"/>
             <w:r>
-              <w:t>priority</w:t>
-            </w:r>
-            <w:proofErr w:type="spellEnd"/>
-            <w:r>
-              <w:t xml:space="preserve"> }</w:t>
-            </w:r>
-            <w:proofErr w:type="gramEnd"/>
-            <w:r>
-              <w:t xml:space="preserve">} | </w:t>
-            </w:r>
-            <w:proofErr w:type="gramStart"/>
-            <w:r>
-              <w:t xml:space="preserve">{{ </w:t>
-            </w:r>
-            <w:proofErr w:type="spellStart"/>
-            <w:r>
-              <w:t>action</w:t>
-            </w:r>
-            <w:proofErr w:type="gramEnd"/>
-            <w:r>
-              <w:t>.status</w:t>
-            </w:r>
-            <w:proofErr w:type="spellEnd"/>
-            <w:r>
-              <w:t xml:space="preserve"> }}</w:t>
+              <w:t>recommendation</w:t>
+            </w:r>
+            <w:proofErr w:type="spellEnd"/>
+            <w:r>
+              <w:t xml:space="preserve"> }}{</w:t>
+            </w:r>
+            <w:proofErr w:type="gramEnd"/>
+            <w:r>
+              <w:t xml:space="preserve">% if not </w:t>
+            </w:r>
+            <w:proofErr w:type="spellStart"/>
+            <w:proofErr w:type="gramStart"/>
+            <w:r>
+              <w:t>loop.last</w:t>
+            </w:r>
+            <w:proofErr w:type="spellEnd"/>
+            <w:proofErr w:type="gramEnd"/>
+            <w:r>
+              <w:t xml:space="preserve"> %}</w:t>
             </w:r>
             <w:r>
               <w:br/>
-              <w:t xml:space="preserve">Effort: </w:t>
-            </w:r>
-            <w:proofErr w:type="gramStart"/>
-            <w:r>
-              <w:t xml:space="preserve">{{ </w:t>
-            </w:r>
-            <w:proofErr w:type="spellStart"/>
-            <w:r>
-              <w:t>action</w:t>
-            </w:r>
-            <w:proofErr w:type="gramEnd"/>
-            <w:r>
-              <w:t>.</w:t>
-            </w:r>
-            <w:proofErr w:type="gramStart"/>
-            <w:r>
-              <w:t>effort</w:t>
-            </w:r>
-            <w:proofErr w:type="spellEnd"/>
-            <w:r>
-              <w:t xml:space="preserve"> }</w:t>
-            </w:r>
-            <w:proofErr w:type="gramEnd"/>
-            <w:r>
-              <w:t xml:space="preserve">} | Cost band: </w:t>
-            </w:r>
-            <w:proofErr w:type="gramStart"/>
-            <w:r>
-              <w:t xml:space="preserve">{{ </w:t>
-            </w:r>
-            <w:proofErr w:type="spellStart"/>
-            <w:r>
-              <w:t>action</w:t>
-            </w:r>
-            <w:proofErr w:type="gramEnd"/>
-            <w:r>
-              <w:t>.cost_</w:t>
-            </w:r>
-            <w:proofErr w:type="gramStart"/>
-            <w:r>
-              <w:t>band</w:t>
-            </w:r>
-            <w:proofErr w:type="spellEnd"/>
-            <w:r>
-              <w:t xml:space="preserve"> }}{</w:t>
-            </w:r>
-            <w:proofErr w:type="gramEnd"/>
-            <w:r>
-              <w:t xml:space="preserve">% if not </w:t>
-            </w:r>
-            <w:proofErr w:type="spellStart"/>
-            <w:proofErr w:type="gramStart"/>
-            <w:r>
-              <w:t>loop.last</w:t>
-            </w:r>
-            <w:proofErr w:type="spellEnd"/>
-            <w:proofErr w:type="gramEnd"/>
-            <w:r>
-              <w:t xml:space="preserve"> %}</w:t>
             </w:r>
             <w:r>
               <w:br/>
-            </w:r>
-            <w:r>
-              <w:br/>
-            </w:r>
-            <w:r>
-              <w:lastRenderedPageBreak/>
               <w:t xml:space="preserve">{% endif </w:t>
             </w:r>
             <w:proofErr w:type="gramStart"/>
@@ -7120,7 +7830,6 @@
               <w:cnfStyle w:val="000000100000" w:firstRow="0" w:lastRow="0" w:firstColumn="0" w:lastColumn="0" w:oddVBand="0" w:evenVBand="0" w:oddHBand="1" w:evenHBand="0" w:firstRowFirstColumn="0" w:firstRowLastColumn="0" w:lastRowFirstColumn="0" w:lastRowLastColumn="0"/>
             </w:pPr>
             <w:r>
-              <w:lastRenderedPageBreak/>
               <w:t xml:space="preserve">{% for action in </w:t>
             </w:r>
             <w:proofErr w:type="spellStart"/>
@@ -7133,116 +7842,19 @@
             </w:r>
             <w:proofErr w:type="gramStart"/>
             <w:r>
-              <w:t>%}</w:t>
-            </w:r>
-            <w:r>
-              <w:rPr>
-                <w:b/>
-                <w:bCs/>
-              </w:rPr>
-              <w:t xml:space="preserve">{{ </w:t>
-            </w:r>
-            <w:proofErr w:type="spellStart"/>
-            <w:r>
-              <w:rPr>
-                <w:b/>
-                <w:bCs/>
-              </w:rPr>
+              <w:t xml:space="preserve">%}{{ </w:t>
+            </w:r>
+            <w:proofErr w:type="spellStart"/>
+            <w:r>
               <w:t>action</w:t>
             </w:r>
             <w:proofErr w:type="gramEnd"/>
             <w:r>
-              <w:rPr>
-                <w:b/>
-                <w:bCs/>
-              </w:rPr>
-              <w:t>.recommendation</w:t>
-            </w:r>
-            <w:proofErr w:type="spellEnd"/>
-            <w:r>
-              <w:rPr>
-                <w:b/>
-                <w:bCs/>
-              </w:rPr>
-              <w:t xml:space="preserve"> }}</w:t>
-            </w:r>
-            <w:r>
-              <w:br/>
-            </w:r>
-            <w:proofErr w:type="gramStart"/>
-            <w:r>
-              <w:t xml:space="preserve">{{ </w:t>
-            </w:r>
-            <w:proofErr w:type="spellStart"/>
-            <w:r>
-              <w:t>action</w:t>
-            </w:r>
-            <w:proofErr w:type="gramEnd"/>
-            <w:r>
-              <w:t>.rationale</w:t>
-            </w:r>
-            <w:proofErr w:type="spellEnd"/>
-            <w:r>
-              <w:t xml:space="preserve"> }}</w:t>
-            </w:r>
-            <w:r>
-              <w:br/>
-            </w:r>
-            <w:r>
-              <w:rPr>
-                <w:b/>
-                <w:bCs/>
-              </w:rPr>
-              <w:t>Risk addressed:</w:t>
-            </w:r>
-            <w:r>
-              <w:t xml:space="preserve"> </w:t>
-            </w:r>
-            <w:proofErr w:type="gramStart"/>
-            <w:r>
-              <w:t xml:space="preserve">{{ </w:t>
-            </w:r>
-            <w:proofErr w:type="spellStart"/>
-            <w:r>
-              <w:t>action</w:t>
-            </w:r>
-            <w:proofErr w:type="gramEnd"/>
-            <w:r>
-              <w:t>.risk_addressed</w:t>
-            </w:r>
-            <w:proofErr w:type="spellEnd"/>
-            <w:r>
-              <w:t xml:space="preserve"> }}</w:t>
-            </w:r>
-            <w:r>
-              <w:br/>
-            </w:r>
-            <w:r>
-              <w:rPr>
-                <w:b/>
-                <w:bCs/>
-              </w:rPr>
-              <w:t>Residual risk:</w:t>
-            </w:r>
-            <w:r>
-              <w:t xml:space="preserve"> </w:t>
-            </w:r>
-            <w:proofErr w:type="gramStart"/>
-            <w:r>
-              <w:t xml:space="preserve">{{ </w:t>
-            </w:r>
-            <w:proofErr w:type="spellStart"/>
-            <w:r>
-              <w:lastRenderedPageBreak/>
-              <w:t>action</w:t>
-            </w:r>
-            <w:proofErr w:type="gramEnd"/>
-            <w:r>
-              <w:t>.residual_</w:t>
-            </w:r>
-            <w:proofErr w:type="gramStart"/>
-            <w:r>
-              <w:t>risk</w:t>
+              <w:t>.risk_</w:t>
+            </w:r>
+            <w:proofErr w:type="gramStart"/>
+            <w:r>
+              <w:t>addressed</w:t>
             </w:r>
             <w:proofErr w:type="spellEnd"/>
             <w:r>
@@ -7297,207 +7909,413 @@
               <w:cnfStyle w:val="000000100000" w:firstRow="0" w:lastRow="0" w:firstColumn="0" w:lastColumn="0" w:oddVBand="0" w:evenVBand="0" w:oddHBand="1" w:evenHBand="0" w:firstRowFirstColumn="0" w:firstRowLastColumn="0" w:lastRowFirstColumn="0" w:lastRowLastColumn="0"/>
             </w:pPr>
             <w:r>
+              <w:t xml:space="preserve">{% for action in </w:t>
+            </w:r>
+            <w:proofErr w:type="spellStart"/>
+            <w:r>
+              <w:t>improvement_actions</w:t>
+            </w:r>
+            <w:proofErr w:type="spellEnd"/>
+            <w:r>
+              <w:t xml:space="preserve"> </w:t>
+            </w:r>
+            <w:proofErr w:type="gramStart"/>
+            <w:r>
+              <w:t xml:space="preserve">%}{{ </w:t>
+            </w:r>
+            <w:proofErr w:type="spellStart"/>
+            <w:r>
+              <w:t>action</w:t>
+            </w:r>
+            <w:proofErr w:type="gramEnd"/>
+            <w:r>
+              <w:t>.validation_</w:t>
+            </w:r>
+            <w:proofErr w:type="gramStart"/>
+            <w:r>
+              <w:t>method</w:t>
+            </w:r>
+            <w:proofErr w:type="spellEnd"/>
+            <w:r>
+              <w:t xml:space="preserve"> }}{</w:t>
+            </w:r>
+            <w:proofErr w:type="gramEnd"/>
+            <w:r>
+              <w:t xml:space="preserve">% if not </w:t>
+            </w:r>
+            <w:proofErr w:type="spellStart"/>
+            <w:proofErr w:type="gramStart"/>
+            <w:r>
+              <w:t>loop.last</w:t>
+            </w:r>
+            <w:proofErr w:type="spellEnd"/>
+            <w:proofErr w:type="gramEnd"/>
+            <w:r>
+              <w:t xml:space="preserve"> %}</w:t>
+            </w:r>
+            <w:r>
+              <w:br/>
+            </w:r>
+            <w:r>
+              <w:br/>
+              <w:t xml:space="preserve">{% endif </w:t>
+            </w:r>
+            <w:proofErr w:type="gramStart"/>
+            <w:r>
+              <w:t>%}{</w:t>
+            </w:r>
+            <w:proofErr w:type="gramEnd"/>
+            <w:r>
+              <w:t xml:space="preserve">% </w:t>
+            </w:r>
+            <w:proofErr w:type="spellStart"/>
+            <w:r>
+              <w:t>endfor</w:t>
+            </w:r>
+            <w:proofErr w:type="spellEnd"/>
+            <w:r>
+              <w:t xml:space="preserve"> %}</w:t>
+            </w:r>
+          </w:p>
+        </w:tc>
+      </w:tr>
+    </w:tbl>
+    <w:p>
+      <w:pPr>
+        <w:rPr>
+          <w:szCs w:val="20"/>
+          <w:lang w:eastAsia="en-GB"/>
+        </w:rPr>
+      </w:pPr>
+    </w:p>
+    <w:p>
+      <w:pPr>
+        <w:rPr>
+          <w:szCs w:val="20"/>
+          <w:lang w:eastAsia="en-GB"/>
+        </w:rPr>
+      </w:pPr>
+    </w:p>
+    <w:p>
+      <w:pPr>
+        <w:rPr>
+          <w:szCs w:val="20"/>
+          <w:lang w:eastAsia="en-GB"/>
+        </w:rPr>
+      </w:pPr>
+      <w:r>
+        <w:t xml:space="preserve">The maturity rating reflects the response capability demonstrated within the exercise scope. </w:t>
+      </w:r>
+      <w:r>
+        <w:rPr>
+          <w:b/>
+          <w:bCs/>
+        </w:rPr>
+        <w:t>Pillar 1: Reactive</w:t>
+      </w:r>
+      <w:r>
+        <w:t xml:space="preserve"> indicates reliance on individual knowledge or improvised action; </w:t>
+      </w:r>
+      <w:r>
+        <w:rPr>
+          <w:b/>
+          <w:bCs/>
+        </w:rPr>
+        <w:t>Pillar 2: Proactive</w:t>
+      </w:r>
+      <w:r>
+        <w:t xml:space="preserve"> indicates defined controls and roles that are not yet consistently integrated or exercised; and </w:t>
+      </w:r>
+      <w:r>
+        <w:rPr>
+          <w:b/>
+          <w:bCs/>
+        </w:rPr>
+        <w:t>Pillar 3: Adaptive</w:t>
+      </w:r>
+      <w:r>
+        <w:t xml:space="preserve"> indicates rehearsed, evidence-led arrangements that support coordinated decisions and continuous improvement.</w:t>
+      </w:r>
+    </w:p>
+    <w:p>
+      <w:pPr>
+        <w:pStyle w:val="Heading1"/>
+        <w:rPr>
+          <w:rFonts w:cstheme="minorBidi"/>
+          <w:szCs w:val="28"/>
+          <w:lang w:eastAsia="en-GB"/>
+        </w:rPr>
+      </w:pPr>
+      <w:r>
+        <w:rPr>
+          <w:rFonts w:cstheme="minorBidi"/>
+        </w:rPr>
+        <w:t>Recommended Improvement Plan</w:t>
+      </w:r>
+    </w:p>
+    <w:p>
+      <w:pPr>
+        <w:rPr>
+          <w:szCs w:val="20"/>
+          <w:lang w:eastAsia="en-GB"/>
+        </w:rPr>
+      </w:pPr>
+      <w:r>
+        <w:t xml:space="preserve">Planet IT has prioritised the proposed actions according to the operational uncertainty or cyber risk observed during the exercise, together with the circumstances and dependencies identified by </w:t>
+      </w:r>
+      <w:proofErr w:type="gramStart"/>
+      <w:r>
+        <w:t xml:space="preserve">{{ </w:t>
+      </w:r>
+      <w:proofErr w:type="spellStart"/>
+      <w:r>
+        <w:t>customer</w:t>
+      </w:r>
+      <w:proofErr w:type="gramEnd"/>
+      <w:r>
+        <w:t>_</w:t>
+      </w:r>
+      <w:proofErr w:type="gramStart"/>
+      <w:r>
+        <w:t>name</w:t>
+      </w:r>
+      <w:proofErr w:type="spellEnd"/>
+      <w:r>
+        <w:t xml:space="preserve"> }</w:t>
+      </w:r>
+      <w:proofErr w:type="gramEnd"/>
+      <w:r>
+        <w:t xml:space="preserve">}. The plan is intended as a proportionate improvement path rather than a generic control checklist. Final ownership, target dates and investment decisions remain with </w:t>
+      </w:r>
+      <w:proofErr w:type="gramStart"/>
+      <w:r>
+        <w:t xml:space="preserve">{{ </w:t>
+      </w:r>
+      <w:proofErr w:type="spellStart"/>
+      <w:r>
+        <w:t>customer</w:t>
+      </w:r>
+      <w:proofErr w:type="gramEnd"/>
+      <w:r>
+        <w:t>_</w:t>
+      </w:r>
+      <w:proofErr w:type="gramStart"/>
+      <w:r>
+        <w:t>name</w:t>
+      </w:r>
+      <w:proofErr w:type="spellEnd"/>
+      <w:r>
+        <w:t xml:space="preserve"> }</w:t>
+      </w:r>
+      <w:proofErr w:type="gramEnd"/>
+      <w:r>
+        <w:t>} and should be agreed through the organisation’s existing governance process.</w:t>
+      </w:r>
+    </w:p>
+    <w:tbl>
+      <w:tblPr>
+        <w:tblStyle w:val="GridTable4-Accent1"/>
+        <w:tblW w:w="5000" w:type="pct"/>
+        <w:tblLook w:val="04A0" w:firstRow="1" w:lastRow="0" w:firstColumn="1" w:lastColumn="0" w:noHBand="0" w:noVBand="1"/>
+      </w:tblPr>
+      <w:tblGrid>
+        <w:gridCol w:w="1848"/>
+        <w:gridCol w:w="1500"/>
+        <w:gridCol w:w="1648"/>
+        <w:gridCol w:w="2233"/>
+        <w:gridCol w:w="1781"/>
+      </w:tblGrid>
+      <w:tr>
+        <w:trPr>
+          <w:cnfStyle w:val="100000000000" w:firstRow="1" w:lastRow="0" w:firstColumn="0" w:lastColumn="0" w:oddVBand="0" w:evenVBand="0" w:oddHBand="0" w:evenHBand="0" w:firstRowFirstColumn="0" w:firstRowLastColumn="0" w:lastRowFirstColumn="0" w:lastRowLastColumn="0"/>
+        </w:trPr>
+        <w:tc>
+          <w:tcPr>
+            <w:cnfStyle w:val="001000000000" w:firstRow="0" w:lastRow="0" w:firstColumn="1" w:lastColumn="0" w:oddVBand="0" w:evenVBand="0" w:oddHBand="0" w:evenHBand="0" w:firstRowFirstColumn="0" w:firstRowLastColumn="0" w:lastRowFirstColumn="0" w:lastRowLastColumn="0"/>
+            <w:tcW w:w="0" w:type="auto"/>
+            <w:hideMark/>
+          </w:tcPr>
+          <w:p>
+            <w:pPr>
+              <w:rPr>
+                <w:szCs w:val="20"/>
+                <w:lang w:eastAsia="en-GB"/>
+              </w:rPr>
+            </w:pPr>
+            <w:r>
+              <w:t>ID / scope</w:t>
+            </w:r>
+          </w:p>
+        </w:tc>
+        <w:tc>
+          <w:tcPr>
+            <w:tcW w:w="0" w:type="auto"/>
+            <w:hideMark/>
+          </w:tcPr>
+          <w:p>
+            <w:pPr>
+              <w:cnfStyle w:val="100000000000" w:firstRow="1" w:lastRow="0" w:firstColumn="0" w:lastColumn="0" w:oddVBand="0" w:evenVBand="0" w:oddHBand="0" w:evenHBand="0" w:firstRowFirstColumn="0" w:firstRowLastColumn="0" w:lastRowFirstColumn="0" w:lastRowLastColumn="0"/>
+            </w:pPr>
+            <w:r>
+              <w:t>Priority, effort and status</w:t>
+            </w:r>
+          </w:p>
+        </w:tc>
+        <w:tc>
+          <w:tcPr>
+            <w:tcW w:w="0" w:type="auto"/>
+            <w:hideMark/>
+          </w:tcPr>
+          <w:p>
+            <w:pPr>
+              <w:cnfStyle w:val="100000000000" w:firstRow="1" w:lastRow="0" w:firstColumn="0" w:lastColumn="0" w:oddVBand="0" w:evenVBand="0" w:oddHBand="0" w:evenHBand="0" w:firstRowFirstColumn="0" w:firstRowLastColumn="0" w:lastRowFirstColumn="0" w:lastRowLastColumn="0"/>
+            </w:pPr>
+            <w:r>
+              <w:t>Action and risk addressed</w:t>
+            </w:r>
+          </w:p>
+        </w:tc>
+        <w:tc>
+          <w:tcPr>
+            <w:tcW w:w="0" w:type="auto"/>
+            <w:hideMark/>
+          </w:tcPr>
+          <w:p>
+            <w:pPr>
+              <w:cnfStyle w:val="100000000000" w:firstRow="1" w:lastRow="0" w:firstColumn="0" w:lastColumn="0" w:oddVBand="0" w:evenVBand="0" w:oddHBand="0" w:evenHBand="0" w:firstRowFirstColumn="0" w:firstRowLastColumn="0" w:lastRowFirstColumn="0" w:lastRowLastColumn="0"/>
+            </w:pPr>
+            <w:r>
+              <w:t>Ownership, target and dependencies</w:t>
+            </w:r>
+          </w:p>
+        </w:tc>
+        <w:tc>
+          <w:tcPr>
+            <w:tcW w:w="0" w:type="auto"/>
+            <w:hideMark/>
+          </w:tcPr>
+          <w:p>
+            <w:pPr>
+              <w:cnfStyle w:val="100000000000" w:firstRow="1" w:lastRow="0" w:firstColumn="0" w:lastColumn="0" w:oddVBand="0" w:evenVBand="0" w:oddHBand="0" w:evenHBand="0" w:firstRowFirstColumn="0" w:firstRowLastColumn="0" w:lastRowFirstColumn="0" w:lastRowLastColumn="0"/>
+            </w:pPr>
+            <w:r>
+              <w:t>Completion and assurance</w:t>
+            </w:r>
+          </w:p>
+        </w:tc>
+      </w:tr>
+      <w:tr>
+        <w:trPr>
+          <w:cnfStyle w:val="000000100000" w:firstRow="0" w:lastRow="0" w:firstColumn="0" w:lastColumn="0" w:oddVBand="0" w:evenVBand="0" w:oddHBand="1" w:evenHBand="0" w:firstRowFirstColumn="0" w:firstRowLastColumn="0" w:lastRowFirstColumn="0" w:lastRowLastColumn="0"/>
+        </w:trPr>
+        <w:tc>
+          <w:tcPr>
+            <w:cnfStyle w:val="001000000000" w:firstRow="0" w:lastRow="0" w:firstColumn="1" w:lastColumn="0" w:oddVBand="0" w:evenVBand="0" w:oddHBand="0" w:evenHBand="0" w:firstRowFirstColumn="0" w:firstRowLastColumn="0" w:lastRowFirstColumn="0" w:lastRowLastColumn="0"/>
+            <w:tcW w:w="0" w:type="auto"/>
+            <w:hideMark/>
+          </w:tcPr>
+          <w:p>
+            <w:r>
+              <w:t xml:space="preserve">{% for action in </w:t>
+            </w:r>
+            <w:proofErr w:type="spellStart"/>
+            <w:r>
+              <w:t>improvement_actions</w:t>
+            </w:r>
+            <w:proofErr w:type="spellEnd"/>
+            <w:r>
+              <w:t xml:space="preserve"> </w:t>
+            </w:r>
+            <w:proofErr w:type="gramStart"/>
+            <w:r>
+              <w:t>%}{{ action.id</w:t>
+            </w:r>
+            <w:proofErr w:type="gramEnd"/>
+            <w:r>
+              <w:t xml:space="preserve"> }}</w:t>
+            </w:r>
+            <w:r>
+              <w:br/>
+            </w:r>
+            <w:proofErr w:type="gramStart"/>
+            <w:r>
+              <w:t xml:space="preserve">{{ </w:t>
+            </w:r>
+            <w:proofErr w:type="spellStart"/>
+            <w:r>
+              <w:t>action</w:t>
+            </w:r>
+            <w:proofErr w:type="gramEnd"/>
+            <w:r>
+              <w:t>.category</w:t>
+            </w:r>
+            <w:proofErr w:type="spellEnd"/>
+            <w:r>
+              <w:t xml:space="preserve"> }}</w:t>
+            </w:r>
+            <w:r>
+              <w:br/>
+              <w:t xml:space="preserve">Scenarios: </w:t>
+            </w:r>
+            <w:proofErr w:type="gramStart"/>
+            <w:r>
+              <w:t xml:space="preserve">{{ </w:t>
+            </w:r>
+            <w:proofErr w:type="spellStart"/>
+            <w:r>
+              <w:t>action</w:t>
+            </w:r>
+            <w:proofErr w:type="gramEnd"/>
+            <w:r>
+              <w:t>.scenario_references</w:t>
+            </w:r>
+            <w:proofErr w:type="spellEnd"/>
+            <w:r>
+              <w:t xml:space="preserve"> | </w:t>
+            </w:r>
+            <w:proofErr w:type="gramStart"/>
+            <w:r>
+              <w:t>join(</w:t>
+            </w:r>
+            <w:proofErr w:type="gramEnd"/>
+            <w:r>
+              <w:t>', ') }}</w:t>
+            </w:r>
+            <w:r>
+              <w:br/>
+              <w:t xml:space="preserve">Findings: </w:t>
+            </w:r>
+            <w:proofErr w:type="gramStart"/>
+            <w:r>
+              <w:t xml:space="preserve">{{ </w:t>
+            </w:r>
+            <w:proofErr w:type="spellStart"/>
+            <w:r>
+              <w:t>action</w:t>
+            </w:r>
+            <w:proofErr w:type="gramEnd"/>
+            <w:r>
+              <w:t>.finding_references</w:t>
+            </w:r>
+            <w:proofErr w:type="spellEnd"/>
+            <w:r>
+              <w:t xml:space="preserve"> | </w:t>
+            </w:r>
+            <w:proofErr w:type="gramStart"/>
+            <w:r>
+              <w:t>join(</w:t>
+            </w:r>
+            <w:proofErr w:type="gramEnd"/>
+            <w:r>
+              <w:t>', '</w:t>
+            </w:r>
+            <w:proofErr w:type="gramStart"/>
+            <w:r>
+              <w:t xml:space="preserve">) </w:t>
+            </w:r>
+            <w:r>
               <w:lastRenderedPageBreak/>
-              <w:t xml:space="preserve">{% for action in </w:t>
-            </w:r>
-            <w:proofErr w:type="spellStart"/>
-            <w:r>
-              <w:t>improvement_actions</w:t>
-            </w:r>
-            <w:proofErr w:type="spellEnd"/>
-            <w:r>
-              <w:t xml:space="preserve"> </w:t>
-            </w:r>
-            <w:proofErr w:type="gramStart"/>
-            <w:r>
-              <w:t>%}</w:t>
-            </w:r>
-            <w:r>
-              <w:rPr>
-                <w:b/>
-                <w:bCs/>
-              </w:rPr>
-              <w:t>Accountable</w:t>
-            </w:r>
-            <w:proofErr w:type="gramEnd"/>
-            <w:r>
-              <w:rPr>
-                <w:b/>
-                <w:bCs/>
-              </w:rPr>
-              <w:t>:</w:t>
-            </w:r>
-            <w:r>
-              <w:t xml:space="preserve"> </w:t>
-            </w:r>
-            <w:proofErr w:type="gramStart"/>
-            <w:r>
-              <w:t xml:space="preserve">{{ </w:t>
-            </w:r>
-            <w:proofErr w:type="spellStart"/>
-            <w:r>
-              <w:t>action</w:t>
-            </w:r>
-            <w:proofErr w:type="gramEnd"/>
-            <w:r>
-              <w:t>.accountable_owner</w:t>
-            </w:r>
-            <w:proofErr w:type="spellEnd"/>
-            <w:r>
-              <w:t xml:space="preserve"> }}</w:t>
-            </w:r>
-            <w:r>
-              <w:br/>
-            </w:r>
-            <w:r>
-              <w:rPr>
-                <w:b/>
-                <w:bCs/>
-              </w:rPr>
-              <w:t>Supporting:</w:t>
-            </w:r>
-            <w:r>
-              <w:t xml:space="preserve"> </w:t>
-            </w:r>
-            <w:proofErr w:type="gramStart"/>
-            <w:r>
-              <w:t xml:space="preserve">{{ </w:t>
-            </w:r>
-            <w:proofErr w:type="spellStart"/>
-            <w:r>
-              <w:t>action</w:t>
-            </w:r>
-            <w:proofErr w:type="gramEnd"/>
-            <w:r>
-              <w:t>.supporting_owners</w:t>
-            </w:r>
-            <w:proofErr w:type="spellEnd"/>
-            <w:r>
-              <w:t xml:space="preserve"> | </w:t>
-            </w:r>
-            <w:proofErr w:type="gramStart"/>
-            <w:r>
-              <w:t>join(</w:t>
-            </w:r>
-            <w:proofErr w:type="gramEnd"/>
-            <w:r>
-              <w:t>', ') }}</w:t>
-            </w:r>
-            <w:r>
-              <w:br/>
-            </w:r>
-            <w:r>
-              <w:rPr>
-                <w:b/>
-                <w:bCs/>
-              </w:rPr>
-              <w:t>Target:</w:t>
-            </w:r>
-            <w:r>
-              <w:t xml:space="preserve"> </w:t>
-            </w:r>
-            <w:proofErr w:type="gramStart"/>
-            <w:r>
-              <w:t xml:space="preserve">{{ </w:t>
-            </w:r>
-            <w:proofErr w:type="spellStart"/>
-            <w:r>
-              <w:t>action</w:t>
-            </w:r>
-            <w:proofErr w:type="gramEnd"/>
-            <w:r>
-              <w:t>.target_date</w:t>
-            </w:r>
-            <w:proofErr w:type="spellEnd"/>
-            <w:r>
-              <w:t xml:space="preserve"> or </w:t>
-            </w:r>
-            <w:proofErr w:type="spellStart"/>
-            <w:proofErr w:type="gramStart"/>
-            <w:r>
-              <w:t>action.target</w:t>
-            </w:r>
-            <w:proofErr w:type="gramEnd"/>
-            <w:r>
-              <w:t>_time</w:t>
-            </w:r>
-            <w:r>
-              <w:lastRenderedPageBreak/>
-              <w:t>frame</w:t>
-            </w:r>
-            <w:proofErr w:type="spellEnd"/>
-            <w:r>
-              <w:t xml:space="preserve"> }}</w:t>
-            </w:r>
-            <w:r>
-              <w:br/>
-            </w:r>
-            <w:r>
-              <w:rPr>
-                <w:b/>
-                <w:bCs/>
-              </w:rPr>
-              <w:t>Review:</w:t>
-            </w:r>
-            <w:r>
-              <w:t xml:space="preserve"> </w:t>
-            </w:r>
-            <w:proofErr w:type="gramStart"/>
-            <w:r>
-              <w:t xml:space="preserve">{{ </w:t>
-            </w:r>
-            <w:proofErr w:type="spellStart"/>
-            <w:r>
-              <w:t>action</w:t>
-            </w:r>
-            <w:proofErr w:type="gramEnd"/>
-            <w:r>
-              <w:t>.review_date</w:t>
-            </w:r>
-            <w:proofErr w:type="spellEnd"/>
-            <w:r>
-              <w:t xml:space="preserve"> }}</w:t>
-            </w:r>
-            <w:r>
-              <w:br/>
-            </w:r>
-            <w:r>
-              <w:rPr>
-                <w:b/>
-                <w:bCs/>
-              </w:rPr>
-              <w:t>Dependencies:</w:t>
-            </w:r>
-            <w:r>
-              <w:t xml:space="preserve"> </w:t>
-            </w:r>
-            <w:proofErr w:type="gramStart"/>
-            <w:r>
-              <w:t xml:space="preserve">{{ </w:t>
-            </w:r>
-            <w:proofErr w:type="spellStart"/>
-            <w:r>
-              <w:t>action</w:t>
-            </w:r>
-            <w:proofErr w:type="gramEnd"/>
-            <w:r>
-              <w:t>.dependencies</w:t>
-            </w:r>
-            <w:proofErr w:type="spellEnd"/>
-            <w:r>
-              <w:t xml:space="preserve"> | </w:t>
-            </w:r>
-            <w:proofErr w:type="gramStart"/>
-            <w:r>
-              <w:t>join(</w:t>
-            </w:r>
-            <w:proofErr w:type="gramEnd"/>
-            <w:r>
-              <w:t>'; '</w:t>
-            </w:r>
-            <w:proofErr w:type="gramStart"/>
-            <w:r>
-              <w:t>) }}{</w:t>
+              <w:t>}}{</w:t>
             </w:r>
             <w:proofErr w:type="gramEnd"/>
             <w:r>
@@ -7561,6 +8379,560 @@
             </w:r>
             <w:proofErr w:type="gramStart"/>
             <w:r>
+              <w:t xml:space="preserve">%}{{ </w:t>
+            </w:r>
+            <w:proofErr w:type="spellStart"/>
+            <w:r>
+              <w:t>action</w:t>
+            </w:r>
+            <w:proofErr w:type="gramEnd"/>
+            <w:r>
+              <w:t>.</w:t>
+            </w:r>
+            <w:proofErr w:type="gramStart"/>
+            <w:r>
+              <w:t>priority</w:t>
+            </w:r>
+            <w:proofErr w:type="spellEnd"/>
+            <w:r>
+              <w:t xml:space="preserve"> }</w:t>
+            </w:r>
+            <w:proofErr w:type="gramEnd"/>
+            <w:r>
+              <w:t xml:space="preserve">} | </w:t>
+            </w:r>
+            <w:proofErr w:type="gramStart"/>
+            <w:r>
+              <w:t xml:space="preserve">{{ </w:t>
+            </w:r>
+            <w:proofErr w:type="spellStart"/>
+            <w:r>
+              <w:t>action</w:t>
+            </w:r>
+            <w:proofErr w:type="gramEnd"/>
+            <w:r>
+              <w:t>.status</w:t>
+            </w:r>
+            <w:proofErr w:type="spellEnd"/>
+            <w:r>
+              <w:t xml:space="preserve"> }}</w:t>
+            </w:r>
+            <w:r>
+              <w:br/>
+              <w:t xml:space="preserve">Effort: </w:t>
+            </w:r>
+            <w:proofErr w:type="gramStart"/>
+            <w:r>
+              <w:t xml:space="preserve">{{ </w:t>
+            </w:r>
+            <w:proofErr w:type="spellStart"/>
+            <w:r>
+              <w:t>action</w:t>
+            </w:r>
+            <w:proofErr w:type="gramEnd"/>
+            <w:r>
+              <w:t>.</w:t>
+            </w:r>
+            <w:proofErr w:type="gramStart"/>
+            <w:r>
+              <w:t>effort</w:t>
+            </w:r>
+            <w:proofErr w:type="spellEnd"/>
+            <w:r>
+              <w:t xml:space="preserve"> }</w:t>
+            </w:r>
+            <w:proofErr w:type="gramEnd"/>
+            <w:r>
+              <w:t xml:space="preserve">} | Cost band: </w:t>
+            </w:r>
+            <w:proofErr w:type="gramStart"/>
+            <w:r>
+              <w:t xml:space="preserve">{{ </w:t>
+            </w:r>
+            <w:proofErr w:type="spellStart"/>
+            <w:r>
+              <w:t>action</w:t>
+            </w:r>
+            <w:proofErr w:type="gramEnd"/>
+            <w:r>
+              <w:t>.cost_</w:t>
+            </w:r>
+            <w:proofErr w:type="gramStart"/>
+            <w:r>
+              <w:t>band</w:t>
+            </w:r>
+            <w:proofErr w:type="spellEnd"/>
+            <w:r>
+              <w:t xml:space="preserve"> }}{</w:t>
+            </w:r>
+            <w:proofErr w:type="gramEnd"/>
+            <w:r>
+              <w:t xml:space="preserve">% if not </w:t>
+            </w:r>
+            <w:proofErr w:type="spellStart"/>
+            <w:proofErr w:type="gramStart"/>
+            <w:r>
+              <w:lastRenderedPageBreak/>
+              <w:t>loop.last</w:t>
+            </w:r>
+            <w:proofErr w:type="spellEnd"/>
+            <w:proofErr w:type="gramEnd"/>
+            <w:r>
+              <w:t xml:space="preserve"> %}</w:t>
+            </w:r>
+            <w:r>
+              <w:br/>
+            </w:r>
+            <w:r>
+              <w:br/>
+              <w:t xml:space="preserve">{% endif </w:t>
+            </w:r>
+            <w:proofErr w:type="gramStart"/>
+            <w:r>
+              <w:t>%}{</w:t>
+            </w:r>
+            <w:proofErr w:type="gramEnd"/>
+            <w:r>
+              <w:t xml:space="preserve">% </w:t>
+            </w:r>
+            <w:proofErr w:type="spellStart"/>
+            <w:r>
+              <w:t>endfor</w:t>
+            </w:r>
+            <w:proofErr w:type="spellEnd"/>
+            <w:r>
+              <w:t xml:space="preserve"> %}</w:t>
+            </w:r>
+          </w:p>
+        </w:tc>
+        <w:tc>
+          <w:tcPr>
+            <w:tcW w:w="0" w:type="auto"/>
+            <w:hideMark/>
+          </w:tcPr>
+          <w:p>
+            <w:pPr>
+              <w:cnfStyle w:val="000000100000" w:firstRow="0" w:lastRow="0" w:firstColumn="0" w:lastColumn="0" w:oddVBand="0" w:evenVBand="0" w:oddHBand="1" w:evenHBand="0" w:firstRowFirstColumn="0" w:firstRowLastColumn="0" w:lastRowFirstColumn="0" w:lastRowLastColumn="0"/>
+            </w:pPr>
+            <w:r>
+              <w:lastRenderedPageBreak/>
+              <w:t xml:space="preserve">{% for action in </w:t>
+            </w:r>
+            <w:proofErr w:type="spellStart"/>
+            <w:r>
+              <w:t>improvement_actions</w:t>
+            </w:r>
+            <w:proofErr w:type="spellEnd"/>
+            <w:r>
+              <w:t xml:space="preserve"> </w:t>
+            </w:r>
+            <w:proofErr w:type="gramStart"/>
+            <w:r>
+              <w:t>%}</w:t>
+            </w:r>
+            <w:r>
+              <w:rPr>
+                <w:b/>
+                <w:bCs/>
+              </w:rPr>
+              <w:t xml:space="preserve">{{ </w:t>
+            </w:r>
+            <w:proofErr w:type="spellStart"/>
+            <w:r>
+              <w:rPr>
+                <w:b/>
+                <w:bCs/>
+              </w:rPr>
+              <w:t>action</w:t>
+            </w:r>
+            <w:proofErr w:type="gramEnd"/>
+            <w:r>
+              <w:rPr>
+                <w:b/>
+                <w:bCs/>
+              </w:rPr>
+              <w:t>.recommendation</w:t>
+            </w:r>
+            <w:proofErr w:type="spellEnd"/>
+            <w:r>
+              <w:rPr>
+                <w:b/>
+                <w:bCs/>
+              </w:rPr>
+              <w:t xml:space="preserve"> }}</w:t>
+            </w:r>
+            <w:r>
+              <w:br/>
+            </w:r>
+            <w:proofErr w:type="gramStart"/>
+            <w:r>
+              <w:t xml:space="preserve">{{ </w:t>
+            </w:r>
+            <w:proofErr w:type="spellStart"/>
+            <w:r>
+              <w:t>action</w:t>
+            </w:r>
+            <w:proofErr w:type="gramEnd"/>
+            <w:r>
+              <w:t>.rationale</w:t>
+            </w:r>
+            <w:proofErr w:type="spellEnd"/>
+            <w:r>
+              <w:t xml:space="preserve"> }}</w:t>
+            </w:r>
+            <w:r>
+              <w:br/>
+            </w:r>
+            <w:r>
+              <w:rPr>
+                <w:b/>
+                <w:bCs/>
+              </w:rPr>
+              <w:t>Risk addressed:</w:t>
+            </w:r>
+            <w:r>
+              <w:t xml:space="preserve"> </w:t>
+            </w:r>
+            <w:proofErr w:type="gramStart"/>
+            <w:r>
+              <w:t xml:space="preserve">{{ </w:t>
+            </w:r>
+            <w:proofErr w:type="spellStart"/>
+            <w:r>
+              <w:t>action</w:t>
+            </w:r>
+            <w:proofErr w:type="gramEnd"/>
+            <w:r>
+              <w:t>.risk_addressed</w:t>
+            </w:r>
+            <w:proofErr w:type="spellEnd"/>
+            <w:r>
+              <w:t xml:space="preserve"> }}</w:t>
+            </w:r>
+            <w:r>
+              <w:br/>
+            </w:r>
+            <w:r>
+              <w:rPr>
+                <w:b/>
+                <w:bCs/>
+              </w:rPr>
+              <w:t>Residual risk:</w:t>
+            </w:r>
+            <w:r>
+              <w:t xml:space="preserve"> </w:t>
+            </w:r>
+            <w:proofErr w:type="gramStart"/>
+            <w:r>
+              <w:t xml:space="preserve">{{ </w:t>
+            </w:r>
+            <w:proofErr w:type="spellStart"/>
+            <w:r>
+              <w:lastRenderedPageBreak/>
+              <w:t>action</w:t>
+            </w:r>
+            <w:proofErr w:type="gramEnd"/>
+            <w:r>
+              <w:t>.residual_</w:t>
+            </w:r>
+            <w:proofErr w:type="gramStart"/>
+            <w:r>
+              <w:t>risk</w:t>
+            </w:r>
+            <w:proofErr w:type="spellEnd"/>
+            <w:r>
+              <w:t xml:space="preserve"> }}{</w:t>
+            </w:r>
+            <w:proofErr w:type="gramEnd"/>
+            <w:r>
+              <w:t xml:space="preserve">% if not </w:t>
+            </w:r>
+            <w:proofErr w:type="spellStart"/>
+            <w:proofErr w:type="gramStart"/>
+            <w:r>
+              <w:t>loop.last</w:t>
+            </w:r>
+            <w:proofErr w:type="spellEnd"/>
+            <w:proofErr w:type="gramEnd"/>
+            <w:r>
+              <w:t xml:space="preserve"> %}</w:t>
+            </w:r>
+            <w:r>
+              <w:br/>
+            </w:r>
+            <w:r>
+              <w:br/>
+              <w:t xml:space="preserve">{% endif </w:t>
+            </w:r>
+            <w:proofErr w:type="gramStart"/>
+            <w:r>
+              <w:t>%}{</w:t>
+            </w:r>
+            <w:proofErr w:type="gramEnd"/>
+            <w:r>
+              <w:t xml:space="preserve">% </w:t>
+            </w:r>
+            <w:proofErr w:type="spellStart"/>
+            <w:r>
+              <w:t>endfor</w:t>
+            </w:r>
+            <w:proofErr w:type="spellEnd"/>
+            <w:r>
+              <w:t xml:space="preserve"> %}</w:t>
+            </w:r>
+          </w:p>
+        </w:tc>
+        <w:tc>
+          <w:tcPr>
+            <w:tcW w:w="0" w:type="auto"/>
+            <w:hideMark/>
+          </w:tcPr>
+          <w:p>
+            <w:pPr>
+              <w:cnfStyle w:val="000000100000" w:firstRow="0" w:lastRow="0" w:firstColumn="0" w:lastColumn="0" w:oddVBand="0" w:evenVBand="0" w:oddHBand="1" w:evenHBand="0" w:firstRowFirstColumn="0" w:firstRowLastColumn="0" w:lastRowFirstColumn="0" w:lastRowLastColumn="0"/>
+            </w:pPr>
+            <w:r>
+              <w:rPr>
+                <w:b/>
+                <w:bCs/>
+              </w:rPr>
+              <w:lastRenderedPageBreak/>
+              <w:t>Accountable:</w:t>
+            </w:r>
+            <w:r>
+              <w:t xml:space="preserve"> </w:t>
+            </w:r>
+            <w:proofErr w:type="gramStart"/>
+            <w:r>
+              <w:t xml:space="preserve">{{ </w:t>
+            </w:r>
+            <w:proofErr w:type="spellStart"/>
+            <w:r>
+              <w:t>action</w:t>
+            </w:r>
+            <w:proofErr w:type="gramEnd"/>
+            <w:r>
+              <w:t>.accountable_</w:t>
+            </w:r>
+            <w:proofErr w:type="gramStart"/>
+            <w:r>
+              <w:t>owner</w:t>
+            </w:r>
+            <w:proofErr w:type="spellEnd"/>
+            <w:r>
+              <w:t xml:space="preserve"> }</w:t>
+            </w:r>
+            <w:proofErr w:type="gramEnd"/>
+            <w:r>
+              <w:t>}</w:t>
+            </w:r>
+          </w:p>
+          <w:p>
+            <w:pPr>
+              <w:cnfStyle w:val="000000100000" w:firstRow="0" w:lastRow="0" w:firstColumn="0" w:lastColumn="0" w:oddVBand="0" w:evenVBand="0" w:oddHBand="1" w:evenHBand="0" w:firstRowFirstColumn="0" w:firstRowLastColumn="0" w:lastRowFirstColumn="0" w:lastRowLastColumn="0"/>
+              <w:rPr>
+                <w:szCs w:val="20"/>
+                <w:lang w:eastAsia="en-GB"/>
+              </w:rPr>
+            </w:pPr>
+            <w:r>
+              <w:rPr>
+                <w:b/>
+                <w:bCs/>
+              </w:rPr>
+              <w:t>Supporting:</w:t>
+            </w:r>
+            <w:r>
+              <w:t xml:space="preserve"> </w:t>
+            </w:r>
+            <w:proofErr w:type="gramStart"/>
+            <w:r>
+              <w:t xml:space="preserve">{{ </w:t>
+            </w:r>
+            <w:proofErr w:type="spellStart"/>
+            <w:r>
+              <w:t>action</w:t>
+            </w:r>
+            <w:proofErr w:type="gramEnd"/>
+            <w:r>
+              <w:t>.supporting_owners_</w:t>
+            </w:r>
+            <w:proofErr w:type="gramStart"/>
+            <w:r>
+              <w:t>display</w:t>
+            </w:r>
+            <w:proofErr w:type="spellEnd"/>
+            <w:r>
+              <w:t xml:space="preserve"> }</w:t>
+            </w:r>
+            <w:proofErr w:type="gramEnd"/>
+            <w:r>
+              <w:t>}</w:t>
+            </w:r>
+          </w:p>
+          <w:p>
+            <w:pPr>
+              <w:cnfStyle w:val="000000100000" w:firstRow="0" w:lastRow="0" w:firstColumn="0" w:lastColumn="0" w:oddVBand="0" w:evenVBand="0" w:oddHBand="1" w:evenHBand="0" w:firstRowFirstColumn="0" w:firstRowLastColumn="0" w:lastRowFirstColumn="0" w:lastRowLastColumn="0"/>
+              <w:rPr>
+                <w:szCs w:val="20"/>
+                <w:lang w:eastAsia="en-GB"/>
+              </w:rPr>
+            </w:pPr>
+            <w:r>
+              <w:rPr>
+                <w:b/>
+                <w:bCs/>
+              </w:rPr>
+              <w:t>Target:</w:t>
+            </w:r>
+            <w:r>
+              <w:t xml:space="preserve"> </w:t>
+            </w:r>
+            <w:proofErr w:type="gramStart"/>
+            <w:r>
+              <w:t xml:space="preserve">{{ </w:t>
+            </w:r>
+            <w:proofErr w:type="spellStart"/>
+            <w:r>
+              <w:t>action</w:t>
+            </w:r>
+            <w:proofErr w:type="gramEnd"/>
+            <w:r>
+              <w:t>.target_</w:t>
+            </w:r>
+            <w:proofErr w:type="gramStart"/>
+            <w:r>
+              <w:t>display</w:t>
+            </w:r>
+            <w:proofErr w:type="spellEnd"/>
+            <w:r>
+              <w:t xml:space="preserve"> }</w:t>
+            </w:r>
+            <w:proofErr w:type="gramEnd"/>
+            <w:r>
+              <w:t>}</w:t>
+            </w:r>
+          </w:p>
+          <w:p>
+            <w:pPr>
+              <w:cnfStyle w:val="000000100000" w:firstRow="0" w:lastRow="0" w:firstColumn="0" w:lastColumn="0" w:oddVBand="0" w:evenVBand="0" w:oddHBand="1" w:evenHBand="0" w:firstRowFirstColumn="0" w:firstRowLastColumn="0" w:lastRowFirstColumn="0" w:lastRowLastColumn="0"/>
+              <w:rPr>
+                <w:szCs w:val="20"/>
+                <w:lang w:eastAsia="en-GB"/>
+              </w:rPr>
+            </w:pPr>
+            <w:r>
+              <w:rPr>
+                <w:b/>
+                <w:bCs/>
+              </w:rPr>
+              <w:t>Review:</w:t>
+            </w:r>
+            <w:r>
+              <w:t xml:space="preserve"> </w:t>
+            </w:r>
+            <w:proofErr w:type="gramStart"/>
+            <w:r>
+              <w:t xml:space="preserve">{{ </w:t>
+            </w:r>
+            <w:proofErr w:type="spellStart"/>
+            <w:r>
+              <w:t>action</w:t>
+            </w:r>
+            <w:proofErr w:type="gramEnd"/>
+            <w:r>
+              <w:t>.review_date_</w:t>
+            </w:r>
+            <w:proofErr w:type="gramStart"/>
+            <w:r>
+              <w:t>display</w:t>
+            </w:r>
+            <w:proofErr w:type="spellEnd"/>
+            <w:r>
+              <w:t xml:space="preserve"> }</w:t>
+            </w:r>
+            <w:proofErr w:type="gramEnd"/>
+            <w:r>
+              <w:t>}</w:t>
+            </w:r>
+          </w:p>
+          <w:p>
+            <w:pPr>
+              <w:cnfStyle w:val="000000100000" w:firstRow="0" w:lastRow="0" w:firstColumn="0" w:lastColumn="0" w:oddVBand="0" w:evenVBand="0" w:oddHBand="1" w:evenHBand="0" w:firstRowFirstColumn="0" w:firstRowLastColumn="0" w:lastRowFirstColumn="0" w:lastRowLastColumn="0"/>
+              <w:rPr>
+                <w:szCs w:val="20"/>
+                <w:lang w:eastAsia="en-GB"/>
+              </w:rPr>
+            </w:pPr>
+            <w:r>
+              <w:rPr>
+                <w:b/>
+                <w:bCs/>
+              </w:rPr>
+              <w:lastRenderedPageBreak/>
+              <w:t>Dependencies:</w:t>
+            </w:r>
+            <w:r>
+              <w:t xml:space="preserve"> </w:t>
+            </w:r>
+            <w:proofErr w:type="gramStart"/>
+            <w:r>
+              <w:t xml:space="preserve">{{ </w:t>
+            </w:r>
+            <w:proofErr w:type="spellStart"/>
+            <w:r>
+              <w:t>action</w:t>
+            </w:r>
+            <w:proofErr w:type="gramEnd"/>
+            <w:r>
+              <w:t>.dependencies_</w:t>
+            </w:r>
+            <w:proofErr w:type="gramStart"/>
+            <w:r>
+              <w:t>display</w:t>
+            </w:r>
+            <w:proofErr w:type="spellEnd"/>
+            <w:r>
+              <w:t xml:space="preserve"> }</w:t>
+            </w:r>
+            <w:proofErr w:type="gramEnd"/>
+            <w:r>
+              <w:t>}</w:t>
+            </w:r>
+          </w:p>
+          <w:p>
+            <w:pPr>
+              <w:cnfStyle w:val="000000100000" w:firstRow="0" w:lastRow="0" w:firstColumn="0" w:lastColumn="0" w:oddVBand="0" w:evenVBand="0" w:oddHBand="1" w:evenHBand="0" w:firstRowFirstColumn="0" w:firstRowLastColumn="0" w:lastRowFirstColumn="0" w:lastRowLastColumn="0"/>
+              <w:rPr>
+                <w:szCs w:val="20"/>
+                <w:lang w:eastAsia="en-GB"/>
+              </w:rPr>
+            </w:pPr>
+          </w:p>
+        </w:tc>
+        <w:tc>
+          <w:tcPr>
+            <w:tcW w:w="0" w:type="auto"/>
+            <w:hideMark/>
+          </w:tcPr>
+          <w:p>
+            <w:pPr>
+              <w:cnfStyle w:val="000000100000" w:firstRow="0" w:lastRow="0" w:firstColumn="0" w:lastColumn="0" w:oddVBand="0" w:evenVBand="0" w:oddHBand="1" w:evenHBand="0" w:firstRowFirstColumn="0" w:firstRowLastColumn="0" w:lastRowFirstColumn="0" w:lastRowLastColumn="0"/>
+            </w:pPr>
+            <w:r>
+              <w:lastRenderedPageBreak/>
+              <w:t xml:space="preserve">{% for action in </w:t>
+            </w:r>
+            <w:proofErr w:type="spellStart"/>
+            <w:r>
+              <w:t>improvement_actions</w:t>
+            </w:r>
+            <w:proofErr w:type="spellEnd"/>
+            <w:r>
+              <w:t xml:space="preserve"> </w:t>
+            </w:r>
+            <w:proofErr w:type="gramStart"/>
+            <w:r>
               <w:t>%}</w:t>
             </w:r>
             <w:r>
@@ -7653,6 +9025,7 @@
             </w:r>
             <w:proofErr w:type="gramStart"/>
             <w:r>
+              <w:lastRenderedPageBreak/>
               <w:t>method</w:t>
             </w:r>
             <w:proofErr w:type="spellEnd"/>
@@ -7666,7 +9039,6 @@
             <w:proofErr w:type="spellStart"/>
             <w:proofErr w:type="gramStart"/>
             <w:r>
-              <w:lastRenderedPageBreak/>
               <w:t>action.decision</w:t>
             </w:r>
             <w:proofErr w:type="gramEnd"/>
@@ -7913,7 +9285,7 @@
       </w:r>
       <w:proofErr w:type="spellStart"/>
       <w:r>
-        <w:t>follow_up_assurance.factual_validation_status</w:t>
+        <w:t>follow_up_assurance.factual_validation_status_display</w:t>
       </w:r>
       <w:proofErr w:type="spellEnd"/>
       <w:r>
@@ -7934,7 +9306,7 @@
       </w:r>
       <w:proofErr w:type="spellStart"/>
       <w:r>
-        <w:t>follow_up_assurance.report_approver</w:t>
+        <w:t>follow_up_assurance.report_approver_display</w:t>
       </w:r>
       <w:proofErr w:type="spellEnd"/>
       <w:r>
@@ -7952,7 +9324,7 @@
       </w:r>
       <w:proofErr w:type="spellStart"/>
       <w:r>
-        <w:t>follow_up_assurance.approval_date</w:t>
+        <w:t>follow_up_assurance.approval_date_display</w:t>
       </w:r>
       <w:proofErr w:type="spellEnd"/>
       <w:r>
@@ -7973,7 +9345,7 @@
       </w:r>
       <w:proofErr w:type="spellStart"/>
       <w:r>
-        <w:t>follow_up_assurance.action_review_date</w:t>
+        <w:t>follow_up_assurance.action_review_date_display</w:t>
       </w:r>
       <w:proofErr w:type="spellEnd"/>
       <w:r>
@@ -7994,11 +9366,11 @@
       </w:r>
       <w:proofErr w:type="spellStart"/>
       <w:r>
-        <w:t>follow_up_assurance.outstanding_evidence_requests</w:t>
+        <w:t>follow_up_assurance.outstanding_evidence_requests_display</w:t>
       </w:r>
       <w:proofErr w:type="spellEnd"/>
       <w:r>
-        <w:t xml:space="preserve"> | join('; ') }}</w:t>
+        <w:t xml:space="preserve"> }}</w:t>
       </w:r>
       <w:r>
         <w:br/>
@@ -8015,11 +9387,11 @@
       </w:r>
       <w:proofErr w:type="spellStart"/>
       <w:r>
-        <w:t>follow_up_assurance.disputed_findings</w:t>
+        <w:t>follow_up_assurance.disputed_findings_display</w:t>
       </w:r>
       <w:proofErr w:type="spellEnd"/>
       <w:r>
-        <w:t xml:space="preserve"> | join('; ') }}</w:t>
+        <w:t xml:space="preserve"> }}</w:t>
       </w:r>
       <w:r>
         <w:br/>
@@ -8036,7 +9408,7 @@
       </w:r>
       <w:proofErr w:type="spellStart"/>
       <w:r>
-        <w:t>follow_up_assurance.assurance_method</w:t>
+        <w:t>follow_up_assurance.assurance_method_display</w:t>
       </w:r>
       <w:proofErr w:type="spellEnd"/>
       <w:r>
@@ -8053,23 +9425,15 @@
         <w:t>Retest:</w:t>
       </w:r>
       <w:r>
-        <w:t xml:space="preserve"> {% if </w:t>
+        <w:t xml:space="preserve"> {{ </w:t>
       </w:r>
       <w:proofErr w:type="spellStart"/>
       <w:r>
-        <w:t>follow_up_assurance.retest_required</w:t>
+        <w:t>follow_up_assurance.retest_display</w:t>
       </w:r>
       <w:proofErr w:type="spellEnd"/>
       <w:r>
-        <w:t xml:space="preserve"> %}Required — {{ </w:t>
-      </w:r>
-      <w:proofErr w:type="spellStart"/>
-      <w:r>
-        <w:t>follow_up_assurance.retest_scope</w:t>
-      </w:r>
-      <w:proofErr w:type="spellEnd"/>
-      <w:r>
-        <w:t xml:space="preserve"> }}{% else %}Not currently required{% endif %}</w:t>
+        <w:t xml:space="preserve"> }}</w:t>
       </w:r>
       <w:r>
         <w:br/>
@@ -8086,7 +9450,7 @@
       </w:r>
       <w:proofErr w:type="spellStart"/>
       <w:r>
-        <w:t>follow_up_assurance.next_tabletop_trigger</w:t>
+        <w:t>follow_up_assurance.next_tabletop_trigger_display</w:t>
       </w:r>
       <w:proofErr w:type="spellEnd"/>
       <w:r>
@@ -8111,12 +9475,448 @@
     </w:p>
     <w:p>
       <w:pPr>
+        <w:pStyle w:val="Heading2"/>
+        <w:rPr>
+          <w:rFonts w:cstheme="minorBidi"/>
+          <w:szCs w:val="20"/>
+          <w:lang w:eastAsia="en-GB"/>
+        </w:rPr>
+      </w:pPr>
+      <w:r>
+        <w:rPr>
+          <w:rFonts w:cstheme="minorBidi"/>
+        </w:rPr>
+        <w:t>Exercise confidence assessment</w:t>
+      </w:r>
+    </w:p>
+    <w:p>
+      <w:pPr>
         <w:rPr>
           <w:szCs w:val="20"/>
           <w:lang w:eastAsia="en-GB"/>
         </w:rPr>
       </w:pPr>
       <w:r>
+        <w:t>Participant confidence is recorded before and after the exercise to indicate whether the facilitated discussion improved clarity around roles, escalation routes and response expectations. The measure should be treated as directional feedback rather than a formal assurance score.</w:t>
+      </w:r>
+    </w:p>
+    <w:tbl>
+      <w:tblPr>
+        <w:tblStyle w:val="GridTable4-Accent1"/>
+        <w:tblW w:w="5000" w:type="pct"/>
+        <w:tblLook w:val="04A0" w:firstRow="1" w:lastRow="0" w:firstColumn="1" w:lastColumn="0" w:noHBand="0" w:noVBand="1"/>
+      </w:tblPr>
+      <w:tblGrid>
+        <w:gridCol w:w="2105"/>
+        <w:gridCol w:w="2110"/>
+        <w:gridCol w:w="1968"/>
+        <w:gridCol w:w="2827"/>
+      </w:tblGrid>
+      <w:tr>
+        <w:trPr>
+          <w:cnfStyle w:val="100000000000" w:firstRow="1" w:lastRow="0" w:firstColumn="0" w:lastColumn="0" w:oddVBand="0" w:evenVBand="0" w:oddHBand="0" w:evenHBand="0" w:firstRowFirstColumn="0" w:firstRowLastColumn="0" w:lastRowFirstColumn="0" w:lastRowLastColumn="0"/>
+        </w:trPr>
+        <w:tc>
+          <w:tcPr>
+            <w:cnfStyle w:val="001000000000" w:firstRow="0" w:lastRow="0" w:firstColumn="1" w:lastColumn="0" w:oddVBand="0" w:evenVBand="0" w:oddHBand="0" w:evenHBand="0" w:firstRowFirstColumn="0" w:firstRowLastColumn="0" w:lastRowFirstColumn="0" w:lastRowLastColumn="0"/>
+            <w:tcW w:w="0" w:type="auto"/>
+            <w:hideMark/>
+          </w:tcPr>
+          <w:p>
+            <w:pPr>
+              <w:rPr>
+                <w:szCs w:val="20"/>
+                <w:lang w:eastAsia="en-GB"/>
+              </w:rPr>
+            </w:pPr>
+            <w:r>
+              <w:t>Audience group</w:t>
+            </w:r>
+          </w:p>
+        </w:tc>
+        <w:tc>
+          <w:tcPr>
+            <w:tcW w:w="0" w:type="auto"/>
+            <w:hideMark/>
+          </w:tcPr>
+          <w:p>
+            <w:pPr>
+              <w:cnfStyle w:val="100000000000" w:firstRow="1" w:lastRow="0" w:firstColumn="0" w:lastColumn="0" w:oddVBand="0" w:evenVBand="0" w:oddHBand="0" w:evenHBand="0" w:firstRowFirstColumn="0" w:firstRowLastColumn="0" w:lastRowFirstColumn="0" w:lastRowLastColumn="0"/>
+            </w:pPr>
+            <w:r>
+              <w:t>Confidence before</w:t>
+            </w:r>
+          </w:p>
+        </w:tc>
+        <w:tc>
+          <w:tcPr>
+            <w:tcW w:w="0" w:type="auto"/>
+            <w:hideMark/>
+          </w:tcPr>
+          <w:p>
+            <w:pPr>
+              <w:cnfStyle w:val="100000000000" w:firstRow="1" w:lastRow="0" w:firstColumn="0" w:lastColumn="0" w:oddVBand="0" w:evenVBand="0" w:oddHBand="0" w:evenHBand="0" w:firstRowFirstColumn="0" w:firstRowLastColumn="0" w:lastRowFirstColumn="0" w:lastRowLastColumn="0"/>
+            </w:pPr>
+            <w:r>
+              <w:t>Confidence after</w:t>
+            </w:r>
+          </w:p>
+        </w:tc>
+        <w:tc>
+          <w:tcPr>
+            <w:tcW w:w="0" w:type="auto"/>
+            <w:hideMark/>
+          </w:tcPr>
+          <w:p>
+            <w:pPr>
+              <w:cnfStyle w:val="100000000000" w:firstRow="1" w:lastRow="0" w:firstColumn="0" w:lastColumn="0" w:oddVBand="0" w:evenVBand="0" w:oddHBand="0" w:evenHBand="0" w:firstRowFirstColumn="0" w:firstRowLastColumn="0" w:lastRowFirstColumn="0" w:lastRowLastColumn="0"/>
+            </w:pPr>
+            <w:r>
+              <w:t>Directional change</w:t>
+            </w:r>
+          </w:p>
+        </w:tc>
+      </w:tr>
+      <w:tr>
+        <w:trPr>
+          <w:cnfStyle w:val="000000100000" w:firstRow="0" w:lastRow="0" w:firstColumn="0" w:lastColumn="0" w:oddVBand="0" w:evenVBand="0" w:oddHBand="1" w:evenHBand="0" w:firstRowFirstColumn="0" w:firstRowLastColumn="0" w:lastRowFirstColumn="0" w:lastRowLastColumn="0"/>
+        </w:trPr>
+        <w:tc>
+          <w:tcPr>
+            <w:cnfStyle w:val="001000000000" w:firstRow="0" w:lastRow="0" w:firstColumn="1" w:lastColumn="0" w:oddVBand="0" w:evenVBand="0" w:oddHBand="0" w:evenHBand="0" w:firstRowFirstColumn="0" w:firstRowLastColumn="0" w:lastRowFirstColumn="0" w:lastRowLastColumn="0"/>
+            <w:tcW w:w="0" w:type="auto"/>
+            <w:hideMark/>
+          </w:tcPr>
+          <w:p>
+            <w:r>
+              <w:t xml:space="preserve">{% for item in </w:t>
+            </w:r>
+            <w:proofErr w:type="spellStart"/>
+            <w:r>
+              <w:t>participant_feedback</w:t>
+            </w:r>
+            <w:proofErr w:type="spellEnd"/>
+            <w:r>
+              <w:t xml:space="preserve"> </w:t>
+            </w:r>
+            <w:proofErr w:type="gramStart"/>
+            <w:r>
+              <w:t xml:space="preserve">%}{{ </w:t>
+            </w:r>
+            <w:proofErr w:type="spellStart"/>
+            <w:r>
+              <w:t>item</w:t>
+            </w:r>
+            <w:proofErr w:type="gramEnd"/>
+            <w:r>
+              <w:t>.respondent_</w:t>
+            </w:r>
+            <w:proofErr w:type="gramStart"/>
+            <w:r>
+              <w:t>group</w:t>
+            </w:r>
+            <w:proofErr w:type="spellEnd"/>
+            <w:r>
+              <w:t xml:space="preserve"> }}{</w:t>
+            </w:r>
+            <w:proofErr w:type="gramEnd"/>
+            <w:r>
+              <w:t xml:space="preserve">% if not </w:t>
+            </w:r>
+            <w:proofErr w:type="spellStart"/>
+            <w:proofErr w:type="gramStart"/>
+            <w:r>
+              <w:t>loop.last</w:t>
+            </w:r>
+            <w:proofErr w:type="spellEnd"/>
+            <w:proofErr w:type="gramEnd"/>
+            <w:r>
+              <w:t xml:space="preserve"> %}</w:t>
+            </w:r>
+            <w:r>
+              <w:br/>
+            </w:r>
+            <w:r>
+              <w:br/>
+              <w:t xml:space="preserve">{% endif </w:t>
+            </w:r>
+            <w:proofErr w:type="gramStart"/>
+            <w:r>
+              <w:t>%}{</w:t>
+            </w:r>
+            <w:proofErr w:type="gramEnd"/>
+            <w:r>
+              <w:t xml:space="preserve">% </w:t>
+            </w:r>
+            <w:proofErr w:type="spellStart"/>
+            <w:r>
+              <w:t>endfor</w:t>
+            </w:r>
+            <w:proofErr w:type="spellEnd"/>
+            <w:r>
+              <w:t xml:space="preserve"> %}</w:t>
+            </w:r>
+          </w:p>
+        </w:tc>
+        <w:tc>
+          <w:tcPr>
+            <w:tcW w:w="0" w:type="auto"/>
+            <w:hideMark/>
+          </w:tcPr>
+          <w:p>
+            <w:pPr>
+              <w:cnfStyle w:val="000000100000" w:firstRow="0" w:lastRow="0" w:firstColumn="0" w:lastColumn="0" w:oddVBand="0" w:evenVBand="0" w:oddHBand="1" w:evenHBand="0" w:firstRowFirstColumn="0" w:firstRowLastColumn="0" w:lastRowFirstColumn="0" w:lastRowLastColumn="0"/>
+            </w:pPr>
+            <w:r>
+              <w:t xml:space="preserve">{% for item in </w:t>
+            </w:r>
+            <w:proofErr w:type="spellStart"/>
+            <w:r>
+              <w:t>participant_feedback</w:t>
+            </w:r>
+            <w:proofErr w:type="spellEnd"/>
+            <w:r>
+              <w:t xml:space="preserve"> </w:t>
+            </w:r>
+            <w:proofErr w:type="gramStart"/>
+            <w:r>
+              <w:t xml:space="preserve">%}{{ </w:t>
+            </w:r>
+            <w:proofErr w:type="spellStart"/>
+            <w:r>
+              <w:t>item</w:t>
+            </w:r>
+            <w:proofErr w:type="gramEnd"/>
+            <w:r>
+              <w:t>.confidence_</w:t>
+            </w:r>
+            <w:proofErr w:type="gramStart"/>
+            <w:r>
+              <w:t>before</w:t>
+            </w:r>
+            <w:proofErr w:type="spellEnd"/>
+            <w:r>
+              <w:t xml:space="preserve"> }}/</w:t>
+            </w:r>
+            <w:proofErr w:type="gramEnd"/>
+            <w:r>
+              <w:t xml:space="preserve">10{% if not </w:t>
+            </w:r>
+            <w:proofErr w:type="spellStart"/>
+            <w:proofErr w:type="gramStart"/>
+            <w:r>
+              <w:t>loop.last</w:t>
+            </w:r>
+            <w:proofErr w:type="spellEnd"/>
+            <w:proofErr w:type="gramEnd"/>
+            <w:r>
+              <w:t xml:space="preserve"> %}</w:t>
+            </w:r>
+            <w:r>
+              <w:br/>
+            </w:r>
+            <w:r>
+              <w:br/>
+              <w:t xml:space="preserve">{% endif </w:t>
+            </w:r>
+            <w:proofErr w:type="gramStart"/>
+            <w:r>
+              <w:t>%}{</w:t>
+            </w:r>
+            <w:proofErr w:type="gramEnd"/>
+            <w:r>
+              <w:t xml:space="preserve">% </w:t>
+            </w:r>
+            <w:proofErr w:type="spellStart"/>
+            <w:r>
+              <w:t>endfor</w:t>
+            </w:r>
+            <w:proofErr w:type="spellEnd"/>
+            <w:r>
+              <w:t xml:space="preserve"> %}</w:t>
+            </w:r>
+          </w:p>
+        </w:tc>
+        <w:tc>
+          <w:tcPr>
+            <w:tcW w:w="0" w:type="auto"/>
+            <w:hideMark/>
+          </w:tcPr>
+          <w:p>
+            <w:pPr>
+              <w:cnfStyle w:val="000000100000" w:firstRow="0" w:lastRow="0" w:firstColumn="0" w:lastColumn="0" w:oddVBand="0" w:evenVBand="0" w:oddHBand="1" w:evenHBand="0" w:firstRowFirstColumn="0" w:firstRowLastColumn="0" w:lastRowFirstColumn="0" w:lastRowLastColumn="0"/>
+            </w:pPr>
+            <w:r>
+              <w:t xml:space="preserve">{% for item in </w:t>
+            </w:r>
+            <w:proofErr w:type="spellStart"/>
+            <w:r>
+              <w:t>participant_feedback</w:t>
+            </w:r>
+            <w:proofErr w:type="spellEnd"/>
+            <w:r>
+              <w:t xml:space="preserve"> </w:t>
+            </w:r>
+            <w:proofErr w:type="gramStart"/>
+            <w:r>
+              <w:t xml:space="preserve">%}{{ </w:t>
+            </w:r>
+            <w:proofErr w:type="spellStart"/>
+            <w:r>
+              <w:t>item</w:t>
+            </w:r>
+            <w:proofErr w:type="gramEnd"/>
+            <w:r>
+              <w:t>.confidence_</w:t>
+            </w:r>
+            <w:proofErr w:type="gramStart"/>
+            <w:r>
+              <w:t>after</w:t>
+            </w:r>
+            <w:proofErr w:type="spellEnd"/>
+            <w:r>
+              <w:t xml:space="preserve"> }}/</w:t>
+            </w:r>
+            <w:proofErr w:type="gramEnd"/>
+            <w:r>
+              <w:t xml:space="preserve">10{% if not </w:t>
+            </w:r>
+            <w:proofErr w:type="spellStart"/>
+            <w:proofErr w:type="gramStart"/>
+            <w:r>
+              <w:t>loop.last</w:t>
+            </w:r>
+            <w:proofErr w:type="spellEnd"/>
+            <w:proofErr w:type="gramEnd"/>
+            <w:r>
+              <w:t xml:space="preserve"> %}</w:t>
+            </w:r>
+            <w:r>
+              <w:br/>
+            </w:r>
+            <w:r>
+              <w:br/>
+              <w:t xml:space="preserve">{% endif </w:t>
+            </w:r>
+            <w:proofErr w:type="gramStart"/>
+            <w:r>
+              <w:t>%}{</w:t>
+            </w:r>
+            <w:proofErr w:type="gramEnd"/>
+            <w:r>
+              <w:t xml:space="preserve">% </w:t>
+            </w:r>
+            <w:proofErr w:type="spellStart"/>
+            <w:r>
+              <w:t>endfor</w:t>
+            </w:r>
+            <w:proofErr w:type="spellEnd"/>
+            <w:r>
+              <w:t xml:space="preserve"> %}</w:t>
+            </w:r>
+          </w:p>
+        </w:tc>
+        <w:tc>
+          <w:tcPr>
+            <w:tcW w:w="0" w:type="auto"/>
+            <w:hideMark/>
+          </w:tcPr>
+          <w:p>
+            <w:pPr>
+              <w:cnfStyle w:val="000000100000" w:firstRow="0" w:lastRow="0" w:firstColumn="0" w:lastColumn="0" w:oddVBand="0" w:evenVBand="0" w:oddHBand="1" w:evenHBand="0" w:firstRowFirstColumn="0" w:firstRowLastColumn="0" w:lastRowFirstColumn="0" w:lastRowLastColumn="0"/>
+              <w:rPr>
+                <w:szCs w:val="20"/>
+                <w:lang w:eastAsia="en-GB"/>
+              </w:rPr>
+            </w:pPr>
+            <w:r>
+              <w:t xml:space="preserve">{% for item in </w:t>
+            </w:r>
+            <w:proofErr w:type="spellStart"/>
+            <w:r>
+              <w:t>participant_feedback</w:t>
+            </w:r>
+            <w:proofErr w:type="spellEnd"/>
+            <w:r>
+              <w:t xml:space="preserve"> </w:t>
+            </w:r>
+            <w:proofErr w:type="gramStart"/>
+            <w:r>
+              <w:t xml:space="preserve">%}{{ </w:t>
+            </w:r>
+            <w:proofErr w:type="spellStart"/>
+            <w:r>
+              <w:t>item</w:t>
+            </w:r>
+            <w:proofErr w:type="gramEnd"/>
+            <w:r>
+              <w:t>.confidence_change_</w:t>
+            </w:r>
+            <w:proofErr w:type="gramStart"/>
+            <w:r>
+              <w:t>display</w:t>
+            </w:r>
+            <w:proofErr w:type="spellEnd"/>
+            <w:r>
+              <w:t xml:space="preserve"> }}{</w:t>
+            </w:r>
+            <w:proofErr w:type="gramEnd"/>
+            <w:r>
+              <w:t xml:space="preserve">% if not </w:t>
+            </w:r>
+            <w:proofErr w:type="spellStart"/>
+            <w:proofErr w:type="gramStart"/>
+            <w:r>
+              <w:t>loop.last</w:t>
+            </w:r>
+            <w:proofErr w:type="spellEnd"/>
+            <w:proofErr w:type="gramEnd"/>
+            <w:r>
+              <w:t xml:space="preserve"> %}</w:t>
+            </w:r>
+            <w:r>
+              <w:br/>
+            </w:r>
+            <w:r>
+              <w:br/>
+              <w:t xml:space="preserve">{% endif </w:t>
+            </w:r>
+            <w:proofErr w:type="gramStart"/>
+            <w:r>
+              <w:t>%}{</w:t>
+            </w:r>
+            <w:proofErr w:type="gramEnd"/>
+            <w:r>
+              <w:t xml:space="preserve">% </w:t>
+            </w:r>
+            <w:proofErr w:type="spellStart"/>
+            <w:r>
+              <w:t>endfor</w:t>
+            </w:r>
+            <w:proofErr w:type="spellEnd"/>
+            <w:r>
+              <w:t xml:space="preserve"> %}</w:t>
+            </w:r>
+          </w:p>
+        </w:tc>
+      </w:tr>
+    </w:tbl>
+    <w:p>
+      <w:pPr>
+        <w:rPr>
+          <w:szCs w:val="20"/>
+          <w:lang w:eastAsia="en-GB"/>
+        </w:rPr>
+      </w:pPr>
+    </w:p>
+    <w:p>
+      <w:pPr>
+        <w:rPr>
+          <w:szCs w:val="20"/>
+          <w:lang w:eastAsia="en-GB"/>
+        </w:rPr>
+      </w:pPr>
+      <w:r>
         <w:t xml:space="preserve">{% for item in </w:t>
       </w:r>
       <w:proofErr w:type="spellStart"/>
@@ -8125,11 +9925,7 @@
       </w:r>
       <w:proofErr w:type="spellEnd"/>
       <w:r>
-        <w:t xml:space="preserve"> </w:t>
-      </w:r>
-      <w:proofErr w:type="gramStart"/>
-      <w:r>
-        <w:t>%}</w:t>
+        <w:t xml:space="preserve"> %}</w:t>
       </w:r>
       <w:r>
         <w:rPr>
@@ -8144,162 +9940,58 @@
           <w:b/>
           <w:bCs/>
         </w:rPr>
-        <w:t>item</w:t>
-      </w:r>
-      <w:proofErr w:type="gramEnd"/>
+        <w:t>item.respondent_group</w:t>
+      </w:r>
+      <w:proofErr w:type="spellEnd"/>
       <w:r>
         <w:rPr>
           <w:b/>
           <w:bCs/>
         </w:rPr>
-        <w:t>.respondent_</w:t>
-      </w:r>
-      <w:proofErr w:type="gramStart"/>
-      <w:r>
-        <w:rPr>
-          <w:b/>
-          <w:bCs/>
-        </w:rPr>
-        <w:t>group</w:t>
+        <w:t xml:space="preserve"> }} feedback:</w:t>
+      </w:r>
+      <w:r>
+        <w:t xml:space="preserve"> Realism {{ </w:t>
+      </w:r>
+      <w:proofErr w:type="spellStart"/>
+      <w:r>
+        <w:t>item.realism_rating</w:t>
       </w:r>
       <w:proofErr w:type="spellEnd"/>
       <w:r>
-        <w:rPr>
-          <w:b/>
-          <w:bCs/>
-        </w:rPr>
-        <w:t xml:space="preserve"> }</w:t>
-      </w:r>
-      <w:proofErr w:type="gramEnd"/>
-      <w:r>
-        <w:rPr>
-          <w:b/>
-          <w:bCs/>
-        </w:rPr>
-        <w:t>} feedback:</w:t>
-      </w:r>
-      <w:r>
-        <w:t xml:space="preserve"> Realism </w:t>
-      </w:r>
-      <w:proofErr w:type="gramStart"/>
-      <w:r>
-        <w:t xml:space="preserve">{{ </w:t>
+        <w:t xml:space="preserve"> }}/10; relevance {{ </w:t>
       </w:r>
       <w:proofErr w:type="spellStart"/>
       <w:r>
-        <w:t>item</w:t>
-      </w:r>
-      <w:proofErr w:type="gramEnd"/>
-      <w:r>
-        <w:t>.realism_</w:t>
-      </w:r>
-      <w:proofErr w:type="gramStart"/>
-      <w:r>
-        <w:t>rating</w:t>
+        <w:t>item.relevance_rating</w:t>
       </w:r>
       <w:proofErr w:type="spellEnd"/>
       <w:r>
-        <w:t xml:space="preserve"> }}/</w:t>
-      </w:r>
-      <w:proofErr w:type="gramEnd"/>
-      <w:r>
-        <w:t xml:space="preserve">10; relevance </w:t>
-      </w:r>
-      <w:proofErr w:type="gramStart"/>
-      <w:r>
-        <w:t xml:space="preserve">{{ </w:t>
+        <w:t xml:space="preserve"> }}/10; facilitation {{ </w:t>
       </w:r>
       <w:proofErr w:type="spellStart"/>
       <w:r>
-        <w:t>item</w:t>
-      </w:r>
-      <w:proofErr w:type="gramEnd"/>
-      <w:r>
-        <w:t>.relevance_</w:t>
-      </w:r>
-      <w:proofErr w:type="gramStart"/>
-      <w:r>
-        <w:t>rating</w:t>
+        <w:t>item.facilitation_rating</w:t>
       </w:r>
       <w:proofErr w:type="spellEnd"/>
       <w:r>
-        <w:t xml:space="preserve"> }}/</w:t>
-      </w:r>
-      <w:proofErr w:type="gramEnd"/>
-      <w:r>
-        <w:t xml:space="preserve">10; facilitation </w:t>
-      </w:r>
-      <w:proofErr w:type="gramStart"/>
-      <w:r>
-        <w:t xml:space="preserve">{{ </w:t>
+        <w:t xml:space="preserve"> }}/10; confidence {{ </w:t>
       </w:r>
       <w:proofErr w:type="spellStart"/>
       <w:r>
-        <w:t>item</w:t>
-      </w:r>
-      <w:proofErr w:type="gramEnd"/>
-      <w:r>
-        <w:t>.facilitation_</w:t>
-      </w:r>
-      <w:proofErr w:type="gramStart"/>
-      <w:r>
-        <w:t>rating</w:t>
+        <w:t>item.confidence_before</w:t>
       </w:r>
       <w:proofErr w:type="spellEnd"/>
       <w:r>
-        <w:t xml:space="preserve"> }}/</w:t>
-      </w:r>
-      <w:proofErr w:type="gramEnd"/>
-      <w:r>
-        <w:t xml:space="preserve">10; confidence </w:t>
-      </w:r>
-      <w:proofErr w:type="gramStart"/>
-      <w:r>
-        <w:t xml:space="preserve">{{ </w:t>
+        <w:t xml:space="preserve"> }}/10 before and {{ </w:t>
       </w:r>
       <w:proofErr w:type="spellStart"/>
       <w:r>
-        <w:t>item</w:t>
-      </w:r>
-      <w:proofErr w:type="gramEnd"/>
-      <w:r>
-        <w:t>.confidence_</w:t>
-      </w:r>
-      <w:proofErr w:type="gramStart"/>
-      <w:r>
-        <w:t>before</w:t>
+        <w:t>item.confidence_after</w:t>
       </w:r>
       <w:proofErr w:type="spellEnd"/>
       <w:r>
-        <w:t xml:space="preserve"> }}/</w:t>
-      </w:r>
-      <w:proofErr w:type="gramEnd"/>
-      <w:r>
-        <w:t xml:space="preserve">10 before and </w:t>
-      </w:r>
-      <w:proofErr w:type="gramStart"/>
-      <w:r>
-        <w:t xml:space="preserve">{{ </w:t>
-      </w:r>
-      <w:proofErr w:type="spellStart"/>
-      <w:r>
-        <w:t>item</w:t>
-      </w:r>
-      <w:proofErr w:type="gramEnd"/>
-      <w:r>
-        <w:t>.confidence_</w:t>
-      </w:r>
-      <w:proofErr w:type="gramStart"/>
-      <w:r>
-        <w:t>after</w:t>
-      </w:r>
-      <w:proofErr w:type="spellEnd"/>
-      <w:r>
-        <w:t xml:space="preserve"> }}/</w:t>
-      </w:r>
-      <w:proofErr w:type="gramEnd"/>
-      <w:r>
-        <w:t>10 after.</w:t>
+        <w:t xml:space="preserve"> }}/10 after.</w:t>
       </w:r>
       <w:r>
         <w:br/>
@@ -8338,6 +10030,7 @@
           <w:b/>
           <w:bCs/>
         </w:rPr>
+        <w:lastRenderedPageBreak/>
         <w:t>Suggested improvement:</w:t>
       </w:r>
       <w:r>
@@ -8607,7 +10300,6 @@
             <w:proofErr w:type="spellStart"/>
             <w:proofErr w:type="gramStart"/>
             <w:r>
-              <w:lastRenderedPageBreak/>
               <w:t>loop.last</w:t>
             </w:r>
             <w:proofErr w:type="spellEnd"/>
@@ -8650,7 +10342,6 @@
               <w:cnfStyle w:val="000000100000" w:firstRow="0" w:lastRow="0" w:firstColumn="0" w:lastColumn="0" w:oddVBand="0" w:evenVBand="0" w:oddHBand="1" w:evenHBand="0" w:firstRowFirstColumn="0" w:firstRowLastColumn="0" w:lastRowFirstColumn="0" w:lastRowLastColumn="0"/>
             </w:pPr>
             <w:r>
-              <w:lastRenderedPageBreak/>
               <w:t xml:space="preserve">{% for change in </w:t>
             </w:r>
             <w:proofErr w:type="spellStart"/>
@@ -8699,7 +10390,6 @@
               <w:br/>
             </w:r>
             <w:r>
-              <w:lastRenderedPageBreak/>
               <w:br/>
               <w:t xml:space="preserve">{% endif </w:t>
             </w:r>
@@ -8731,7 +10421,6 @@
               <w:cnfStyle w:val="000000100000" w:firstRow="0" w:lastRow="0" w:firstColumn="0" w:lastColumn="0" w:oddVBand="0" w:evenVBand="0" w:oddHBand="1" w:evenHBand="0" w:firstRowFirstColumn="0" w:firstRowLastColumn="0" w:lastRowFirstColumn="0" w:lastRowLastColumn="0"/>
             </w:pPr>
             <w:r>
-              <w:lastRenderedPageBreak/>
               <w:t xml:space="preserve">{% for change in </w:t>
             </w:r>
             <w:proofErr w:type="spellStart"/>
@@ -8784,11 +10473,7 @@
             </w:r>
             <w:proofErr w:type="spellEnd"/>
             <w:r>
-              <w:t xml:space="preserve"> </w:t>
-            </w:r>
-            <w:r>
-              <w:lastRenderedPageBreak/>
-              <w:t>}}{</w:t>
+              <w:t xml:space="preserve"> }}{</w:t>
             </w:r>
             <w:proofErr w:type="gramEnd"/>
             <w:r>
@@ -8839,7 +10524,6 @@
               <w:cnfStyle w:val="000000100000" w:firstRow="0" w:lastRow="0" w:firstColumn="0" w:lastColumn="0" w:oddVBand="0" w:evenVBand="0" w:oddHBand="1" w:evenHBand="0" w:firstRowFirstColumn="0" w:firstRowLastColumn="0" w:lastRowFirstColumn="0" w:lastRowLastColumn="0"/>
             </w:pPr>
             <w:r>
-              <w:lastRenderedPageBreak/>
               <w:t xml:space="preserve">{% for change in </w:t>
             </w:r>
             <w:proofErr w:type="spellStart"/>
@@ -8884,11 +10568,7 @@
             </w:r>
             <w:proofErr w:type="gramEnd"/>
             <w:r>
-              <w:t>.supporting_referenc</w:t>
-            </w:r>
-            <w:r>
-              <w:lastRenderedPageBreak/>
-              <w:t>es</w:t>
+              <w:t>.supporting_references</w:t>
             </w:r>
             <w:proofErr w:type="spellEnd"/>
             <w:r>
@@ -9034,8 +10714,8 @@
         <w:tblLook w:val="04A0" w:firstRow="1" w:lastRow="0" w:firstColumn="1" w:lastColumn="0" w:noHBand="0" w:noVBand="1"/>
       </w:tblPr>
       <w:tblGrid>
-        <w:gridCol w:w="2176"/>
-        <w:gridCol w:w="6834"/>
+        <w:gridCol w:w="3830"/>
+        <w:gridCol w:w="5180"/>
       </w:tblGrid>
       <w:tr>
         <w:trPr>
@@ -9195,6 +10875,10 @@
           <w:p>
             <w:pPr>
               <w:cnfStyle w:val="000000000000" w:firstRow="0" w:lastRow="0" w:firstColumn="0" w:lastColumn="0" w:oddVBand="0" w:evenVBand="0" w:oddHBand="0" w:evenHBand="0" w:firstRowFirstColumn="0" w:firstRowLastColumn="0" w:lastRowFirstColumn="0" w:lastRowLastColumn="0"/>
+              <w:rPr>
+                <w:szCs w:val="20"/>
+                <w:lang w:eastAsia="en-GB"/>
+              </w:rPr>
             </w:pPr>
             <w:proofErr w:type="gramStart"/>
             <w:r>
@@ -9206,19 +10890,11 @@
             </w:r>
             <w:proofErr w:type="gramEnd"/>
             <w:r>
-              <w:t>_distribution</w:t>
-            </w:r>
-            <w:proofErr w:type="spellEnd"/>
-            <w:r>
-              <w:t xml:space="preserve"> | </w:t>
-            </w:r>
-            <w:proofErr w:type="gramStart"/>
-            <w:r>
-              <w:t>join(</w:t>
-            </w:r>
-            <w:proofErr w:type="gramEnd"/>
-            <w:r>
-              <w:t>', ') }}</w:t>
+              <w:t>_distribution_display</w:t>
+            </w:r>
+            <w:proofErr w:type="spellEnd"/>
+            <w:r>
+              <w:t xml:space="preserve"> }}</w:t>
             </w:r>
           </w:p>
         </w:tc>
@@ -9332,26 +11008,11 @@
           <w:p>
             <w:pPr>
               <w:cnfStyle w:val="000000100000" w:firstRow="0" w:lastRow="0" w:firstColumn="0" w:lastColumn="0" w:oddVBand="0" w:evenVBand="0" w:oddHBand="1" w:evenHBand="0" w:firstRowFirstColumn="0" w:firstRowLastColumn="0" w:lastRowFirstColumn="0" w:lastRowLastColumn="0"/>
+              <w:rPr>
+                <w:szCs w:val="20"/>
+                <w:lang w:eastAsia="en-GB"/>
+              </w:rPr>
             </w:pPr>
-            <w:r>
-              <w:t xml:space="preserve">{% if </w:t>
-            </w:r>
-            <w:proofErr w:type="spellStart"/>
-            <w:r>
-              <w:t>facilitator_reviewed</w:t>
-            </w:r>
-            <w:proofErr w:type="spellEnd"/>
-            <w:r>
-              <w:t xml:space="preserve"> </w:t>
-            </w:r>
-            <w:proofErr w:type="gramStart"/>
-            <w:r>
-              <w:t>%}Reviewed</w:t>
-            </w:r>
-            <w:proofErr w:type="gramEnd"/>
-            <w:r>
-              <w:t xml:space="preserve"> on </w:t>
-            </w:r>
             <w:proofErr w:type="gramStart"/>
             <w:r>
               <w:t xml:space="preserve">{{ </w:t>
@@ -9362,35 +11023,11 @@
             </w:r>
             <w:proofErr w:type="gramEnd"/>
             <w:r>
-              <w:t>_reviewed_</w:t>
-            </w:r>
-            <w:proofErr w:type="gramStart"/>
-            <w:r>
-              <w:t>at</w:t>
-            </w:r>
-            <w:proofErr w:type="spellEnd"/>
-            <w:r>
-              <w:t xml:space="preserve"> }}{</w:t>
-            </w:r>
-            <w:proofErr w:type="gramEnd"/>
-            <w:r>
-              <w:t xml:space="preserve">% else </w:t>
-            </w:r>
-            <w:proofErr w:type="gramStart"/>
-            <w:r>
-              <w:t>%}Not</w:t>
-            </w:r>
-            <w:proofErr w:type="gramEnd"/>
-            <w:r>
-              <w:t xml:space="preserve"> yet </w:t>
-            </w:r>
-            <w:proofErr w:type="gramStart"/>
-            <w:r>
-              <w:t>confirmed{</w:t>
-            </w:r>
-            <w:proofErr w:type="gramEnd"/>
-            <w:r>
-              <w:t>% endif %}</w:t>
+              <w:t>_review_display</w:t>
+            </w:r>
+            <w:proofErr w:type="spellEnd"/>
+            <w:r>
+              <w:t xml:space="preserve"> }}</w:t>
             </w:r>
           </w:p>
         </w:tc>
@@ -14183,10 +15820,10 @@
         <w:tblLook w:val="04A0" w:firstRow="1" w:lastRow="0" w:firstColumn="1" w:lastColumn="0" w:noHBand="0" w:noVBand="1"/>
       </w:tblPr>
       <w:tblGrid>
-        <w:gridCol w:w="1967"/>
-        <w:gridCol w:w="2285"/>
-        <w:gridCol w:w="2173"/>
-        <w:gridCol w:w="2565"/>
+        <w:gridCol w:w="722"/>
+        <w:gridCol w:w="3613"/>
+        <w:gridCol w:w="3758"/>
+        <w:gridCol w:w="917"/>
       </w:tblGrid>
       <w:tr>
         <w:trPr>
@@ -14402,7 +16039,30 @@
           <w:tcPr>
             <w:tcW w:w="2285" w:type="dxa"/>
           </w:tcPr>
-          <w:p/>
+          <w:p>
+            <w:pPr>
+              <w:rPr>
+                <w:szCs w:val="20"/>
+                <w:lang w:eastAsia="en-GB"/>
+              </w:rPr>
+            </w:pPr>
+            <w:proofErr w:type="gramStart"/>
+            <w:r>
+              <w:t xml:space="preserve">{{ </w:t>
+            </w:r>
+            <w:proofErr w:type="spellStart"/>
+            <w:r>
+              <w:t>generated</w:t>
+            </w:r>
+            <w:proofErr w:type="gramEnd"/>
+            <w:r>
+              <w:t>_at</w:t>
+            </w:r>
+            <w:proofErr w:type="spellEnd"/>
+            <w:r>
+              <w:t xml:space="preserve"> }}</w:t>
+            </w:r>
+          </w:p>
         </w:tc>
         <w:tc>
           <w:tcPr>
@@ -14431,7 +16091,17 @@
           <w:tcPr>
             <w:tcW w:w="2565" w:type="dxa"/>
           </w:tcPr>
-          <w:p/>
+          <w:p>
+            <w:pPr>
+              <w:rPr>
+                <w:szCs w:val="20"/>
+                <w:lang w:eastAsia="en-GB"/>
+              </w:rPr>
+            </w:pPr>
+            <w:r>
+              <w:t>AI-assisted AAR generated for facilitator review</w:t>
+            </w:r>
+          </w:p>
         </w:tc>
       </w:tr>
       <w:tr>
@@ -14453,21 +16123,73 @@
           <w:tcPr>
             <w:tcW w:w="2285" w:type="dxa"/>
           </w:tcPr>
-          <w:p/>
+          <w:p>
+            <w:pPr>
+              <w:rPr>
+                <w:szCs w:val="20"/>
+                <w:lang w:eastAsia="en-GB"/>
+              </w:rPr>
+            </w:pPr>
+            <w:proofErr w:type="gramStart"/>
+            <w:r>
+              <w:t xml:space="preserve">{{ </w:t>
+            </w:r>
+            <w:proofErr w:type="spellStart"/>
+            <w:r>
+              <w:t>follow</w:t>
+            </w:r>
+            <w:proofErr w:type="gramEnd"/>
+            <w:r>
+              <w:t>_up_</w:t>
+            </w:r>
+            <w:proofErr w:type="gramStart"/>
+            <w:r>
+              <w:t>assurance.approval</w:t>
+            </w:r>
+            <w:proofErr w:type="gramEnd"/>
+            <w:r>
+              <w:t>_date_display</w:t>
+            </w:r>
+            <w:proofErr w:type="spellEnd"/>
+            <w:r>
+              <w:t xml:space="preserve"> }}</w:t>
+            </w:r>
+          </w:p>
         </w:tc>
         <w:tc>
           <w:tcPr>
             <w:tcW w:w="2173" w:type="dxa"/>
           </w:tcPr>
           <w:p>
-            <w:r>
-              <w:t>[A</w:t>
-            </w:r>
-            <w:r>
-              <w:t>PPROVER</w:t>
-            </w:r>
-            <w:r>
-              <w:t xml:space="preserve"> NAME]</w:t>
+            <w:pPr>
+              <w:rPr>
+                <w:szCs w:val="20"/>
+                <w:lang w:eastAsia="en-GB"/>
+              </w:rPr>
+            </w:pPr>
+            <w:proofErr w:type="gramStart"/>
+            <w:r>
+              <w:t xml:space="preserve">{{ </w:t>
+            </w:r>
+            <w:proofErr w:type="spellStart"/>
+            <w:r>
+              <w:t>follow</w:t>
+            </w:r>
+            <w:proofErr w:type="gramEnd"/>
+            <w:r>
+              <w:t>_up_</w:t>
+            </w:r>
+            <w:proofErr w:type="gramStart"/>
+            <w:r>
+              <w:t>assurance.report</w:t>
+            </w:r>
+            <w:proofErr w:type="gramEnd"/>
+            <w:r>
+              <w:t>_approver_display</w:t>
+            </w:r>
+            <w:proofErr w:type="spellEnd"/>
+            <w:r>
+              <w:t xml:space="preserve"> }}</w:t>
             </w:r>
           </w:p>
         </w:tc>
@@ -20914,6 +22636,50 @@
 </file>
 
 <file path=customXml/item1.xml><?xml version="1.0" encoding="utf-8"?>
+<b:Sources xmlns:b="http://schemas.openxmlformats.org/officeDocument/2006/bibliography" xmlns="http://schemas.openxmlformats.org/officeDocument/2006/bibliography" SelectedStyle="\APASixthEditionOfficeOnline.xsl" StyleName="APA" Version="6"/>
+</file>
+
+<file path=customXml/item2.xml><?xml version="1.0" encoding="utf-8"?>
+<p:properties xmlns:p="http://schemas.microsoft.com/office/2006/metadata/properties" xmlns:xsi="http://www.w3.org/2001/XMLSchema-instance" xmlns:pc="http://schemas.microsoft.com/office/infopath/2007/PartnerControls">
+  <documentManagement>
+    <_ip_UnifiedCompliancePolicyUIAction xmlns="http://schemas.microsoft.com/sharepoint/v3" xsi:nil="true"/>
+    <_ip_UnifiedCompliancePolicyProperties xmlns="http://schemas.microsoft.com/sharepoint/v3" xsi:nil="true"/>
+    <lcf76f155ced4ddcb4097134ff3c332f xmlns="bc555557-3e8b-4e67-83dc-4a843c87bf48">
+      <Terms xmlns="http://schemas.microsoft.com/office/infopath/2007/PartnerControls"/>
+    </lcf76f155ced4ddcb4097134ff3c332f>
+    <TaxCatchAll xmlns="13e5e634-19bb-4da3-8eb1-d732f895062a" xsi:nil="true"/>
+    <SharedWithUsers xmlns="13e5e634-19bb-4da3-8eb1-d732f895062a">
+      <UserInfo>
+        <DisplayName>James Dell</DisplayName>
+        <AccountId>10</AccountId>
+        <AccountType/>
+      </UserInfo>
+      <UserInfo>
+        <DisplayName>Luke Finch</DisplayName>
+        <AccountId>44</AccountId>
+        <AccountType/>
+      </UserInfo>
+      <UserInfo>
+        <DisplayName>Sam Wray</DisplayName>
+        <AccountId>39</AccountId>
+        <AccountType/>
+      </UserInfo>
+      <UserInfo>
+        <DisplayName>Nick Johns</DisplayName>
+        <AccountId>18</AccountId>
+        <AccountType/>
+      </UserInfo>
+      <UserInfo>
+        <DisplayName>Justin Towle</DisplayName>
+        <AccountId>70</AccountId>
+        <AccountType/>
+      </UserInfo>
+    </SharedWithUsers>
+  </documentManagement>
+</p:properties>
+</file>
+
+<file path=customXml/item3.xml><?xml version="1.0" encoding="utf-8"?>
 <?mso-contentType ?>
 <FormTemplates xmlns="http://schemas.microsoft.com/sharepoint/v3/contenttype/forms">
   <Display>DocumentLibraryForm</Display>
@@ -20922,7 +22688,7 @@
 </FormTemplates>
 </file>
 
-<file path=customXml/item2.xml><?xml version="1.0" encoding="utf-8"?>
+<file path=customXml/item4.xml><?xml version="1.0" encoding="utf-8"?>
 <ct:contentTypeSchema xmlns:ct="http://schemas.microsoft.com/office/2006/metadata/contentType" xmlns:ma="http://schemas.microsoft.com/office/2006/metadata/properties/metaAttributes" ct:_="" ma:_="" ma:contentTypeName="Document" ma:contentTypeID="0x01010035785702D987474A98E5EB52BEDD3AA6" ma:contentTypeVersion="19" ma:contentTypeDescription="Create a new document." ma:contentTypeScope="" ma:versionID="7475e8a14b23e3b44613142ca3702c71">
   <xsd:schema xmlns:xsd="http://www.w3.org/2001/XMLSchema" xmlns:xs="http://www.w3.org/2001/XMLSchema" xmlns:p="http://schemas.microsoft.com/office/2006/metadata/properties" xmlns:ns1="http://schemas.microsoft.com/sharepoint/v3" xmlns:ns2="bc555557-3e8b-4e67-83dc-4a843c87bf48" xmlns:ns3="13e5e634-19bb-4da3-8eb1-d732f895062a" targetNamespace="http://schemas.microsoft.com/office/2006/metadata/properties" ma:root="true" ma:fieldsID="a0e591cb8f16aef1e2d445ad70521c76" ns1:_="" ns2:_="" ns3:_="">
     <xsd:import namespace="http://schemas.microsoft.com/sharepoint/v3"/>
@@ -21180,51 +22946,27 @@
 </ct:contentTypeSchema>
 </file>
 
-<file path=customXml/item3.xml><?xml version="1.0" encoding="utf-8"?>
-<p:properties xmlns:p="http://schemas.microsoft.com/office/2006/metadata/properties" xmlns:xsi="http://www.w3.org/2001/XMLSchema-instance" xmlns:pc="http://schemas.microsoft.com/office/infopath/2007/PartnerControls">
-  <documentManagement>
-    <_ip_UnifiedCompliancePolicyUIAction xmlns="http://schemas.microsoft.com/sharepoint/v3" xsi:nil="true"/>
-    <_ip_UnifiedCompliancePolicyProperties xmlns="http://schemas.microsoft.com/sharepoint/v3" xsi:nil="true"/>
-    <lcf76f155ced4ddcb4097134ff3c332f xmlns="bc555557-3e8b-4e67-83dc-4a843c87bf48">
-      <Terms xmlns="http://schemas.microsoft.com/office/infopath/2007/PartnerControls"/>
-    </lcf76f155ced4ddcb4097134ff3c332f>
-    <TaxCatchAll xmlns="13e5e634-19bb-4da3-8eb1-d732f895062a" xsi:nil="true"/>
-    <SharedWithUsers xmlns="13e5e634-19bb-4da3-8eb1-d732f895062a">
-      <UserInfo>
-        <DisplayName>James Dell</DisplayName>
-        <AccountId>10</AccountId>
-        <AccountType/>
-      </UserInfo>
-      <UserInfo>
-        <DisplayName>Luke Finch</DisplayName>
-        <AccountId>44</AccountId>
-        <AccountType/>
-      </UserInfo>
-      <UserInfo>
-        <DisplayName>Sam Wray</DisplayName>
-        <AccountId>39</AccountId>
-        <AccountType/>
-      </UserInfo>
-      <UserInfo>
-        <DisplayName>Nick Johns</DisplayName>
-        <AccountId>18</AccountId>
-        <AccountType/>
-      </UserInfo>
-      <UserInfo>
-        <DisplayName>Justin Towle</DisplayName>
-        <AccountId>70</AccountId>
-        <AccountType/>
-      </UserInfo>
-    </SharedWithUsers>
-  </documentManagement>
-</p:properties>
+<file path=customXml/itemProps1.xml><?xml version="1.0" encoding="utf-8"?>
+<ds:datastoreItem xmlns:ds="http://schemas.openxmlformats.org/officeDocument/2006/customXml" ds:itemID="{41B34B53-803B-4600-951E-8C7B6ABDE6A5}">
+  <ds:schemaRefs>
+    <ds:schemaRef ds:uri="http://schemas.openxmlformats.org/officeDocument/2006/bibliography"/>
+  </ds:schemaRefs>
+</ds:datastoreItem>
 </file>
 
-<file path=customXml/item4.xml><?xml version="1.0" encoding="utf-8"?>
-<b:Sources xmlns:b="http://schemas.openxmlformats.org/officeDocument/2006/bibliography" xmlns="http://schemas.openxmlformats.org/officeDocument/2006/bibliography" SelectedStyle="\APASixthEditionOfficeOnline.xsl" StyleName="APA" Version="6"/>
+<file path=customXml/itemProps2.xml><?xml version="1.0" encoding="utf-8"?>
+<ds:datastoreItem xmlns:ds="http://schemas.openxmlformats.org/officeDocument/2006/customXml" ds:itemID="{EDF12601-A8A7-4B7A-9481-1111248E774A}">
+  <ds:schemaRefs>
+    <ds:schemaRef ds:uri="http://schemas.microsoft.com/office/2006/metadata/properties"/>
+    <ds:schemaRef ds:uri="http://schemas.microsoft.com/office/infopath/2007/PartnerControls"/>
+    <ds:schemaRef ds:uri="http://schemas.microsoft.com/sharepoint/v3"/>
+    <ds:schemaRef ds:uri="bc555557-3e8b-4e67-83dc-4a843c87bf48"/>
+    <ds:schemaRef ds:uri="13e5e634-19bb-4da3-8eb1-d732f895062a"/>
+  </ds:schemaRefs>
+</ds:datastoreItem>
 </file>
 
-<file path=customXml/itemProps1.xml><?xml version="1.0" encoding="utf-8"?>
+<file path=customXml/itemProps3.xml><?xml version="1.0" encoding="utf-8"?>
 <ds:datastoreItem xmlns:ds="http://schemas.openxmlformats.org/officeDocument/2006/customXml" ds:itemID="{02C30E68-946A-4504-B925-FF5230B8A4C3}">
   <ds:schemaRefs>
     <ds:schemaRef ds:uri="http://schemas.microsoft.com/sharepoint/v3/contenttype/forms"/>
@@ -21232,7 +22974,7 @@
 </ds:datastoreItem>
 </file>
 
-<file path=customXml/itemProps2.xml><?xml version="1.0" encoding="utf-8"?>
+<file path=customXml/itemProps4.xml><?xml version="1.0" encoding="utf-8"?>
 <ds:datastoreItem xmlns:ds="http://schemas.openxmlformats.org/officeDocument/2006/customXml" ds:itemID="{7F9D1B01-7FEE-4553-9877-3B31209422E5}">
   <ds:schemaRefs>
     <ds:schemaRef ds:uri="http://schemas.microsoft.com/office/2006/metadata/contentType"/>
@@ -21250,24 +22992,4 @@
     <ds:schemaRef ds:uri="http://schemas.microsoft.com/internal/obd"/>
   </ds:schemaRefs>
 </ds:datastoreItem>
-</file>
-
-<file path=customXml/itemProps3.xml><?xml version="1.0" encoding="utf-8"?>
-<ds:datastoreItem xmlns:ds="http://schemas.openxmlformats.org/officeDocument/2006/customXml" ds:itemID="{EDF12601-A8A7-4B7A-9481-1111248E774A}">
-  <ds:schemaRefs>
-    <ds:schemaRef ds:uri="http://schemas.microsoft.com/office/2006/metadata/properties"/>
-    <ds:schemaRef ds:uri="http://schemas.microsoft.com/office/infopath/2007/PartnerControls"/>
-    <ds:schemaRef ds:uri="http://schemas.microsoft.com/sharepoint/v3"/>
-    <ds:schemaRef ds:uri="bc555557-3e8b-4e67-83dc-4a843c87bf48"/>
-    <ds:schemaRef ds:uri="13e5e634-19bb-4da3-8eb1-d732f895062a"/>
-  </ds:schemaRefs>
-</ds:datastoreItem>
-</file>
-
-<file path=customXml/itemProps4.xml><?xml version="1.0" encoding="utf-8"?>
-<ds:datastoreItem xmlns:ds="http://schemas.openxmlformats.org/officeDocument/2006/customXml" ds:itemID="{41B34B53-803B-4600-951E-8C7B6ABDE6A5}">
-  <ds:schemaRefs>
-    <ds:schemaRef ds:uri="http://schemas.openxmlformats.org/officeDocument/2006/bibliography"/>
-  </ds:schemaRefs>
-</ds:datastoreItem>
 </file>